--- a/zht/docx/068.content.docx
+++ b/zht/docx/068.content.docx
@@ -150,26 +150,6 @@
           <w:lang w:val="zh_TW" w:bidi="zh_TW"/>
         </w:rPr>
         <w:t>qun</w:t>
-      </w:r>
-      <w:r>
-        <w:rPr>
-          <w:lang w:val="zh_TW" w:bidi="zh_TW"/>
-        </w:rPr>
-      </w:r>
-    </w:p>
-    <w:p>
-      <w:pPr/>
-      <w:r>
-        <w:rPr>
-          <w:lang w:val="zh_TW" w:bidi="zh_TW"/>
-        </w:rPr>
-      </w:r>
-      <w:r>
-        <w:rPr>
-          <w:i/>
-          <w:lang w:val="zh_TW" w:bidi="zh_TW"/>
-        </w:rPr>
-        <w:t>群體身分, 群體責任：亞干的罪</w:t>
       </w:r>
       <w:r>
         <w:rPr>

--- a/zht/docx/068.content.docx
+++ b/zht/docx/068.content.docx
@@ -19,7 +19,7 @@
         <w:rPr>
           <w:lang w:val="zh_TW" w:bidi="zh_TW"/>
         </w:rPr>
-        <w:t>Resource: Study Notes - Themes (Tyndale)</w:t>
+        <w:t>Resource: Tyndale Open Study Notes</w:t>
       </w:r>
       <w:r>
         <w:rPr>
@@ -112,7 +112,7 @@
         <w:rPr>
           <w:lang w:val="zh_TW" w:bidi="zh_TW"/>
         </w:rPr>
-        <w:t>Study Notes - Themes (Tyndale)</w:t>
+        <w:t>Tyndale Open Study Notes</w:t>
       </w:r>
     </w:p>
     <w:p>

--- a/zht/docx/068.content.docx
+++ b/zht/docx/068.content.docx
@@ -149,7 +149,7 @@
         <w:rPr>
           <w:lang w:val="zh_TW" w:bidi="zh_TW"/>
         </w:rPr>
-        <w:t>qun</w:t>
+        <w:t>ren</w:t>
       </w:r>
       <w:r>
         <w:rPr>
@@ -212,7 +212,7 @@
         <w:rPr>
           <w:lang w:val="zh_TW" w:bidi="zh_TW"/>
         </w:rPr>
-        <w:t>群體身分</w:t>
+        <w:t>人的困惑與神的旨意</w:t>
       </w:r>
       <w:r>
         <w:rPr>
@@ -231,7 +231,169 @@
         <w:rPr>
           <w:lang w:val="zh_TW" w:bidi="zh_TW"/>
         </w:rPr>
-        <w:t>在許多西方文化中，人們往往強調個人身分與獨立性。相對地，許多東方文化，如中國與印度，則更重視家庭與群體關係勝於個人利益。同樣地，在古代以色列，一個人的身分與重要性，主要來自他在群體中的角色。所有以色列人都共同享有作為「以色列子民」的群體身分，並活出這個群體所應有的特質。</w:t>
+        <w:t>神並不是隱藏不見，或只是偶爾介入人的生活；祂積極掌管世界中的一切事件，為要成就祂的旨意（</w:t>
+      </w:r>
+      <w:hyperlink r:id="rId13">
+        <w:r>
+          <w:rPr>
+            <w:lang w:val="zh_TW" w:bidi="zh_TW"/>
+          </w:rPr>
+          <w:rPr>
+            <w:color w:val="0000EE"/>
+            <w:u w:val="single"/>
+          </w:rPr>
+          <w:t>哈2:3</w:t>
+        </w:r>
+      </w:hyperlink>
+      <w:r>
+        <w:rPr>
+          <w:lang w:val="zh_TW" w:bidi="zh_TW"/>
+        </w:rPr>
+        <w:t>、</w:t>
+      </w:r>
+      <w:hyperlink r:id="rId14">
+        <w:r>
+          <w:rPr>
+            <w:lang w:val="zh_TW" w:bidi="zh_TW"/>
+          </w:rPr>
+          <w:rPr>
+            <w:color w:val="0000EE"/>
+            <w:u w:val="single"/>
+          </w:rPr>
+          <w:t>14</w:t>
+        </w:r>
+      </w:hyperlink>
+      <w:r>
+        <w:rPr>
+          <w:lang w:val="zh_TW" w:bidi="zh_TW"/>
+        </w:rPr>
+        <w:t>；另見</w:t>
+      </w:r>
+      <w:hyperlink r:id="rId15">
+        <w:r>
+          <w:rPr>
+            <w:lang w:val="zh_TW" w:bidi="zh_TW"/>
+          </w:rPr>
+          <w:rPr>
+            <w:color w:val="0000EE"/>
+            <w:u w:val="single"/>
+          </w:rPr>
+          <w:t>詩47:9</w:t>
+        </w:r>
+      </w:hyperlink>
+      <w:r>
+        <w:rPr>
+          <w:lang w:val="zh_TW" w:bidi="zh_TW"/>
+        </w:rPr>
+        <w:t>；</w:t>
+      </w:r>
+      <w:hyperlink r:id="rId16">
+        <w:r>
+          <w:rPr>
+            <w:lang w:val="zh_TW" w:bidi="zh_TW"/>
+          </w:rPr>
+          <w:rPr>
+            <w:color w:val="0000EE"/>
+            <w:u w:val="single"/>
+          </w:rPr>
+          <w:t>徒17:24–26</w:t>
+        </w:r>
+      </w:hyperlink>
+      <w:r>
+        <w:rPr>
+          <w:lang w:val="zh_TW" w:bidi="zh_TW"/>
+        </w:rPr>
+        <w:t>；</w:t>
+      </w:r>
+      <w:hyperlink r:id="rId17">
+        <w:r>
+          <w:rPr>
+            <w:lang w:val="zh_TW" w:bidi="zh_TW"/>
+          </w:rPr>
+          <w:rPr>
+            <w:color w:val="0000EE"/>
+            <w:u w:val="single"/>
+          </w:rPr>
+          <w:t>西1:15–20</w:t>
+        </w:r>
+      </w:hyperlink>
+      <w:r>
+        <w:rPr>
+          <w:lang w:val="zh_TW" w:bidi="zh_TW"/>
+        </w:rPr>
+        <w:t>）。耶和華是聖潔又有憐憫的神，祂在歷史中作工，為要拯救祂的百姓（</w:t>
+      </w:r>
+      <w:hyperlink r:id="rId18">
+        <w:r>
+          <w:rPr>
+            <w:lang w:val="zh_TW" w:bidi="zh_TW"/>
+          </w:rPr>
+          <w:rPr>
+            <w:color w:val="0000EE"/>
+            <w:u w:val="single"/>
+          </w:rPr>
+          <w:t>哈3:2–15</w:t>
+        </w:r>
+      </w:hyperlink>
+      <w:r>
+        <w:rPr>
+          <w:lang w:val="zh_TW" w:bidi="zh_TW"/>
+        </w:rPr>
+        <w:t>；另見</w:t>
+      </w:r>
+      <w:hyperlink r:id="rId19">
+        <w:r>
+          <w:rPr>
+            <w:lang w:val="zh_TW" w:bidi="zh_TW"/>
+          </w:rPr>
+          <w:rPr>
+            <w:color w:val="0000EE"/>
+            <w:u w:val="single"/>
+          </w:rPr>
+          <w:t>弗1:3–10</w:t>
+        </w:r>
+      </w:hyperlink>
+      <w:r>
+        <w:rPr>
+          <w:lang w:val="zh_TW" w:bidi="zh_TW"/>
+        </w:rPr>
+        <w:t>；</w:t>
+      </w:r>
+      <w:hyperlink r:id="rId20">
+        <w:r>
+          <w:rPr>
+            <w:lang w:val="zh_TW" w:bidi="zh_TW"/>
+          </w:rPr>
+          <w:rPr>
+            <w:color w:val="0000EE"/>
+            <w:u w:val="single"/>
+          </w:rPr>
+          <w:t>彼後3:15</w:t>
+        </w:r>
+      </w:hyperlink>
+      <w:r>
+        <w:rPr>
+          <w:lang w:val="zh_TW" w:bidi="zh_TW"/>
+        </w:rPr>
+        <w:t>）。這一切的目的，是要讓眾人最終得以見到祂的榮耀（</w:t>
+      </w:r>
+      <w:hyperlink r:id="rId14">
+        <w:r>
+          <w:rPr>
+            <w:lang w:val="zh_TW" w:bidi="zh_TW"/>
+          </w:rPr>
+          <w:rPr>
+            <w:color w:val="0000EE"/>
+            <w:u w:val="single"/>
+          </w:rPr>
+          <w:t>哈2:14</w:t>
+        </w:r>
+      </w:hyperlink>
+      <w:r>
+        <w:rPr>
+          <w:lang w:val="zh_TW" w:bidi="zh_TW"/>
+        </w:rPr>
+        <w:t>）。</w:t>
       </w:r>
     </w:p>
     <w:p>
@@ -245,43 +407,7 @@
         <w:rPr>
           <w:lang w:val="zh_TW" w:bidi="zh_TW"/>
         </w:rPr>
-        <w:t>在舊約聖經中，神經常以單數形式對全體百姓說話，以強調他們的合一。十誡與亞倫的祝福都採用單數形式（</w:t>
-      </w:r>
-      <w:hyperlink r:id="rId13">
-        <w:r>
-          <w:rPr>
-            <w:lang w:val="zh_TW" w:bidi="zh_TW"/>
-          </w:rPr>
-          <w:rPr>
-            <w:color w:val="0000EE"/>
-            <w:u w:val="single"/>
-          </w:rPr>
-          <w:t>出20:2–17</w:t>
-        </w:r>
-      </w:hyperlink>
-      <w:r>
-        <w:rPr>
-          <w:lang w:val="zh_TW" w:bidi="zh_TW"/>
-        </w:rPr>
-        <w:t>；</w:t>
-      </w:r>
-      <w:hyperlink r:id="rId14">
-        <w:r>
-          <w:rPr>
-            <w:lang w:val="zh_TW" w:bidi="zh_TW"/>
-          </w:rPr>
-          <w:rPr>
-            <w:color w:val="0000EE"/>
-            <w:u w:val="single"/>
-          </w:rPr>
-          <w:t>民6:24–26</w:t>
-        </w:r>
-      </w:hyperlink>
-      <w:r>
-        <w:rPr>
-          <w:lang w:val="zh_TW" w:bidi="zh_TW"/>
-        </w:rPr>
-        <w:t>）。一個人可以代表整個群體，而整個群體也可以由一個人來代表。</w:t>
+        <w:t>然而，神成就祂旨意的方式，常常使祂的百姓感到困惑。這種困惑在哈巴谷書中表露無遺。哈巴谷與神有開放的關係，他毫無保留向神表達自己的疑問與憂慮，而神並未因此責備他。</w:t>
       </w:r>
     </w:p>
     <w:p>
@@ -295,25 +421,61 @@
         <w:rPr>
           <w:lang w:val="zh_TW" w:bidi="zh_TW"/>
         </w:rPr>
-        <w:t>例如，尼希米在為導致巴比倫擄掠的罪祈求赦免時說：「承認我們以色列人向你所犯的罪」（</w:t>
-      </w:r>
-      <w:hyperlink r:id="rId15">
-        <w:r>
-          <w:rPr>
-            <w:lang w:val="zh_TW" w:bidi="zh_TW"/>
-          </w:rPr>
-          <w:rPr>
-            <w:color w:val="0000EE"/>
-            <w:u w:val="single"/>
-          </w:rPr>
-          <w:t>尼1:6–7</w:t>
-        </w:r>
-      </w:hyperlink>
-      <w:r>
-        <w:rPr>
-          <w:lang w:val="zh_TW" w:bidi="zh_TW"/>
-        </w:rPr>
-        <w:t>）。尼希米在公元前445至433年擔任猶大省省長，而耶路撒冷毀於公元前586年，距離他的時代已有約140年。因此，他本人並未犯下那些罪，但在禱告中，他與百姓一體，承認那些罪孽。</w:t>
+        <w:t>從哈巴谷的角度來看，當猶大地充滿暴力與社會不公時，神似乎毫無作為（</w:t>
+      </w:r>
+      <w:hyperlink r:id="rId21">
+        <w:r>
+          <w:rPr>
+            <w:lang w:val="zh_TW" w:bidi="zh_TW"/>
+          </w:rPr>
+          <w:rPr>
+            <w:color w:val="0000EE"/>
+            <w:u w:val="single"/>
+          </w:rPr>
+          <w:t>哈1:2–4</w:t>
+        </w:r>
+      </w:hyperlink>
+      <w:r>
+        <w:rPr>
+          <w:lang w:val="zh_TW" w:bidi="zh_TW"/>
+        </w:rPr>
+        <w:t>）。神隨後啟示，祂將興起巴比倫人來懲罰猶大，然而巴比倫人比猶大還要邪惡（</w:t>
+      </w:r>
+      <w:hyperlink r:id="rId22">
+        <w:r>
+          <w:rPr>
+            <w:lang w:val="zh_TW" w:bidi="zh_TW"/>
+          </w:rPr>
+          <w:rPr>
+            <w:color w:val="0000EE"/>
+            <w:u w:val="single"/>
+          </w:rPr>
+          <w:t>1:5–11</w:t>
+        </w:r>
+      </w:hyperlink>
+      <w:r>
+        <w:rPr>
+          <w:lang w:val="zh_TW" w:bidi="zh_TW"/>
+        </w:rPr>
+        <w:t>），這使哈巴谷更加困惑。然而，神對公義的應許，以及對祂榮耀的異象，使這位先知最終堅定信心，並讚美神（</w:t>
+      </w:r>
+      <w:hyperlink r:id="rId23">
+        <w:r>
+          <w:rPr>
+            <w:lang w:val="zh_TW" w:bidi="zh_TW"/>
+          </w:rPr>
+          <w:rPr>
+            <w:color w:val="0000EE"/>
+            <w:u w:val="single"/>
+          </w:rPr>
+          <w:t>3:16–19</w:t>
+        </w:r>
+      </w:hyperlink>
+      <w:r>
+        <w:rPr>
+          <w:lang w:val="zh_TW" w:bidi="zh_TW"/>
+        </w:rPr>
+        <w:t>）。</w:t>
       </w:r>
     </w:p>
     <w:p>
@@ -327,55 +489,7 @@
         <w:rPr>
           <w:lang w:val="zh_TW" w:bidi="zh_TW"/>
         </w:rPr>
-        <w:t>同樣地，大祭司在贖罪日（</w:t>
-      </w:r>
-      <w:hyperlink r:id="rId16">
-        <w:r>
-          <w:rPr>
-            <w:lang w:val="zh_TW" w:bidi="zh_TW"/>
-          </w:rPr>
-          <w:rPr>
-            <w:color w:val="0000EE"/>
-            <w:u w:val="single"/>
-          </w:rPr>
-          <w:t>利16章</w:t>
-        </w:r>
-      </w:hyperlink>
-      <w:r>
-        <w:rPr>
-          <w:lang w:val="zh_TW" w:bidi="zh_TW"/>
-        </w:rPr>
-        <w:t>）也可以代表全體百姓。由於個人與群體之間關係密切，一個人的罪若不處理，可能會成為整個群體的罪（</w:t>
-      </w:r>
-      <w:hyperlink r:id="rId17">
-        <w:r>
-          <w:rPr>
-            <w:lang w:val="zh_TW" w:bidi="zh_TW"/>
-          </w:rPr>
-          <w:rPr>
-            <w:color w:val="0000EE"/>
-            <w:u w:val="single"/>
-          </w:rPr>
-          <w:t>利4:3–21，</w:t>
-        </w:r>
-      </w:hyperlink>
-      <w:hyperlink r:id="rId18">
-        <w:r>
-          <w:rPr>
-            <w:lang w:val="zh_TW" w:bidi="zh_TW"/>
-          </w:rPr>
-          <w:rPr>
-            <w:color w:val="0000EE"/>
-            <w:u w:val="single"/>
-          </w:rPr>
-          <w:t>20:1–5</w:t>
-        </w:r>
-      </w:hyperlink>
-      <w:r>
-        <w:rPr>
-          <w:lang w:val="zh_TW" w:bidi="zh_TW"/>
-        </w:rPr>
-        <w:t>）。</w:t>
+        <w:t>哈巴谷的屬靈歷程，其實與許多基督徒十分相似。信徒在懷疑與沮喪的時候，可以自由向主傾訴問題與困難。祂未必會給我們所有答案，而祂給予的答案也未必合我們的心意。然而，正如哈巴谷一樣，我們可能會對神有更深一層的認識，從而更新對這位掌權者的信靠。</w:t>
       </w:r>
     </w:p>
     <w:p>
@@ -387,81 +501,10 @@
       </w:r>
       <w:r>
         <w:rPr>
-          <w:lang w:val="zh_TW" w:bidi="zh_TW"/>
-        </w:rPr>
-        <w:t>同樣地，使徒保羅將基督徒群體描述為「基督的身體」（</w:t>
-      </w:r>
-      <w:hyperlink r:id="rId19">
-        <w:r>
-          <w:rPr>
-            <w:lang w:val="zh_TW" w:bidi="zh_TW"/>
-          </w:rPr>
-          <w:rPr>
-            <w:color w:val="0000EE"/>
-            <w:u w:val="single"/>
-          </w:rPr>
-          <w:t>林前12:27</w:t>
-        </w:r>
-      </w:hyperlink>
-      <w:r>
-        <w:rPr>
-          <w:lang w:val="zh_TW" w:bidi="zh_TW"/>
-        </w:rPr>
-        <w:t>；</w:t>
-      </w:r>
-      <w:hyperlink r:id="rId20">
-        <w:r>
-          <w:rPr>
-            <w:lang w:val="zh_TW" w:bidi="zh_TW"/>
-          </w:rPr>
-          <w:rPr>
-            <w:color w:val="0000EE"/>
-            <w:u w:val="single"/>
-          </w:rPr>
-          <w:t>弗4:12</w:t>
-        </w:r>
-      </w:hyperlink>
-      <w:r>
-        <w:rPr>
-          <w:lang w:val="zh_TW" w:bidi="zh_TW"/>
-        </w:rPr>
-        <w:t>）。信徒藉著聖靈共享基督的身分。他們作為基督的身體，在自己的生命中彰顯祂，並一同向世界顯明基督。保羅勉勵加拉太教會「各人的重擔要互相擔當」，這樣就能效法基督的榜樣（</w:t>
-      </w:r>
-      <w:hyperlink r:id="rId21">
-        <w:r>
-          <w:rPr>
-            <w:lang w:val="zh_TW" w:bidi="zh_TW"/>
-          </w:rPr>
-          <w:rPr>
-            <w:color w:val="0000EE"/>
-            <w:u w:val="single"/>
-          </w:rPr>
-          <w:t>加6:2</w:t>
-        </w:r>
-      </w:hyperlink>
-      <w:r>
-        <w:rPr>
-          <w:lang w:val="zh_TW" w:bidi="zh_TW"/>
-        </w:rPr>
-        <w:t>；</w:t>
-      </w:r>
-      <w:hyperlink r:id="rId22">
-        <w:r>
-          <w:rPr>
-            <w:lang w:val="zh_TW" w:bidi="zh_TW"/>
-          </w:rPr>
-          <w:rPr>
-            <w:color w:val="0000EE"/>
-            <w:u w:val="single"/>
-          </w:rPr>
-          <w:t>太11:28–30</w:t>
-        </w:r>
-      </w:hyperlink>
-      <w:r>
-        <w:rPr>
-          <w:lang w:val="zh_TW" w:bidi="zh_TW"/>
-        </w:rPr>
-        <w:t>）。</w:t>
+          <w:u w:val="single"/>
+          <w:lang w:val="zh_TW" w:bidi="zh_TW"/>
+        </w:rPr>
+        <w:t>進深研究的經文段落</w:t>
       </w:r>
     </w:p>
     <w:p>
@@ -471,12 +514,267 @@
           <w:lang w:val="zh_TW" w:bidi="zh_TW"/>
         </w:rPr>
       </w:r>
-      <w:r>
-        <w:rPr>
-          <w:u w:val="single"/>
-          <w:lang w:val="zh_TW" w:bidi="zh_TW"/>
-        </w:rPr>
-        <w:t>進深研究的經文段落</w:t>
+      <w:hyperlink r:id="rId24">
+        <w:r>
+          <w:rPr>
+            <w:lang w:val="zh_TW" w:bidi="zh_TW"/>
+          </w:rPr>
+          <w:rPr>
+            <w:color w:val="0000EE"/>
+            <w:u w:val="single"/>
+          </w:rPr>
+          <w:t>申29:29</w:t>
+        </w:r>
+      </w:hyperlink>
+      <w:r>
+        <w:rPr>
+          <w:lang w:val="zh_TW" w:bidi="zh_TW"/>
+        </w:rPr>
+        <w:t>；</w:t>
+      </w:r>
+      <w:hyperlink r:id="rId15">
+        <w:r>
+          <w:rPr>
+            <w:lang w:val="zh_TW" w:bidi="zh_TW"/>
+          </w:rPr>
+          <w:rPr>
+            <w:color w:val="0000EE"/>
+            <w:u w:val="single"/>
+          </w:rPr>
+          <w:t>詩47:9，</w:t>
+        </w:r>
+      </w:hyperlink>
+      <w:hyperlink r:id="rId25">
+        <w:r>
+          <w:rPr>
+            <w:lang w:val="zh_TW" w:bidi="zh_TW"/>
+          </w:rPr>
+          <w:rPr>
+            <w:color w:val="0000EE"/>
+            <w:u w:val="single"/>
+          </w:rPr>
+          <w:t>139:6，</w:t>
+        </w:r>
+      </w:hyperlink>
+      <w:hyperlink r:id="rId26">
+        <w:r>
+          <w:rPr>
+            <w:lang w:val="zh_TW" w:bidi="zh_TW"/>
+          </w:rPr>
+          <w:rPr>
+            <w:color w:val="0000EE"/>
+            <w:u w:val="single"/>
+          </w:rPr>
+          <w:t>145:3</w:t>
+        </w:r>
+      </w:hyperlink>
+      <w:r>
+        <w:rPr>
+          <w:lang w:val="zh_TW" w:bidi="zh_TW"/>
+        </w:rPr>
+        <w:t>；</w:t>
+      </w:r>
+      <w:hyperlink r:id="rId27">
+        <w:r>
+          <w:rPr>
+            <w:lang w:val="zh_TW" w:bidi="zh_TW"/>
+          </w:rPr>
+          <w:rPr>
+            <w:color w:val="0000EE"/>
+            <w:u w:val="single"/>
+          </w:rPr>
+          <w:t>賽55:8–9</w:t>
+        </w:r>
+      </w:hyperlink>
+      <w:r>
+        <w:rPr>
+          <w:lang w:val="zh_TW" w:bidi="zh_TW"/>
+        </w:rPr>
+        <w:t>；</w:t>
+      </w:r>
+      <w:hyperlink r:id="rId28">
+        <w:r>
+          <w:rPr>
+            <w:lang w:val="zh_TW" w:bidi="zh_TW"/>
+          </w:rPr>
+          <w:rPr>
+            <w:color w:val="0000EE"/>
+            <w:u w:val="single"/>
+          </w:rPr>
+          <w:t>但4:25</w:t>
+        </w:r>
+      </w:hyperlink>
+      <w:r>
+        <w:rPr>
+          <w:lang w:val="zh_TW" w:bidi="zh_TW"/>
+        </w:rPr>
+        <w:t>、</w:t>
+      </w:r>
+      <w:hyperlink r:id="rId29">
+        <w:r>
+          <w:rPr>
+            <w:lang w:val="zh_TW" w:bidi="zh_TW"/>
+          </w:rPr>
+          <w:rPr>
+            <w:color w:val="0000EE"/>
+            <w:u w:val="single"/>
+          </w:rPr>
+          <w:t>35</w:t>
+        </w:r>
+      </w:hyperlink>
+      <w:r>
+        <w:rPr>
+          <w:lang w:val="zh_TW" w:bidi="zh_TW"/>
+        </w:rPr>
+        <w:t>；</w:t>
+      </w:r>
+      <w:hyperlink r:id="rId30">
+        <w:r>
+          <w:rPr>
+            <w:lang w:val="zh_TW" w:bidi="zh_TW"/>
+          </w:rPr>
+          <w:rPr>
+            <w:color w:val="0000EE"/>
+            <w:u w:val="single"/>
+          </w:rPr>
+          <w:t>哈1:2–11，</w:t>
+        </w:r>
+      </w:hyperlink>
+      <w:hyperlink r:id="rId31">
+        <w:r>
+          <w:rPr>
+            <w:lang w:val="zh_TW" w:bidi="zh_TW"/>
+          </w:rPr>
+          <w:rPr>
+            <w:color w:val="0000EE"/>
+            <w:u w:val="single"/>
+          </w:rPr>
+          <w:t>2:2–20，</w:t>
+        </w:r>
+      </w:hyperlink>
+      <w:hyperlink r:id="rId32">
+        <w:r>
+          <w:rPr>
+            <w:lang w:val="zh_TW" w:bidi="zh_TW"/>
+          </w:rPr>
+          <w:rPr>
+            <w:color w:val="0000EE"/>
+            <w:u w:val="single"/>
+          </w:rPr>
+          <w:t>3:2–19</w:t>
+        </w:r>
+      </w:hyperlink>
+      <w:r>
+        <w:rPr>
+          <w:lang w:val="zh_TW" w:bidi="zh_TW"/>
+        </w:rPr>
+        <w:t>；</w:t>
+      </w:r>
+      <w:hyperlink r:id="rId16">
+        <w:r>
+          <w:rPr>
+            <w:lang w:val="zh_TW" w:bidi="zh_TW"/>
+          </w:rPr>
+          <w:rPr>
+            <w:color w:val="0000EE"/>
+            <w:u w:val="single"/>
+          </w:rPr>
+          <w:t>徒17:24–26</w:t>
+        </w:r>
+      </w:hyperlink>
+      <w:r>
+        <w:rPr>
+          <w:lang w:val="zh_TW" w:bidi="zh_TW"/>
+        </w:rPr>
+        <w:t>；</w:t>
+      </w:r>
+      <w:hyperlink r:id="rId33">
+        <w:r>
+          <w:rPr>
+            <w:lang w:val="zh_TW" w:bidi="zh_TW"/>
+          </w:rPr>
+          <w:rPr>
+            <w:color w:val="0000EE"/>
+            <w:u w:val="single"/>
+          </w:rPr>
+          <w:t>羅11:33–34，</w:t>
+        </w:r>
+      </w:hyperlink>
+      <w:hyperlink r:id="rId34">
+        <w:r>
+          <w:rPr>
+            <w:lang w:val="zh_TW" w:bidi="zh_TW"/>
+          </w:rPr>
+          <w:rPr>
+            <w:color w:val="0000EE"/>
+            <w:u w:val="single"/>
+          </w:rPr>
+          <w:t>13:1</w:t>
+        </w:r>
+      </w:hyperlink>
+      <w:r>
+        <w:rPr>
+          <w:lang w:val="zh_TW" w:bidi="zh_TW"/>
+        </w:rPr>
+        <w:t>；</w:t>
+      </w:r>
+      <w:hyperlink r:id="rId19">
+        <w:r>
+          <w:rPr>
+            <w:lang w:val="zh_TW" w:bidi="zh_TW"/>
+          </w:rPr>
+          <w:rPr>
+            <w:color w:val="0000EE"/>
+            <w:u w:val="single"/>
+          </w:rPr>
+          <w:t>弗1:3–10</w:t>
+        </w:r>
+      </w:hyperlink>
+      <w:r>
+        <w:rPr>
+          <w:lang w:val="zh_TW" w:bidi="zh_TW"/>
+        </w:rPr>
+        <w:t>；</w:t>
+      </w:r>
+      <w:hyperlink r:id="rId17">
+        <w:r>
+          <w:rPr>
+            <w:lang w:val="zh_TW" w:bidi="zh_TW"/>
+          </w:rPr>
+          <w:rPr>
+            <w:color w:val="0000EE"/>
+            <w:u w:val="single"/>
+          </w:rPr>
+          <w:t>西1:15–20</w:t>
+        </w:r>
+      </w:hyperlink>
+      <w:r>
+        <w:rPr>
+          <w:lang w:val="zh_TW" w:bidi="zh_TW"/>
+        </w:rPr>
+        <w:t>；</w:t>
+      </w:r>
+      <w:hyperlink r:id="rId20">
+        <w:r>
+          <w:rPr>
+            <w:lang w:val="zh_TW" w:bidi="zh_TW"/>
+          </w:rPr>
+          <w:rPr>
+            <w:color w:val="0000EE"/>
+            <w:u w:val="single"/>
+          </w:rPr>
+          <w:t>彼後3:15</w:t>
+        </w:r>
+      </w:hyperlink>
+      <w:r>
+        <w:rPr>
+          <w:lang w:val="zh_TW" w:bidi="zh_TW"/>
+        </w:rPr>
+      </w:r>
+      <w:r>
+        <w:rPr>
+          <w:lang w:val="zh_TW" w:bidi="zh_TW"/>
+        </w:rPr>
       </w:r>
     </w:p>
     <w:p>
@@ -486,160 +784,16 @@
           <w:lang w:val="zh_TW" w:bidi="zh_TW"/>
         </w:rPr>
       </w:r>
-      <w:hyperlink r:id="rId23">
-        <w:r>
-          <w:rPr>
-            <w:lang w:val="zh_TW" w:bidi="zh_TW"/>
-          </w:rPr>
-          <w:rPr>
-            <w:color w:val="0000EE"/>
-            <w:u w:val="single"/>
-          </w:rPr>
-          <w:t>出20:5–6</w:t>
-        </w:r>
-      </w:hyperlink>
-      <w:r>
-        <w:rPr>
-          <w:lang w:val="zh_TW" w:bidi="zh_TW"/>
-        </w:rPr>
-        <w:t>，</w:t>
-      </w:r>
-      <w:hyperlink r:id="rId24">
-        <w:r>
-          <w:rPr>
-            <w:lang w:val="zh_TW" w:bidi="zh_TW"/>
-          </w:rPr>
-          <w:rPr>
-            <w:color w:val="0000EE"/>
-            <w:u w:val="single"/>
-          </w:rPr>
-          <w:t>8–10</w:t>
-        </w:r>
-      </w:hyperlink>
-      <w:r>
-        <w:rPr>
-          <w:lang w:val="zh_TW" w:bidi="zh_TW"/>
-        </w:rPr>
-        <w:t>；</w:t>
-      </w:r>
-      <w:hyperlink r:id="rId17">
-        <w:r>
-          <w:rPr>
-            <w:lang w:val="zh_TW" w:bidi="zh_TW"/>
-          </w:rPr>
-          <w:rPr>
-            <w:color w:val="0000EE"/>
-            <w:u w:val="single"/>
-          </w:rPr>
-          <w:t>利4:3–21，</w:t>
-        </w:r>
-      </w:hyperlink>
-      <w:hyperlink r:id="rId18">
-        <w:r>
-          <w:rPr>
-            <w:lang w:val="zh_TW" w:bidi="zh_TW"/>
-          </w:rPr>
-          <w:rPr>
-            <w:color w:val="0000EE"/>
-            <w:u w:val="single"/>
-          </w:rPr>
-          <w:t>20:1–5</w:t>
-        </w:r>
-      </w:hyperlink>
-      <w:r>
-        <w:rPr>
-          <w:lang w:val="zh_TW" w:bidi="zh_TW"/>
-        </w:rPr>
-        <w:t>；</w:t>
-      </w:r>
-      <w:hyperlink r:id="rId25">
-        <w:r>
-          <w:rPr>
-            <w:lang w:val="zh_TW" w:bidi="zh_TW"/>
-          </w:rPr>
-          <w:rPr>
-            <w:color w:val="0000EE"/>
-            <w:u w:val="single"/>
-          </w:rPr>
-          <w:t>書7:1–26</w:t>
-        </w:r>
-      </w:hyperlink>
-      <w:r>
-        <w:rPr>
-          <w:lang w:val="zh_TW" w:bidi="zh_TW"/>
-        </w:rPr>
-        <w:t>；</w:t>
-      </w:r>
-      <w:hyperlink r:id="rId15">
-        <w:r>
-          <w:rPr>
-            <w:lang w:val="zh_TW" w:bidi="zh_TW"/>
-          </w:rPr>
-          <w:rPr>
-            <w:color w:val="0000EE"/>
-            <w:u w:val="single"/>
-          </w:rPr>
-          <w:t>尼1:6–7</w:t>
-        </w:r>
-      </w:hyperlink>
-      <w:r>
-        <w:rPr>
-          <w:lang w:val="zh_TW" w:bidi="zh_TW"/>
-        </w:rPr>
-        <w:t>；</w:t>
-      </w:r>
-      <w:hyperlink r:id="rId26">
-        <w:r>
-          <w:rPr>
-            <w:lang w:val="zh_TW" w:bidi="zh_TW"/>
-          </w:rPr>
-          <w:rPr>
-            <w:color w:val="0000EE"/>
-            <w:u w:val="single"/>
-          </w:rPr>
-          <w:t>林前12:12–27</w:t>
-        </w:r>
-      </w:hyperlink>
-      <w:r>
-        <w:rPr>
-          <w:lang w:val="zh_TW" w:bidi="zh_TW"/>
-        </w:rPr>
-        <w:t>；</w:t>
-      </w:r>
-      <w:hyperlink r:id="rId21">
-        <w:r>
-          <w:rPr>
-            <w:lang w:val="zh_TW" w:bidi="zh_TW"/>
-          </w:rPr>
-          <w:rPr>
-            <w:color w:val="0000EE"/>
-            <w:u w:val="single"/>
-          </w:rPr>
-          <w:t>加6:2</w:t>
-        </w:r>
-      </w:hyperlink>
-      <w:r>
-        <w:rPr>
-          <w:lang w:val="zh_TW" w:bidi="zh_TW"/>
-        </w:rPr>
-        <w:t>；</w:t>
-      </w:r>
-      <w:hyperlink r:id="rId27">
-        <w:r>
-          <w:rPr>
-            <w:lang w:val="zh_TW" w:bidi="zh_TW"/>
-          </w:rPr>
-          <w:rPr>
-            <w:color w:val="0000EE"/>
-            <w:u w:val="single"/>
-          </w:rPr>
-          <w:t>弗4:11–13</w:t>
-        </w:r>
-      </w:hyperlink>
-      <w:r>
-        <w:rPr>
-          <w:lang w:val="zh_TW" w:bidi="zh_TW"/>
-        </w:rPr>
+    </w:p>
+    <w:p>
+      <w:pPr>
+        <w:pStyle w:val="Heading2"/>
+      </w:pPr>
+      <w:r>
+        <w:rPr>
+          <w:lang w:val="zh_TW" w:bidi="zh_TW"/>
+        </w:rPr>
+        <w:t>人的性愛</w:t>
       </w:r>
       <w:r>
         <w:rPr>
@@ -654,21 +808,83 @@
           <w:lang w:val="zh_TW" w:bidi="zh_TW"/>
         </w:rPr>
       </w:r>
-    </w:p>
-    <w:p>
-      <w:pPr>
-        <w:pStyle w:val="Heading2"/>
-      </w:pPr>
-      <w:r>
-        <w:rPr>
-          <w:lang w:val="zh_TW" w:bidi="zh_TW"/>
-        </w:rPr>
-        <w:t>群體責任：亞干的罪</w:t>
-      </w:r>
-      <w:r>
-        <w:rPr>
-          <w:lang w:val="zh_TW" w:bidi="zh_TW"/>
-        </w:rPr>
+      <w:r>
+        <w:rPr>
+          <w:lang w:val="zh_TW" w:bidi="zh_TW"/>
+        </w:rPr>
+        <w:t>神按照祂的形像創造人，創造了男性和女性（</w:t>
+      </w:r>
+      <w:hyperlink r:id="rId35">
+        <w:r>
+          <w:rPr>
+            <w:lang w:val="zh_TW" w:bidi="zh_TW"/>
+          </w:rPr>
+          <w:rPr>
+            <w:color w:val="0000EE"/>
+            <w:u w:val="single"/>
+          </w:rPr>
+          <w:t>創1:27</w:t>
+        </w:r>
+      </w:hyperlink>
+      <w:r>
+        <w:rPr>
+          <w:lang w:val="zh_TW" w:bidi="zh_TW"/>
+        </w:rPr>
+        <w:t>）。祂賜予人性別與生育的能力，使他們能夠繁衍後代，佈滿全地，並管理神所創造的一切（</w:t>
+      </w:r>
+      <w:hyperlink r:id="rId36">
+        <w:r>
+          <w:rPr>
+            <w:lang w:val="zh_TW" w:bidi="zh_TW"/>
+          </w:rPr>
+          <w:rPr>
+            <w:color w:val="0000EE"/>
+            <w:u w:val="single"/>
+          </w:rPr>
+          <w:t>1:28</w:t>
+        </w:r>
+      </w:hyperlink>
+      <w:r>
+        <w:rPr>
+          <w:lang w:val="zh_TW" w:bidi="zh_TW"/>
+        </w:rPr>
+        <w:t>）。此外，神也設立性愛，為要使夫妻在婚姻中建立深厚的友誼與親密的關係（</w:t>
+      </w:r>
+      <w:hyperlink r:id="rId37">
+        <w:r>
+          <w:rPr>
+            <w:lang w:val="zh_TW" w:bidi="zh_TW"/>
+          </w:rPr>
+          <w:rPr>
+            <w:color w:val="0000EE"/>
+            <w:u w:val="single"/>
+          </w:rPr>
+          <w:t>2:18–25</w:t>
+        </w:r>
+      </w:hyperlink>
+      <w:r>
+        <w:rPr>
+          <w:lang w:val="zh_TW" w:bidi="zh_TW"/>
+        </w:rPr>
+        <w:t>）。成為男性或女性，是人本質的一部分。當神看祂所造的一切（包括人的性愛）時，他說這是「甚好」（</w:t>
+      </w:r>
+      <w:hyperlink r:id="rId38">
+        <w:r>
+          <w:rPr>
+            <w:lang w:val="zh_TW" w:bidi="zh_TW"/>
+          </w:rPr>
+          <w:rPr>
+            <w:color w:val="0000EE"/>
+            <w:u w:val="single"/>
+          </w:rPr>
+          <w:t>1:31</w:t>
+        </w:r>
+      </w:hyperlink>
+      <w:r>
+        <w:rPr>
+          <w:lang w:val="zh_TW" w:bidi="zh_TW"/>
+        </w:rPr>
+        <w:t>）。</w:t>
       </w:r>
     </w:p>
     <w:p>
@@ -682,7 +898,19 @@
         <w:rPr>
           <w:lang w:val="zh_TW" w:bidi="zh_TW"/>
         </w:rPr>
-        <w:t>整個群體都應該為少數人的錯誤來負責嗎？</w:t>
+        <w:t>性愛的親密將最初的男女結合為一體，至今仍然如此。聖經中的性愛涉及整個人（身體、情感和靈性）。它反映出身與心的合一，並必須在婚姻的關係中發生，而這種關係是以愛與忠誠為根基的終身承諾。二人只有終身委身於彼此的幸福，才可以建立性關係。聖經將性愛描述為深度「認識」對方（見</w:t>
+      </w:r>
+      <w:r>
+        <w:rPr>
+          <w:lang w:val="zh_TW" w:bidi="zh_TW"/>
+        </w:rPr>
+        <w:t>創4:1的研讀註釋</w:t>
+      </w:r>
+      <w:r>
+        <w:rPr>
+          <w:lang w:val="zh_TW" w:bidi="zh_TW"/>
+        </w:rPr>
+        <w:t>）。</w:t>
       </w:r>
     </w:p>
     <w:p>
@@ -696,25 +924,37 @@
         <w:rPr>
           <w:lang w:val="zh_TW" w:bidi="zh_TW"/>
         </w:rPr>
-        <w:t>為什麼亞干犯罪後，以色列人在艾城的戰役中死了許多士兵（</w:t>
-      </w:r>
-      <w:hyperlink r:id="rId25">
-        <w:r>
-          <w:rPr>
-            <w:lang w:val="zh_TW" w:bidi="zh_TW"/>
-          </w:rPr>
-          <w:rPr>
-            <w:color w:val="0000EE"/>
-            <w:u w:val="single"/>
-          </w:rPr>
-          <w:t>書7</w:t>
-        </w:r>
-      </w:hyperlink>
-      <w:r>
-        <w:rPr>
-          <w:lang w:val="zh_TW" w:bidi="zh_TW"/>
-        </w:rPr>
-        <w:t>）？為什麼以色列人要用石頭打死亞干全家？要解答這些問題，就需要理解「群體責任」的觀念。</w:t>
+        <w:t>自從創造以來，神的設計是讓性行為存在於婚姻之中。婚姻是男人與女人之間一個終身且有愛的盟約（</w:t>
+      </w:r>
+      <w:hyperlink r:id="rId39">
+        <w:r>
+          <w:rPr>
+            <w:lang w:val="zh_TW" w:bidi="zh_TW"/>
+          </w:rPr>
+          <w:rPr>
+            <w:color w:val="0000EE"/>
+            <w:u w:val="single"/>
+          </w:rPr>
+          <w:t>創1:27–28，</w:t>
+        </w:r>
+      </w:hyperlink>
+      <w:hyperlink r:id="rId40">
+        <w:r>
+          <w:rPr>
+            <w:lang w:val="zh_TW" w:bidi="zh_TW"/>
+          </w:rPr>
+          <w:rPr>
+            <w:color w:val="0000EE"/>
+            <w:u w:val="single"/>
+          </w:rPr>
+          <w:t>2:23–24</w:t>
+        </w:r>
+      </w:hyperlink>
+      <w:r>
+        <w:rPr>
+          <w:lang w:val="zh_TW" w:bidi="zh_TW"/>
+        </w:rPr>
+        <w:t>）。性關係不僅鞏固婚姻的連結，也象徵夫妻之間深厚的盟約關係。生育固然是其一個重要目的，但不是唯一目的。</w:t>
       </w:r>
     </w:p>
     <w:p>
@@ -728,7 +968,79 @@
         <w:rPr>
           <w:lang w:val="zh_TW" w:bidi="zh_TW"/>
         </w:rPr>
-        <w:t>如果亞干的家人知道他的偷竊行為，他們就與他一同有罪。當群體中的成員參與罪惡，或默許了罪惡的行為或態度，這個群體就須共同承擔責任。</w:t>
+        <w:t>罪進入世界之前，性就已經存在，但人的悖逆使它受到影響。性是一股強大的力量，若不加以引導，便極易被扭曲與濫用（見</w:t>
+      </w:r>
+      <w:hyperlink r:id="rId41">
+        <w:r>
+          <w:rPr>
+            <w:lang w:val="zh_TW" w:bidi="zh_TW"/>
+          </w:rPr>
+          <w:rPr>
+            <w:color w:val="0000EE"/>
+            <w:u w:val="single"/>
+          </w:rPr>
+          <w:t>利18章</w:t>
+        </w:r>
+      </w:hyperlink>
+      <w:r>
+        <w:rPr>
+          <w:lang w:val="zh_TW" w:bidi="zh_TW"/>
+        </w:rPr>
+        <w:t>；</w:t>
+      </w:r>
+      <w:hyperlink r:id="rId42">
+        <w:r>
+          <w:rPr>
+            <w:lang w:val="zh_TW" w:bidi="zh_TW"/>
+          </w:rPr>
+          <w:rPr>
+            <w:color w:val="0000EE"/>
+            <w:u w:val="single"/>
+          </w:rPr>
+          <w:t>帖前4:3–8</w:t>
+        </w:r>
+      </w:hyperlink>
+      <w:r>
+        <w:rPr>
+          <w:lang w:val="zh_TW" w:bidi="zh_TW"/>
+        </w:rPr>
+        <w:t>）。婚姻以外的性行為，違背了神對性秩序的原始設計。例如，亂倫違反神設立的界線（見</w:t>
+      </w:r>
+      <w:hyperlink r:id="rId43">
+        <w:r>
+          <w:rPr>
+            <w:lang w:val="zh_TW" w:bidi="zh_TW"/>
+          </w:rPr>
+          <w:rPr>
+            <w:color w:val="0000EE"/>
+            <w:u w:val="single"/>
+          </w:rPr>
+          <w:t>利18:7–18</w:t>
+        </w:r>
+      </w:hyperlink>
+      <w:r>
+        <w:rPr>
+          <w:lang w:val="zh_TW" w:bidi="zh_TW"/>
+        </w:rPr>
+        <w:t>），破壞家庭結構，傷害整個群體（見</w:t>
+      </w:r>
+      <w:hyperlink r:id="rId44">
+        <w:r>
+          <w:rPr>
+            <w:lang w:val="zh_TW" w:bidi="zh_TW"/>
+          </w:rPr>
+          <w:rPr>
+            <w:color w:val="0000EE"/>
+            <w:u w:val="single"/>
+          </w:rPr>
+          <w:t>創19:30–38</w:t>
+        </w:r>
+      </w:hyperlink>
+      <w:r>
+        <w:rPr>
+          <w:lang w:val="zh_TW" w:bidi="zh_TW"/>
+        </w:rPr>
+        <w:t>）。</w:t>
       </w:r>
     </w:p>
     <w:p>
@@ -742,7 +1054,73 @@
         <w:rPr>
           <w:lang w:val="zh_TW" w:bidi="zh_TW"/>
         </w:rPr>
-        <w:t>那麼，亞干那些年幼無知、不知情的孩子呢？那些因亞干奪取了屬於神的物品而在艾城戰死的以色列士兵，又該如何理解呢？</w:t>
+        <w:t>錯誤的性行為會對群體造成傷害，使群體變得脆弱（見</w:t>
+      </w:r>
+      <w:hyperlink r:id="rId45">
+        <w:r>
+          <w:rPr>
+            <w:lang w:val="zh_TW" w:bidi="zh_TW"/>
+          </w:rPr>
+          <w:rPr>
+            <w:color w:val="0000EE"/>
+            <w:u w:val="single"/>
+          </w:rPr>
+          <w:t>創38:1–30，</w:t>
+        </w:r>
+      </w:hyperlink>
+      <w:hyperlink r:id="rId46">
+        <w:r>
+          <w:rPr>
+            <w:lang w:val="zh_TW" w:bidi="zh_TW"/>
+          </w:rPr>
+          <w:rPr>
+            <w:color w:val="0000EE"/>
+            <w:u w:val="single"/>
+          </w:rPr>
+          <w:t>39:7–9</w:t>
+        </w:r>
+      </w:hyperlink>
+      <w:r>
+        <w:rPr>
+          <w:lang w:val="zh_TW" w:bidi="zh_TW"/>
+        </w:rPr>
+        <w:t>；</w:t>
+      </w:r>
+      <w:hyperlink r:id="rId47">
+        <w:r>
+          <w:rPr>
+            <w:lang w:val="zh_TW" w:bidi="zh_TW"/>
+          </w:rPr>
+          <w:rPr>
+            <w:color w:val="0000EE"/>
+            <w:u w:val="single"/>
+          </w:rPr>
+          <w:t>士19–20章</w:t>
+        </w:r>
+      </w:hyperlink>
+      <w:r>
+        <w:rPr>
+          <w:lang w:val="zh_TW" w:bidi="zh_TW"/>
+        </w:rPr>
+        <w:t>），也會讓個人的慾望被過度放大（見</w:t>
+      </w:r>
+      <w:hyperlink r:id="rId48">
+        <w:r>
+          <w:rPr>
+            <w:lang w:val="zh_TW" w:bidi="zh_TW"/>
+          </w:rPr>
+          <w:rPr>
+            <w:color w:val="0000EE"/>
+            <w:u w:val="single"/>
+          </w:rPr>
+          <w:t>撒下13:1–14</w:t>
+        </w:r>
+      </w:hyperlink>
+      <w:r>
+        <w:rPr>
+          <w:lang w:val="zh_TW" w:bidi="zh_TW"/>
+        </w:rPr>
+        <w:t>）。然而，聖經中正確的性觀念是能夠建立彼此、強化社群的。</w:t>
       </w:r>
     </w:p>
     <w:p>
@@ -756,7 +1134,127 @@
         <w:rPr>
           <w:lang w:val="zh_TW" w:bidi="zh_TW"/>
         </w:rPr>
-        <w:t>要明瞭這一切，我們必須回到起初。</w:t>
+        <w:t>人類首次犯罪時，人的性愛受到影響，引入破碎、羞恥與錯誤的慾望（</w:t>
+      </w:r>
+      <w:hyperlink r:id="rId49">
+        <w:r>
+          <w:rPr>
+            <w:lang w:val="zh_TW" w:bidi="zh_TW"/>
+          </w:rPr>
+          <w:rPr>
+            <w:color w:val="0000EE"/>
+            <w:u w:val="single"/>
+          </w:rPr>
+          <w:t>創3章</w:t>
+        </w:r>
+      </w:hyperlink>
+      <w:r>
+        <w:rPr>
+          <w:lang w:val="zh_TW" w:bidi="zh_TW"/>
+        </w:rPr>
+        <w:t>）。罪扭曲了神的美好設計，使人將性關係濫用於婚姻之外，並在關係中帶來自私與傷害；但藉著耶穌基督的死與復活，神為人的性提供了救贖（見</w:t>
+      </w:r>
+      <w:hyperlink r:id="rId50">
+        <w:r>
+          <w:rPr>
+            <w:lang w:val="zh_TW" w:bidi="zh_TW"/>
+          </w:rPr>
+          <w:rPr>
+            <w:color w:val="0000EE"/>
+            <w:u w:val="single"/>
+          </w:rPr>
+          <w:t>林前6:12–20</w:t>
+        </w:r>
+      </w:hyperlink>
+      <w:r>
+        <w:rPr>
+          <w:lang w:val="zh_TW" w:bidi="zh_TW"/>
+        </w:rPr>
+        <w:t>；</w:t>
+      </w:r>
+      <w:hyperlink r:id="rId51">
+        <w:r>
+          <w:rPr>
+            <w:lang w:val="zh_TW" w:bidi="zh_TW"/>
+          </w:rPr>
+          <w:rPr>
+            <w:color w:val="0000EE"/>
+            <w:u w:val="single"/>
+          </w:rPr>
+          <w:t>弗5:31–33</w:t>
+        </w:r>
+      </w:hyperlink>
+      <w:r>
+        <w:rPr>
+          <w:lang w:val="zh_TW" w:bidi="zh_TW"/>
+        </w:rPr>
+        <w:t>）。凡信靠基督、並接受聖靈更新的人，神能恢復性的完全（</w:t>
+      </w:r>
+      <w:hyperlink r:id="rId52">
+        <w:r>
+          <w:rPr>
+            <w:lang w:val="zh_TW" w:bidi="zh_TW"/>
+          </w:rPr>
+          <w:rPr>
+            <w:color w:val="0000EE"/>
+            <w:u w:val="single"/>
+          </w:rPr>
+          <w:t>林前6:9–11、</w:t>
+        </w:r>
+      </w:hyperlink>
+      <w:hyperlink r:id="rId53">
+        <w:r>
+          <w:rPr>
+            <w:lang w:val="zh_TW" w:bidi="zh_TW"/>
+          </w:rPr>
+          <w:rPr>
+            <w:color w:val="0000EE"/>
+            <w:u w:val="single"/>
+          </w:rPr>
+          <w:t>15–20</w:t>
+        </w:r>
+      </w:hyperlink>
+      <w:r>
+        <w:rPr>
+          <w:lang w:val="zh_TW" w:bidi="zh_TW"/>
+        </w:rPr>
+        <w:t>；</w:t>
+      </w:r>
+      <w:hyperlink r:id="rId54">
+        <w:r>
+          <w:rPr>
+            <w:lang w:val="zh_TW" w:bidi="zh_TW"/>
+          </w:rPr>
+          <w:rPr>
+            <w:color w:val="0000EE"/>
+            <w:u w:val="single"/>
+          </w:rPr>
+          <w:t>帖前4:1–8</w:t>
+        </w:r>
+      </w:hyperlink>
+      <w:r>
+        <w:rPr>
+          <w:lang w:val="zh_TW" w:bidi="zh_TW"/>
+        </w:rPr>
+        <w:t>）。那些將自己的性交託給基督管理的人，能在生活中見證神對祂百姓的愛（</w:t>
+      </w:r>
+      <w:hyperlink r:id="rId55">
+        <w:r>
+          <w:rPr>
+            <w:lang w:val="zh_TW" w:bidi="zh_TW"/>
+          </w:rPr>
+          <w:rPr>
+            <w:color w:val="0000EE"/>
+            <w:u w:val="single"/>
+          </w:rPr>
+          <w:t>弗5:25–33</w:t>
+        </w:r>
+      </w:hyperlink>
+      <w:r>
+        <w:rPr>
+          <w:lang w:val="zh_TW" w:bidi="zh_TW"/>
+        </w:rPr>
+        <w:t>）。</w:t>
       </w:r>
     </w:p>
     <w:p>
@@ -768,27 +1266,298 @@
       </w:r>
       <w:r>
         <w:rPr>
-          <w:lang w:val="zh_TW" w:bidi="zh_TW"/>
-        </w:rPr>
-        <w:t>我們的始祖亞當與夏娃的罪，至少有兩個層面（</w:t>
-      </w:r>
-      <w:hyperlink r:id="rId28">
-        <w:r>
-          <w:rPr>
-            <w:lang w:val="zh_TW" w:bidi="zh_TW"/>
-          </w:rPr>
-          <w:rPr>
-            <w:color w:val="0000EE"/>
-            <w:u w:val="single"/>
-          </w:rPr>
-          <w:t>創3</w:t>
-        </w:r>
-      </w:hyperlink>
-      <w:r>
-        <w:rPr>
-          <w:lang w:val="zh_TW" w:bidi="zh_TW"/>
-        </w:rPr>
-        <w:t>）：</w:t>
+          <w:u w:val="single"/>
+          <w:lang w:val="zh_TW" w:bidi="zh_TW"/>
+        </w:rPr>
+        <w:t>進深研究的經文段落</w:t>
+      </w:r>
+    </w:p>
+    <w:p>
+      <w:pPr/>
+      <w:r>
+        <w:rPr>
+          <w:lang w:val="zh_TW" w:bidi="zh_TW"/>
+        </w:rPr>
+      </w:r>
+      <w:hyperlink r:id="rId39">
+        <w:r>
+          <w:rPr>
+            <w:lang w:val="zh_TW" w:bidi="zh_TW"/>
+          </w:rPr>
+          <w:rPr>
+            <w:color w:val="0000EE"/>
+            <w:u w:val="single"/>
+          </w:rPr>
+          <w:t>創1:27–28</w:t>
+        </w:r>
+      </w:hyperlink>
+      <w:r>
+        <w:rPr>
+          <w:lang w:val="zh_TW" w:bidi="zh_TW"/>
+        </w:rPr>
+        <w:t>，</w:t>
+      </w:r>
+      <w:hyperlink r:id="rId37">
+        <w:r>
+          <w:rPr>
+            <w:lang w:val="zh_TW" w:bidi="zh_TW"/>
+          </w:rPr>
+          <w:rPr>
+            <w:color w:val="0000EE"/>
+            <w:u w:val="single"/>
+          </w:rPr>
+          <w:t>2:18–25；</w:t>
+        </w:r>
+      </w:hyperlink>
+      <w:hyperlink r:id="rId41">
+        <w:r>
+          <w:rPr>
+            <w:lang w:val="zh_TW" w:bidi="zh_TW"/>
+          </w:rPr>
+          <w:rPr>
+            <w:color w:val="0000EE"/>
+            <w:u w:val="single"/>
+          </w:rPr>
+          <w:t>利18:1–30；</w:t>
+        </w:r>
+      </w:hyperlink>
+      <w:hyperlink r:id="rId56">
+        <w:r>
+          <w:rPr>
+            <w:lang w:val="zh_TW" w:bidi="zh_TW"/>
+          </w:rPr>
+          <w:rPr>
+            <w:color w:val="0000EE"/>
+            <w:u w:val="single"/>
+          </w:rPr>
+          <w:t>申22:13–29；</w:t>
+        </w:r>
+      </w:hyperlink>
+      <w:hyperlink r:id="rId57">
+        <w:r>
+          <w:rPr>
+            <w:lang w:val="zh_TW" w:bidi="zh_TW"/>
+          </w:rPr>
+          <w:rPr>
+            <w:color w:val="0000EE"/>
+            <w:u w:val="single"/>
+          </w:rPr>
+          <w:t>得4:11–13；</w:t>
+        </w:r>
+      </w:hyperlink>
+      <w:hyperlink r:id="rId58">
+        <w:r>
+          <w:rPr>
+            <w:lang w:val="zh_TW" w:bidi="zh_TW"/>
+          </w:rPr>
+          <w:rPr>
+            <w:color w:val="0000EE"/>
+            <w:u w:val="single"/>
+          </w:rPr>
+          <w:t>撒下11:2–27；</w:t>
+        </w:r>
+      </w:hyperlink>
+      <w:hyperlink r:id="rId59">
+        <w:r>
+          <w:rPr>
+            <w:lang w:val="zh_TW" w:bidi="zh_TW"/>
+          </w:rPr>
+          <w:rPr>
+            <w:color w:val="0000EE"/>
+            <w:u w:val="single"/>
+          </w:rPr>
+          <w:t>詩127:3–5；</w:t>
+        </w:r>
+      </w:hyperlink>
+      <w:hyperlink r:id="rId60">
+        <w:r>
+          <w:rPr>
+            <w:lang w:val="zh_TW" w:bidi="zh_TW"/>
+          </w:rPr>
+          <w:rPr>
+            <w:color w:val="0000EE"/>
+            <w:u w:val="single"/>
+          </w:rPr>
+          <w:t>傳2:8–11；</w:t>
+        </w:r>
+      </w:hyperlink>
+      <w:hyperlink r:id="rId61">
+        <w:r>
+          <w:rPr>
+            <w:lang w:val="zh_TW" w:bidi="zh_TW"/>
+          </w:rPr>
+          <w:rPr>
+            <w:color w:val="0000EE"/>
+            <w:u w:val="single"/>
+          </w:rPr>
+          <w:t>歌1:8–8:14；</w:t>
+        </w:r>
+      </w:hyperlink>
+      <w:hyperlink r:id="rId62">
+        <w:r>
+          <w:rPr>
+            <w:lang w:val="zh_TW" w:bidi="zh_TW"/>
+          </w:rPr>
+          <w:rPr>
+            <w:color w:val="0000EE"/>
+            <w:u w:val="single"/>
+          </w:rPr>
+          <w:t>瑪2:15–16；</w:t>
+        </w:r>
+      </w:hyperlink>
+      <w:hyperlink r:id="rId63">
+        <w:r>
+          <w:rPr>
+            <w:lang w:val="zh_TW" w:bidi="zh_TW"/>
+          </w:rPr>
+          <w:rPr>
+            <w:color w:val="0000EE"/>
+            <w:u w:val="single"/>
+          </w:rPr>
+          <w:t>太19:3–12；</w:t>
+        </w:r>
+      </w:hyperlink>
+      <w:hyperlink r:id="rId64">
+        <w:r>
+          <w:rPr>
+            <w:lang w:val="zh_TW" w:bidi="zh_TW"/>
+          </w:rPr>
+          <w:rPr>
+            <w:color w:val="0000EE"/>
+            <w:u w:val="single"/>
+          </w:rPr>
+          <w:t>林前6:12–7:40；</w:t>
+        </w:r>
+      </w:hyperlink>
+      <w:hyperlink r:id="rId51">
+        <w:r>
+          <w:rPr>
+            <w:lang w:val="zh_TW" w:bidi="zh_TW"/>
+          </w:rPr>
+          <w:rPr>
+            <w:color w:val="0000EE"/>
+            <w:u w:val="single"/>
+          </w:rPr>
+          <w:t>弗5:31–33；</w:t>
+        </w:r>
+      </w:hyperlink>
+      <w:hyperlink r:id="rId42">
+        <w:r>
+          <w:rPr>
+            <w:lang w:val="zh_TW" w:bidi="zh_TW"/>
+          </w:rPr>
+          <w:rPr>
+            <w:color w:val="0000EE"/>
+            <w:u w:val="single"/>
+          </w:rPr>
+          <w:t>帖前4:3–8</w:t>
+        </w:r>
+      </w:hyperlink>
+      <w:r>
+        <w:rPr>
+          <w:lang w:val="zh_TW" w:bidi="zh_TW"/>
+        </w:rPr>
+      </w:r>
+      <w:r>
+        <w:rPr>
+          <w:lang w:val="zh_TW" w:bidi="zh_TW"/>
+        </w:rPr>
+      </w:r>
+    </w:p>
+    <w:p>
+      <w:pPr/>
+      <w:r>
+        <w:rPr>
+          <w:lang w:val="zh_TW" w:bidi="zh_TW"/>
+        </w:rPr>
+      </w:r>
+    </w:p>
+    <w:p>
+      <w:pPr>
+        <w:pStyle w:val="Heading2"/>
+      </w:pPr>
+      <w:r>
+        <w:rPr>
+          <w:lang w:val="zh_TW" w:bidi="zh_TW"/>
+        </w:rPr>
+        <w:t>人子</w:t>
+      </w:r>
+      <w:r>
+        <w:rPr>
+          <w:lang w:val="zh_TW" w:bidi="zh_TW"/>
+        </w:rPr>
+      </w:r>
+    </w:p>
+    <w:p>
+      <w:pPr/>
+      <w:r>
+        <w:rPr>
+          <w:lang w:val="zh_TW" w:bidi="zh_TW"/>
+        </w:rPr>
+      </w:r>
+      <w:r>
+        <w:rPr>
+          <w:lang w:val="zh_TW" w:bidi="zh_TW"/>
+        </w:rPr>
+        <w:t xml:space="preserve">「人子」是耶穌最喜歡用來稱呼自己的方式。這個片語在希臘文和英文中都不尋常。它翻譯自希伯來片語 </w:t>
+      </w:r>
+      <w:r>
+        <w:rPr>
+          <w:i/>
+          <w:lang w:val="zh_TW" w:bidi="zh_TW"/>
+        </w:rPr>
+        <w:t>便 ’亞當</w:t>
+      </w:r>
+      <w:r>
+        <w:rPr>
+          <w:lang w:val="zh_TW" w:bidi="zh_TW"/>
+        </w:rPr>
+        <w:t>（</w:t>
+      </w:r>
+      <w:r>
+        <w:rPr>
+          <w:i/>
+          <w:lang w:val="zh_TW" w:bidi="zh_TW"/>
+        </w:rPr>
+        <w:t>ben ’adam</w:t>
+      </w:r>
+      <w:r>
+        <w:rPr>
+          <w:lang w:val="zh_TW" w:bidi="zh_TW"/>
+        </w:rPr>
+        <w:t>），意思是「人類」或「人」（見，例如，</w:t>
+      </w:r>
+      <w:hyperlink r:id="rId65">
+        <w:r>
+          <w:rPr>
+            <w:lang w:val="zh_TW" w:bidi="zh_TW"/>
+          </w:rPr>
+          <w:rPr>
+            <w:color w:val="0000EE"/>
+            <w:u w:val="single"/>
+          </w:rPr>
+          <w:t>結2:1–8</w:t>
+        </w:r>
+      </w:hyperlink>
+      <w:r>
+        <w:rPr>
+          <w:lang w:val="zh_TW" w:bidi="zh_TW"/>
+        </w:rPr>
+        <w:t>）。耶穌喜歡用這個名字，因為它不像「基督」或「彌賽亞」這些稱號那樣容易引起爭論。</w:t>
+      </w:r>
+    </w:p>
+    <w:p>
+      <w:pPr/>
+      <w:r>
+        <w:rPr>
+          <w:lang w:val="zh_TW" w:bidi="zh_TW"/>
+        </w:rPr>
+      </w:r>
+      <w:r>
+        <w:rPr>
+          <w:lang w:val="zh_TW" w:bidi="zh_TW"/>
+        </w:rPr>
+        <w:t>福音書以三種方式使用這個表達：</w:t>
       </w:r>
     </w:p>
     <w:p>
@@ -810,7 +1579,247 @@
         <w:rPr>
           <w:lang w:val="zh_TW" w:bidi="zh_TW"/>
         </w:rPr>
-        <w:t>他們選擇不信靠神。雖然他們與神有親密的關係，卻選擇聆聽一位陌生人的話。</w:t>
+        <w:t>耶穌使用這個稱號的背景來自於</w:t>
+      </w:r>
+      <w:hyperlink r:id="rId66">
+        <w:r>
+          <w:rPr>
+            <w:lang w:val="zh_TW" w:bidi="zh_TW"/>
+          </w:rPr>
+          <w:rPr>
+            <w:color w:val="0000EE"/>
+            <w:u w:val="single"/>
+          </w:rPr>
+          <w:t>但以理書七章13至14節</w:t>
+        </w:r>
+      </w:hyperlink>
+      <w:r>
+        <w:rPr>
+          <w:lang w:val="zh_TW" w:bidi="zh_TW"/>
+        </w:rPr>
+        <w:t>。在這段經文中，有個彌賽亞式的人物「像人子」（意指「像一個人」）駕著天上的雲而來，並獲得極大的榮耀和權柄。耶穌視自己就是那位將駕著天上的雲降臨世上的人（見</w:t>
+      </w:r>
+      <w:hyperlink r:id="rId67">
+        <w:r>
+          <w:rPr>
+            <w:lang w:val="zh_TW" w:bidi="zh_TW"/>
+          </w:rPr>
+          <w:rPr>
+            <w:color w:val="0000EE"/>
+            <w:u w:val="single"/>
+          </w:rPr>
+          <w:t>可8:38</w:t>
+        </w:r>
+      </w:hyperlink>
+      <w:r>
+        <w:rPr>
+          <w:lang w:val="zh_TW" w:bidi="zh_TW"/>
+        </w:rPr>
+        <w:t>，</w:t>
+      </w:r>
+      <w:hyperlink r:id="rId68">
+        <w:r>
+          <w:rPr>
+            <w:lang w:val="zh_TW" w:bidi="zh_TW"/>
+          </w:rPr>
+          <w:rPr>
+            <w:color w:val="0000EE"/>
+            <w:u w:val="single"/>
+          </w:rPr>
+          <w:t>13:26</w:t>
+        </w:r>
+      </w:hyperlink>
+      <w:r>
+        <w:rPr>
+          <w:lang w:val="zh_TW" w:bidi="zh_TW"/>
+        </w:rPr>
+        <w:t>，</w:t>
+      </w:r>
+      <w:hyperlink r:id="rId69">
+        <w:r>
+          <w:rPr>
+            <w:lang w:val="zh_TW" w:bidi="zh_TW"/>
+          </w:rPr>
+          <w:rPr>
+            <w:color w:val="0000EE"/>
+            <w:u w:val="single"/>
+          </w:rPr>
+          <w:t>14:62</w:t>
+        </w:r>
+      </w:hyperlink>
+      <w:r>
+        <w:rPr>
+          <w:lang w:val="zh_TW" w:bidi="zh_TW"/>
+        </w:rPr>
+        <w:t>）。有時候，耶穌用「人子」來描述衪作為士師、拯救者、救主以及糾正錯誤者的角色（</w:t>
+      </w:r>
+      <w:hyperlink r:id="rId70">
+        <w:r>
+          <w:rPr>
+            <w:lang w:val="zh_TW" w:bidi="zh_TW"/>
+          </w:rPr>
+          <w:rPr>
+            <w:color w:val="0000EE"/>
+            <w:u w:val="single"/>
+          </w:rPr>
+          <w:t>太10:23</w:t>
+        </w:r>
+      </w:hyperlink>
+      <w:r>
+        <w:rPr>
+          <w:lang w:val="zh_TW" w:bidi="zh_TW"/>
+        </w:rPr>
+        <w:t>，</w:t>
+      </w:r>
+      <w:hyperlink r:id="rId71">
+        <w:r>
+          <w:rPr>
+            <w:lang w:val="zh_TW" w:bidi="zh_TW"/>
+          </w:rPr>
+          <w:rPr>
+            <w:color w:val="0000EE"/>
+            <w:u w:val="single"/>
+          </w:rPr>
+          <w:t>13:41</w:t>
+        </w:r>
+      </w:hyperlink>
+      <w:r>
+        <w:rPr>
+          <w:lang w:val="zh_TW" w:bidi="zh_TW"/>
+        </w:rPr>
+        <w:t>，</w:t>
+      </w:r>
+      <w:hyperlink r:id="rId72">
+        <w:r>
+          <w:rPr>
+            <w:lang w:val="zh_TW" w:bidi="zh_TW"/>
+          </w:rPr>
+          <w:rPr>
+            <w:color w:val="0000EE"/>
+            <w:u w:val="single"/>
+          </w:rPr>
+          <w:t>16:27</w:t>
+        </w:r>
+      </w:hyperlink>
+      <w:r>
+        <w:rPr>
+          <w:lang w:val="zh_TW" w:bidi="zh_TW"/>
+        </w:rPr>
+        <w:t>，</w:t>
+      </w:r>
+      <w:hyperlink r:id="rId73">
+        <w:r>
+          <w:rPr>
+            <w:lang w:val="zh_TW" w:bidi="zh_TW"/>
+          </w:rPr>
+          <w:rPr>
+            <w:color w:val="0000EE"/>
+            <w:u w:val="single"/>
+          </w:rPr>
+          <w:t>19:28</w:t>
+        </w:r>
+      </w:hyperlink>
+      <w:r>
+        <w:rPr>
+          <w:lang w:val="zh_TW" w:bidi="zh_TW"/>
+        </w:rPr>
+        <w:t>，</w:t>
+      </w:r>
+      <w:hyperlink r:id="rId74">
+        <w:r>
+          <w:rPr>
+            <w:lang w:val="zh_TW" w:bidi="zh_TW"/>
+          </w:rPr>
+          <w:rPr>
+            <w:color w:val="0000EE"/>
+            <w:u w:val="single"/>
+          </w:rPr>
+          <w:t>24:27</w:t>
+        </w:r>
+      </w:hyperlink>
+      <w:r>
+        <w:rPr>
+          <w:lang w:val="zh_TW" w:bidi="zh_TW"/>
+        </w:rPr>
+        <w:t>、</w:t>
+      </w:r>
+      <w:hyperlink r:id="rId75">
+        <w:r>
+          <w:rPr>
+            <w:lang w:val="zh_TW" w:bidi="zh_TW"/>
+          </w:rPr>
+          <w:rPr>
+            <w:color w:val="0000EE"/>
+            <w:u w:val="single"/>
+          </w:rPr>
+          <w:t>30、</w:t>
+        </w:r>
+      </w:hyperlink>
+      <w:hyperlink r:id="rId76">
+        <w:r>
+          <w:rPr>
+            <w:lang w:val="zh_TW" w:bidi="zh_TW"/>
+          </w:rPr>
+          <w:rPr>
+            <w:color w:val="0000EE"/>
+            <w:u w:val="single"/>
+          </w:rPr>
+          <w:t>37、</w:t>
+        </w:r>
+      </w:hyperlink>
+      <w:hyperlink r:id="rId77">
+        <w:r>
+          <w:rPr>
+            <w:lang w:val="zh_TW" w:bidi="zh_TW"/>
+          </w:rPr>
+          <w:rPr>
+            <w:color w:val="0000EE"/>
+            <w:u w:val="single"/>
+          </w:rPr>
+          <w:t>44</w:t>
+        </w:r>
+      </w:hyperlink>
+      <w:r>
+        <w:rPr>
+          <w:lang w:val="zh_TW" w:bidi="zh_TW"/>
+        </w:rPr>
+        <w:t>，</w:t>
+      </w:r>
+      <w:hyperlink r:id="rId78">
+        <w:r>
+          <w:rPr>
+            <w:lang w:val="zh_TW" w:bidi="zh_TW"/>
+          </w:rPr>
+          <w:rPr>
+            <w:color w:val="0000EE"/>
+            <w:u w:val="single"/>
+          </w:rPr>
+          <w:t>25:31</w:t>
+        </w:r>
+      </w:hyperlink>
+      <w:r>
+        <w:rPr>
+          <w:lang w:val="zh_TW" w:bidi="zh_TW"/>
+        </w:rPr>
+        <w:t>，</w:t>
+      </w:r>
+      <w:hyperlink r:id="rId79">
+        <w:r>
+          <w:rPr>
+            <w:lang w:val="zh_TW" w:bidi="zh_TW"/>
+          </w:rPr>
+          <w:rPr>
+            <w:color w:val="0000EE"/>
+            <w:u w:val="single"/>
+          </w:rPr>
+          <w:t>26:64</w:t>
+        </w:r>
+      </w:hyperlink>
+      <w:r>
+        <w:rPr>
+          <w:lang w:val="zh_TW" w:bidi="zh_TW"/>
+        </w:rPr>
+        <w:t>）。</w:t>
       </w:r>
     </w:p>
     <w:p>
@@ -828,7 +1837,313 @@
         <w:rPr>
           <w:lang w:val="zh_TW" w:bidi="zh_TW"/>
         </w:rPr>
-        <w:t>他們想要自己成為神。他們宣告要脫離對神的依賴，卻終究失敗。</w:t>
+        <w:t>耶穌常稱自己為「人子」，以表明他是一位受苦的救贖者（</w:t>
+      </w:r>
+      <w:hyperlink r:id="rId80">
+        <w:r>
+          <w:rPr>
+            <w:lang w:val="zh_TW" w:bidi="zh_TW"/>
+          </w:rPr>
+          <w:rPr>
+            <w:color w:val="0000EE"/>
+            <w:u w:val="single"/>
+          </w:rPr>
+          <w:t>太12:40</w:t>
+        </w:r>
+      </w:hyperlink>
+      <w:r>
+        <w:rPr>
+          <w:lang w:val="zh_TW" w:bidi="zh_TW"/>
+        </w:rPr>
+        <w:t>，</w:t>
+      </w:r>
+      <w:hyperlink r:id="rId81">
+        <w:r>
+          <w:rPr>
+            <w:lang w:val="zh_TW" w:bidi="zh_TW"/>
+          </w:rPr>
+          <w:rPr>
+            <w:color w:val="0000EE"/>
+            <w:u w:val="single"/>
+          </w:rPr>
+          <w:t>17:9</w:t>
+        </w:r>
+      </w:hyperlink>
+      <w:r>
+        <w:rPr>
+          <w:lang w:val="zh_TW" w:bidi="zh_TW"/>
+        </w:rPr>
+        <w:t>、</w:t>
+      </w:r>
+      <w:hyperlink r:id="rId82">
+        <w:r>
+          <w:rPr>
+            <w:lang w:val="zh_TW" w:bidi="zh_TW"/>
+          </w:rPr>
+          <w:rPr>
+            <w:color w:val="0000EE"/>
+            <w:u w:val="single"/>
+          </w:rPr>
+          <w:t>12</w:t>
+        </w:r>
+      </w:hyperlink>
+      <w:r>
+        <w:rPr>
+          <w:lang w:val="zh_TW" w:bidi="zh_TW"/>
+        </w:rPr>
+        <w:t>、</w:t>
+      </w:r>
+      <w:hyperlink r:id="rId83">
+        <w:r>
+          <w:rPr>
+            <w:lang w:val="zh_TW" w:bidi="zh_TW"/>
+          </w:rPr>
+          <w:rPr>
+            <w:color w:val="0000EE"/>
+            <w:u w:val="single"/>
+          </w:rPr>
+          <w:t>22</w:t>
+        </w:r>
+      </w:hyperlink>
+      <w:r>
+        <w:rPr>
+          <w:lang w:val="zh_TW" w:bidi="zh_TW"/>
+        </w:rPr>
+        <w:t>，</w:t>
+      </w:r>
+      <w:hyperlink r:id="rId84">
+        <w:r>
+          <w:rPr>
+            <w:lang w:val="zh_TW" w:bidi="zh_TW"/>
+          </w:rPr>
+          <w:rPr>
+            <w:color w:val="0000EE"/>
+            <w:u w:val="single"/>
+          </w:rPr>
+          <w:t>20:18</w:t>
+        </w:r>
+      </w:hyperlink>
+      <w:r>
+        <w:rPr>
+          <w:lang w:val="zh_TW" w:bidi="zh_TW"/>
+        </w:rPr>
+        <w:t>、</w:t>
+      </w:r>
+      <w:hyperlink r:id="rId85">
+        <w:r>
+          <w:rPr>
+            <w:lang w:val="zh_TW" w:bidi="zh_TW"/>
+          </w:rPr>
+          <w:rPr>
+            <w:color w:val="0000EE"/>
+            <w:u w:val="single"/>
+          </w:rPr>
+          <w:t>28</w:t>
+        </w:r>
+      </w:hyperlink>
+      <w:r>
+        <w:rPr>
+          <w:lang w:val="zh_TW" w:bidi="zh_TW"/>
+        </w:rPr>
+        <w:t>，</w:t>
+      </w:r>
+      <w:hyperlink r:id="rId86">
+        <w:r>
+          <w:rPr>
+            <w:lang w:val="zh_TW" w:bidi="zh_TW"/>
+          </w:rPr>
+          <w:rPr>
+            <w:color w:val="0000EE"/>
+            <w:u w:val="single"/>
+          </w:rPr>
+          <w:t>26:2</w:t>
+        </w:r>
+      </w:hyperlink>
+      <w:r>
+        <w:rPr>
+          <w:lang w:val="zh_TW" w:bidi="zh_TW"/>
+        </w:rPr>
+        <w:t>、</w:t>
+      </w:r>
+      <w:hyperlink r:id="rId87">
+        <w:r>
+          <w:rPr>
+            <w:lang w:val="zh_TW" w:bidi="zh_TW"/>
+          </w:rPr>
+          <w:rPr>
+            <w:color w:val="0000EE"/>
+            <w:u w:val="single"/>
+          </w:rPr>
+          <w:t>24</w:t>
+        </w:r>
+      </w:hyperlink>
+      <w:r>
+        <w:rPr>
+          <w:lang w:val="zh_TW" w:bidi="zh_TW"/>
+        </w:rPr>
+        <w:t>、</w:t>
+      </w:r>
+      <w:hyperlink r:id="rId88">
+        <w:r>
+          <w:rPr>
+            <w:lang w:val="zh_TW" w:bidi="zh_TW"/>
+          </w:rPr>
+          <w:rPr>
+            <w:color w:val="0000EE"/>
+            <w:u w:val="single"/>
+          </w:rPr>
+          <w:t>45</w:t>
+        </w:r>
+      </w:hyperlink>
+      <w:r>
+        <w:rPr>
+          <w:lang w:val="zh_TW" w:bidi="zh_TW"/>
+        </w:rPr>
+        <w:t>）。這個概念來自</w:t>
+      </w:r>
+      <w:hyperlink r:id="rId89">
+        <w:r>
+          <w:rPr>
+            <w:lang w:val="zh_TW" w:bidi="zh_TW"/>
+          </w:rPr>
+          <w:rPr>
+            <w:color w:val="0000EE"/>
+            <w:u w:val="single"/>
+          </w:rPr>
+          <w:t>以賽亞書五十二章13節至五十三章12節</w:t>
+        </w:r>
+      </w:hyperlink>
+      <w:r>
+        <w:rPr>
+          <w:lang w:val="zh_TW" w:bidi="zh_TW"/>
+        </w:rPr>
+        <w:t>。</w:t>
+      </w:r>
+    </w:p>
+    <w:p>
+      <w:pPr>
+        <w:pStyle w:val="ListNumber"/>
+        <w:spacing w:line="240" w:lineRule="auto"/>
+        <w:ind w:left="720"/>
+      </w:pPr>
+      <w:r>
+        <w:rPr>
+          <w:lang w:val="zh_TW" w:bidi="zh_TW"/>
+        </w:rPr>
+      </w:r>
+      <w:r>
+        <w:rPr>
+          <w:lang w:val="zh_TW" w:bidi="zh_TW"/>
+        </w:rPr>
+        <w:t>有時候，耶穌用「人子」來描述自己作為人類的代表（</w:t>
+      </w:r>
+      <w:hyperlink r:id="rId90">
+        <w:r>
+          <w:rPr>
+            <w:lang w:val="zh_TW" w:bidi="zh_TW"/>
+          </w:rPr>
+          <w:rPr>
+            <w:color w:val="0000EE"/>
+            <w:u w:val="single"/>
+          </w:rPr>
+          <w:t>太8:20</w:t>
+        </w:r>
+      </w:hyperlink>
+      <w:r>
+        <w:rPr>
+          <w:lang w:val="zh_TW" w:bidi="zh_TW"/>
+        </w:rPr>
+        <w:t>，</w:t>
+      </w:r>
+      <w:hyperlink r:id="rId91">
+        <w:r>
+          <w:rPr>
+            <w:lang w:val="zh_TW" w:bidi="zh_TW"/>
+          </w:rPr>
+          <w:rPr>
+            <w:color w:val="0000EE"/>
+            <w:u w:val="single"/>
+          </w:rPr>
+          <w:t>11:19</w:t>
+        </w:r>
+      </w:hyperlink>
+      <w:r>
+        <w:rPr>
+          <w:lang w:val="zh_TW" w:bidi="zh_TW"/>
+        </w:rPr>
+        <w:t>，</w:t>
+      </w:r>
+      <w:hyperlink r:id="rId92">
+        <w:r>
+          <w:rPr>
+            <w:lang w:val="zh_TW" w:bidi="zh_TW"/>
+          </w:rPr>
+          <w:rPr>
+            <w:color w:val="0000EE"/>
+            <w:u w:val="single"/>
+          </w:rPr>
+          <w:t>12:8</w:t>
+        </w:r>
+      </w:hyperlink>
+      <w:r>
+        <w:rPr>
+          <w:lang w:val="zh_TW" w:bidi="zh_TW"/>
+        </w:rPr>
+        <w:t>、</w:t>
+      </w:r>
+      <w:hyperlink r:id="rId93">
+        <w:r>
+          <w:rPr>
+            <w:lang w:val="zh_TW" w:bidi="zh_TW"/>
+          </w:rPr>
+          <w:rPr>
+            <w:color w:val="0000EE"/>
+            <w:u w:val="single"/>
+          </w:rPr>
+          <w:t>32</w:t>
+        </w:r>
+      </w:hyperlink>
+      <w:r>
+        <w:rPr>
+          <w:lang w:val="zh_TW" w:bidi="zh_TW"/>
+        </w:rPr>
+        <w:t>，</w:t>
+      </w:r>
+      <w:hyperlink r:id="rId94">
+        <w:r>
+          <w:rPr>
+            <w:lang w:val="zh_TW" w:bidi="zh_TW"/>
+          </w:rPr>
+          <w:rPr>
+            <w:color w:val="0000EE"/>
+            <w:u w:val="single"/>
+          </w:rPr>
+          <w:t>13:37</w:t>
+        </w:r>
+      </w:hyperlink>
+      <w:r>
+        <w:rPr>
+          <w:lang w:val="zh_TW" w:bidi="zh_TW"/>
+        </w:rPr>
+        <w:t>）。以西結書以類似的方式使用「人子」（再次見，</w:t>
+      </w:r>
+      <w:hyperlink r:id="rId65">
+        <w:r>
+          <w:rPr>
+            <w:lang w:val="zh_TW" w:bidi="zh_TW"/>
+          </w:rPr>
+          <w:rPr>
+            <w:color w:val="0000EE"/>
+            <w:u w:val="single"/>
+          </w:rPr>
+          <w:t>結2:1–8</w:t>
+        </w:r>
+      </w:hyperlink>
+      <w:r>
+        <w:rPr>
+          <w:lang w:val="zh_TW" w:bidi="zh_TW"/>
+        </w:rPr>
+        <w:t>）。</w:t>
       </w:r>
     </w:p>
     <w:p>
@@ -842,43 +2157,7 @@
         <w:rPr>
           <w:lang w:val="zh_TW" w:bidi="zh_TW"/>
         </w:rPr>
-        <w:t>由於每個人都為自己做出同樣的選擇，所以沒有一個人是真正無辜的（見</w:t>
-      </w:r>
-      <w:hyperlink r:id="rId29">
-        <w:r>
-          <w:rPr>
-            <w:lang w:val="zh_TW" w:bidi="zh_TW"/>
-          </w:rPr>
-          <w:rPr>
-            <w:color w:val="0000EE"/>
-            <w:u w:val="single"/>
-          </w:rPr>
-          <w:t>詩14:2–3</w:t>
-        </w:r>
-      </w:hyperlink>
-      <w:r>
-        <w:rPr>
-          <w:lang w:val="zh_TW" w:bidi="zh_TW"/>
-        </w:rPr>
-        <w:t>；</w:t>
-      </w:r>
-      <w:hyperlink r:id="rId30">
-        <w:r>
-          <w:rPr>
-            <w:lang w:val="zh_TW" w:bidi="zh_TW"/>
-          </w:rPr>
-          <w:rPr>
-            <w:color w:val="0000EE"/>
-            <w:u w:val="single"/>
-          </w:rPr>
-          <w:t>羅3:9–23</w:t>
-        </w:r>
-      </w:hyperlink>
-      <w:r>
-        <w:rPr>
-          <w:lang w:val="zh_TW" w:bidi="zh_TW"/>
-        </w:rPr>
-        <w:t>）。因此，我們都承受因罪進入世界所帶來的後果。我們可能會因他人的罪、疏忽或無知而死亡，也可能因自己的行為而受害。有人酒後駕駛，因而可能會撞死他人；有人貪圖利益、忽視他人安危，因而可能迫使工人在不安全的環境中工作。同樣地，當亞干犯罪時，以色列人也在艾城戰役中付上了代價。</w:t>
+        <w:t>耶穌並未使用「人子」來將衪的人性與神性區分開，就如「神的兒子」有時用來表達神性。透過使用這個稱號，耶穌以自己的方式定義祂為彌賽亞或基督（神所揀選者）。衪使用「人子」來描述衪完整的身份，並暗示那些觀看和聆聽的人應當認出衪是誰。</w:t>
       </w:r>
     </w:p>
     <w:p>
@@ -890,27 +2169,10 @@
       </w:r>
       <w:r>
         <w:rPr>
-          <w:lang w:val="zh_TW" w:bidi="zh_TW"/>
-        </w:rPr>
-        <w:t>這種情況或許看起來並不「公平」。然而，神應許祂將在祂所定的時候施行完全的公義。神的公義最終將藉著祂的恩典與憐憫成就——就是耶穌替我們死，使我們得以活（見</w:t>
-      </w:r>
-      <w:hyperlink r:id="rId31">
-        <w:r>
-          <w:rPr>
-            <w:lang w:val="zh_TW" w:bidi="zh_TW"/>
-          </w:rPr>
-          <w:rPr>
-            <w:color w:val="0000EE"/>
-            <w:u w:val="single"/>
-          </w:rPr>
-          <w:t>羅5:12–21</w:t>
-        </w:r>
-      </w:hyperlink>
-      <w:r>
-        <w:rPr>
-          <w:lang w:val="zh_TW" w:bidi="zh_TW"/>
-        </w:rPr>
-        <w:t>）。</w:t>
+          <w:u w:val="single"/>
+          <w:lang w:val="zh_TW" w:bidi="zh_TW"/>
+        </w:rPr>
+        <w:t>進深研究的經文段落</w:t>
       </w:r>
     </w:p>
     <w:p>
@@ -920,12 +2182,927 @@
           <w:lang w:val="zh_TW" w:bidi="zh_TW"/>
         </w:rPr>
       </w:r>
-      <w:r>
-        <w:rPr>
-          <w:u w:val="single"/>
-          <w:lang w:val="zh_TW" w:bidi="zh_TW"/>
-        </w:rPr>
-        <w:t>進深研究的經文段落</w:t>
+      <w:hyperlink r:id="rId65">
+        <w:r>
+          <w:rPr>
+            <w:lang w:val="zh_TW" w:bidi="zh_TW"/>
+          </w:rPr>
+          <w:rPr>
+            <w:color w:val="0000EE"/>
+            <w:u w:val="single"/>
+          </w:rPr>
+          <w:t>結2:1–8</w:t>
+        </w:r>
+      </w:hyperlink>
+      <w:r>
+        <w:rPr>
+          <w:lang w:val="zh_TW" w:bidi="zh_TW"/>
+        </w:rPr>
+        <w:t>，</w:t>
+      </w:r>
+      <w:hyperlink r:id="rId95">
+        <w:r>
+          <w:rPr>
+            <w:lang w:val="zh_TW" w:bidi="zh_TW"/>
+          </w:rPr>
+          <w:rPr>
+            <w:color w:val="0000EE"/>
+            <w:u w:val="single"/>
+          </w:rPr>
+          <w:t>3:1</w:t>
+        </w:r>
+      </w:hyperlink>
+      <w:r>
+        <w:rPr>
+          <w:lang w:val="zh_TW" w:bidi="zh_TW"/>
+        </w:rPr>
+        <w:t>、</w:t>
+      </w:r>
+      <w:hyperlink r:id="rId96">
+        <w:r>
+          <w:rPr>
+            <w:lang w:val="zh_TW" w:bidi="zh_TW"/>
+          </w:rPr>
+          <w:rPr>
+            <w:color w:val="0000EE"/>
+            <w:u w:val="single"/>
+          </w:rPr>
+          <w:t>4</w:t>
+        </w:r>
+      </w:hyperlink>
+      <w:r>
+        <w:rPr>
+          <w:lang w:val="zh_TW" w:bidi="zh_TW"/>
+        </w:rPr>
+        <w:t>、</w:t>
+      </w:r>
+      <w:hyperlink r:id="rId97">
+        <w:r>
+          <w:rPr>
+            <w:lang w:val="zh_TW" w:bidi="zh_TW"/>
+          </w:rPr>
+          <w:rPr>
+            <w:color w:val="0000EE"/>
+            <w:u w:val="single"/>
+          </w:rPr>
+          <w:t>10</w:t>
+        </w:r>
+      </w:hyperlink>
+      <w:r>
+        <w:rPr>
+          <w:lang w:val="zh_TW" w:bidi="zh_TW"/>
+        </w:rPr>
+        <w:t>、</w:t>
+      </w:r>
+      <w:hyperlink r:id="rId98">
+        <w:r>
+          <w:rPr>
+            <w:lang w:val="zh_TW" w:bidi="zh_TW"/>
+          </w:rPr>
+          <w:rPr>
+            <w:color w:val="0000EE"/>
+            <w:u w:val="single"/>
+          </w:rPr>
+          <w:t>17</w:t>
+        </w:r>
+      </w:hyperlink>
+      <w:r>
+        <w:rPr>
+          <w:lang w:val="zh_TW" w:bidi="zh_TW"/>
+        </w:rPr>
+        <w:t>、</w:t>
+      </w:r>
+      <w:hyperlink r:id="rId99">
+        <w:r>
+          <w:rPr>
+            <w:lang w:val="zh_TW" w:bidi="zh_TW"/>
+          </w:rPr>
+          <w:rPr>
+            <w:color w:val="0000EE"/>
+            <w:u w:val="single"/>
+          </w:rPr>
+          <w:t>25</w:t>
+        </w:r>
+      </w:hyperlink>
+      <w:r>
+        <w:rPr>
+          <w:lang w:val="zh_TW" w:bidi="zh_TW"/>
+        </w:rPr>
+        <w:t>，</w:t>
+      </w:r>
+      <w:hyperlink r:id="rId100">
+        <w:r>
+          <w:rPr>
+            <w:lang w:val="zh_TW" w:bidi="zh_TW"/>
+          </w:rPr>
+          <w:rPr>
+            <w:color w:val="0000EE"/>
+            <w:u w:val="single"/>
+          </w:rPr>
+          <w:t>4:1</w:t>
+        </w:r>
+      </w:hyperlink>
+      <w:r>
+        <w:rPr>
+          <w:lang w:val="zh_TW" w:bidi="zh_TW"/>
+        </w:rPr>
+        <w:t>；</w:t>
+      </w:r>
+      <w:hyperlink r:id="rId66">
+        <w:r>
+          <w:rPr>
+            <w:lang w:val="zh_TW" w:bidi="zh_TW"/>
+          </w:rPr>
+          <w:rPr>
+            <w:color w:val="0000EE"/>
+            <w:u w:val="single"/>
+          </w:rPr>
+          <w:t>但7:13–14</w:t>
+        </w:r>
+      </w:hyperlink>
+      <w:r>
+        <w:rPr>
+          <w:lang w:val="zh_TW" w:bidi="zh_TW"/>
+        </w:rPr>
+        <w:t>，</w:t>
+      </w:r>
+      <w:hyperlink r:id="rId101">
+        <w:r>
+          <w:rPr>
+            <w:lang w:val="zh_TW" w:bidi="zh_TW"/>
+          </w:rPr>
+          <w:rPr>
+            <w:color w:val="0000EE"/>
+            <w:u w:val="single"/>
+          </w:rPr>
+          <w:t>8:17</w:t>
+        </w:r>
+      </w:hyperlink>
+      <w:r>
+        <w:rPr>
+          <w:lang w:val="zh_TW" w:bidi="zh_TW"/>
+        </w:rPr>
+        <w:t>；</w:t>
+      </w:r>
+      <w:hyperlink r:id="rId102">
+        <w:r>
+          <w:rPr>
+            <w:lang w:val="zh_TW" w:bidi="zh_TW"/>
+          </w:rPr>
+          <w:rPr>
+            <w:color w:val="0000EE"/>
+            <w:u w:val="single"/>
+          </w:rPr>
+          <w:t>太8:18–22</w:t>
+        </w:r>
+      </w:hyperlink>
+      <w:r>
+        <w:rPr>
+          <w:lang w:val="zh_TW" w:bidi="zh_TW"/>
+        </w:rPr>
+        <w:t>，</w:t>
+      </w:r>
+      <w:hyperlink r:id="rId103">
+        <w:r>
+          <w:rPr>
+            <w:lang w:val="zh_TW" w:bidi="zh_TW"/>
+          </w:rPr>
+          <w:rPr>
+            <w:color w:val="0000EE"/>
+            <w:u w:val="single"/>
+          </w:rPr>
+          <w:t>9:6</w:t>
+        </w:r>
+      </w:hyperlink>
+      <w:r>
+        <w:rPr>
+          <w:lang w:val="zh_TW" w:bidi="zh_TW"/>
+        </w:rPr>
+        <w:t>，</w:t>
+      </w:r>
+      <w:hyperlink r:id="rId70">
+        <w:r>
+          <w:rPr>
+            <w:lang w:val="zh_TW" w:bidi="zh_TW"/>
+          </w:rPr>
+          <w:rPr>
+            <w:color w:val="0000EE"/>
+            <w:u w:val="single"/>
+          </w:rPr>
+          <w:t>10:23</w:t>
+        </w:r>
+      </w:hyperlink>
+      <w:r>
+        <w:rPr>
+          <w:lang w:val="zh_TW" w:bidi="zh_TW"/>
+        </w:rPr>
+        <w:t>，</w:t>
+      </w:r>
+      <w:hyperlink r:id="rId91">
+        <w:r>
+          <w:rPr>
+            <w:lang w:val="zh_TW" w:bidi="zh_TW"/>
+          </w:rPr>
+          <w:rPr>
+            <w:color w:val="0000EE"/>
+            <w:u w:val="single"/>
+          </w:rPr>
+          <w:t>11:19</w:t>
+        </w:r>
+      </w:hyperlink>
+      <w:r>
+        <w:rPr>
+          <w:lang w:val="zh_TW" w:bidi="zh_TW"/>
+        </w:rPr>
+        <w:t>，</w:t>
+      </w:r>
+      <w:hyperlink r:id="rId92">
+        <w:r>
+          <w:rPr>
+            <w:lang w:val="zh_TW" w:bidi="zh_TW"/>
+          </w:rPr>
+          <w:rPr>
+            <w:color w:val="0000EE"/>
+            <w:u w:val="single"/>
+          </w:rPr>
+          <w:t>12:8</w:t>
+        </w:r>
+      </w:hyperlink>
+      <w:r>
+        <w:rPr>
+          <w:lang w:val="zh_TW" w:bidi="zh_TW"/>
+        </w:rPr>
+        <w:t>、</w:t>
+      </w:r>
+      <w:hyperlink r:id="rId93">
+        <w:r>
+          <w:rPr>
+            <w:lang w:val="zh_TW" w:bidi="zh_TW"/>
+          </w:rPr>
+          <w:rPr>
+            <w:color w:val="0000EE"/>
+            <w:u w:val="single"/>
+          </w:rPr>
+          <w:t>32</w:t>
+        </w:r>
+      </w:hyperlink>
+      <w:r>
+        <w:rPr>
+          <w:lang w:val="zh_TW" w:bidi="zh_TW"/>
+        </w:rPr>
+        <w:t>、</w:t>
+      </w:r>
+      <w:hyperlink r:id="rId80">
+        <w:r>
+          <w:rPr>
+            <w:lang w:val="zh_TW" w:bidi="zh_TW"/>
+          </w:rPr>
+          <w:rPr>
+            <w:color w:val="0000EE"/>
+            <w:u w:val="single"/>
+          </w:rPr>
+          <w:t>40</w:t>
+        </w:r>
+      </w:hyperlink>
+      <w:r>
+        <w:rPr>
+          <w:lang w:val="zh_TW" w:bidi="zh_TW"/>
+        </w:rPr>
+        <w:t>，</w:t>
+      </w:r>
+      <w:hyperlink r:id="rId94">
+        <w:r>
+          <w:rPr>
+            <w:lang w:val="zh_TW" w:bidi="zh_TW"/>
+          </w:rPr>
+          <w:rPr>
+            <w:color w:val="0000EE"/>
+            <w:u w:val="single"/>
+          </w:rPr>
+          <w:t>13:37</w:t>
+        </w:r>
+      </w:hyperlink>
+      <w:r>
+        <w:rPr>
+          <w:lang w:val="zh_TW" w:bidi="zh_TW"/>
+        </w:rPr>
+        <w:t>、</w:t>
+      </w:r>
+      <w:hyperlink r:id="rId71">
+        <w:r>
+          <w:rPr>
+            <w:lang w:val="zh_TW" w:bidi="zh_TW"/>
+          </w:rPr>
+          <w:rPr>
+            <w:color w:val="0000EE"/>
+            <w:u w:val="single"/>
+          </w:rPr>
+          <w:t>41</w:t>
+        </w:r>
+      </w:hyperlink>
+      <w:r>
+        <w:rPr>
+          <w:lang w:val="zh_TW" w:bidi="zh_TW"/>
+        </w:rPr>
+        <w:t>，</w:t>
+      </w:r>
+      <w:hyperlink r:id="rId104">
+        <w:r>
+          <w:rPr>
+            <w:lang w:val="zh_TW" w:bidi="zh_TW"/>
+          </w:rPr>
+          <w:rPr>
+            <w:color w:val="0000EE"/>
+            <w:u w:val="single"/>
+          </w:rPr>
+          <w:t>16:13</w:t>
+        </w:r>
+      </w:hyperlink>
+      <w:r>
+        <w:rPr>
+          <w:lang w:val="zh_TW" w:bidi="zh_TW"/>
+        </w:rPr>
+        <w:t>、</w:t>
+      </w:r>
+      <w:hyperlink r:id="rId105">
+        <w:r>
+          <w:rPr>
+            <w:lang w:val="zh_TW" w:bidi="zh_TW"/>
+          </w:rPr>
+          <w:rPr>
+            <w:color w:val="0000EE"/>
+            <w:u w:val="single"/>
+          </w:rPr>
+          <w:t>27–28</w:t>
+        </w:r>
+      </w:hyperlink>
+      <w:r>
+        <w:rPr>
+          <w:lang w:val="zh_TW" w:bidi="zh_TW"/>
+        </w:rPr>
+        <w:t>，</w:t>
+      </w:r>
+      <w:hyperlink r:id="rId81">
+        <w:r>
+          <w:rPr>
+            <w:lang w:val="zh_TW" w:bidi="zh_TW"/>
+          </w:rPr>
+          <w:rPr>
+            <w:color w:val="0000EE"/>
+            <w:u w:val="single"/>
+          </w:rPr>
+          <w:t>17:9</w:t>
+        </w:r>
+      </w:hyperlink>
+      <w:r>
+        <w:rPr>
+          <w:lang w:val="zh_TW" w:bidi="zh_TW"/>
+        </w:rPr>
+        <w:t>、</w:t>
+      </w:r>
+      <w:hyperlink r:id="rId82">
+        <w:r>
+          <w:rPr>
+            <w:lang w:val="zh_TW" w:bidi="zh_TW"/>
+          </w:rPr>
+          <w:rPr>
+            <w:color w:val="0000EE"/>
+            <w:u w:val="single"/>
+          </w:rPr>
+          <w:t>12</w:t>
+        </w:r>
+      </w:hyperlink>
+      <w:r>
+        <w:rPr>
+          <w:lang w:val="zh_TW" w:bidi="zh_TW"/>
+        </w:rPr>
+        <w:t>、</w:t>
+      </w:r>
+      <w:hyperlink r:id="rId83">
+        <w:r>
+          <w:rPr>
+            <w:lang w:val="zh_TW" w:bidi="zh_TW"/>
+          </w:rPr>
+          <w:rPr>
+            <w:color w:val="0000EE"/>
+            <w:u w:val="single"/>
+          </w:rPr>
+          <w:t>22</w:t>
+        </w:r>
+      </w:hyperlink>
+      <w:r>
+        <w:rPr>
+          <w:lang w:val="zh_TW" w:bidi="zh_TW"/>
+        </w:rPr>
+        <w:t>，</w:t>
+      </w:r>
+      <w:hyperlink r:id="rId73">
+        <w:r>
+          <w:rPr>
+            <w:lang w:val="zh_TW" w:bidi="zh_TW"/>
+          </w:rPr>
+          <w:rPr>
+            <w:color w:val="0000EE"/>
+            <w:u w:val="single"/>
+          </w:rPr>
+          <w:t>19:28</w:t>
+        </w:r>
+      </w:hyperlink>
+      <w:r>
+        <w:rPr>
+          <w:lang w:val="zh_TW" w:bidi="zh_TW"/>
+        </w:rPr>
+        <w:t>，</w:t>
+      </w:r>
+      <w:hyperlink r:id="rId84">
+        <w:r>
+          <w:rPr>
+            <w:lang w:val="zh_TW" w:bidi="zh_TW"/>
+          </w:rPr>
+          <w:rPr>
+            <w:color w:val="0000EE"/>
+            <w:u w:val="single"/>
+          </w:rPr>
+          <w:t>20:18</w:t>
+        </w:r>
+      </w:hyperlink>
+      <w:r>
+        <w:rPr>
+          <w:lang w:val="zh_TW" w:bidi="zh_TW"/>
+        </w:rPr>
+        <w:t>、</w:t>
+      </w:r>
+      <w:hyperlink r:id="rId85">
+        <w:r>
+          <w:rPr>
+            <w:lang w:val="zh_TW" w:bidi="zh_TW"/>
+          </w:rPr>
+          <w:rPr>
+            <w:color w:val="0000EE"/>
+            <w:u w:val="single"/>
+          </w:rPr>
+          <w:t>28</w:t>
+        </w:r>
+      </w:hyperlink>
+      <w:r>
+        <w:rPr>
+          <w:lang w:val="zh_TW" w:bidi="zh_TW"/>
+        </w:rPr>
+        <w:t>，</w:t>
+      </w:r>
+      <w:hyperlink r:id="rId74">
+        <w:r>
+          <w:rPr>
+            <w:lang w:val="zh_TW" w:bidi="zh_TW"/>
+          </w:rPr>
+          <w:rPr>
+            <w:color w:val="0000EE"/>
+            <w:u w:val="single"/>
+          </w:rPr>
+          <w:t>24:27</w:t>
+        </w:r>
+      </w:hyperlink>
+      <w:r>
+        <w:rPr>
+          <w:lang w:val="zh_TW" w:bidi="zh_TW"/>
+        </w:rPr>
+        <w:t>、</w:t>
+      </w:r>
+      <w:hyperlink r:id="rId75">
+        <w:r>
+          <w:rPr>
+            <w:lang w:val="zh_TW" w:bidi="zh_TW"/>
+          </w:rPr>
+          <w:rPr>
+            <w:color w:val="0000EE"/>
+            <w:u w:val="single"/>
+          </w:rPr>
+          <w:t>30</w:t>
+        </w:r>
+      </w:hyperlink>
+      <w:r>
+        <w:rPr>
+          <w:lang w:val="zh_TW" w:bidi="zh_TW"/>
+        </w:rPr>
+        <w:t>、</w:t>
+      </w:r>
+      <w:hyperlink r:id="rId106">
+        <w:r>
+          <w:rPr>
+            <w:lang w:val="zh_TW" w:bidi="zh_TW"/>
+          </w:rPr>
+          <w:rPr>
+            <w:color w:val="0000EE"/>
+            <w:u w:val="single"/>
+          </w:rPr>
+          <w:t>37–39</w:t>
+        </w:r>
+      </w:hyperlink>
+      <w:r>
+        <w:rPr>
+          <w:lang w:val="zh_TW" w:bidi="zh_TW"/>
+        </w:rPr>
+        <w:t>、</w:t>
+      </w:r>
+      <w:hyperlink r:id="rId77">
+        <w:r>
+          <w:rPr>
+            <w:lang w:val="zh_TW" w:bidi="zh_TW"/>
+          </w:rPr>
+          <w:rPr>
+            <w:color w:val="0000EE"/>
+            <w:u w:val="single"/>
+          </w:rPr>
+          <w:t>44</w:t>
+        </w:r>
+      </w:hyperlink>
+      <w:r>
+        <w:rPr>
+          <w:lang w:val="zh_TW" w:bidi="zh_TW"/>
+        </w:rPr>
+        <w:t>，</w:t>
+      </w:r>
+      <w:hyperlink r:id="rId78">
+        <w:r>
+          <w:rPr>
+            <w:lang w:val="zh_TW" w:bidi="zh_TW"/>
+          </w:rPr>
+          <w:rPr>
+            <w:color w:val="0000EE"/>
+            <w:u w:val="single"/>
+          </w:rPr>
+          <w:t>25:31</w:t>
+        </w:r>
+      </w:hyperlink>
+      <w:r>
+        <w:rPr>
+          <w:lang w:val="zh_TW" w:bidi="zh_TW"/>
+        </w:rPr>
+        <w:t>，</w:t>
+      </w:r>
+      <w:hyperlink r:id="rId86">
+        <w:r>
+          <w:rPr>
+            <w:lang w:val="zh_TW" w:bidi="zh_TW"/>
+          </w:rPr>
+          <w:rPr>
+            <w:color w:val="0000EE"/>
+            <w:u w:val="single"/>
+          </w:rPr>
+          <w:t>26:2</w:t>
+        </w:r>
+      </w:hyperlink>
+      <w:r>
+        <w:rPr>
+          <w:lang w:val="zh_TW" w:bidi="zh_TW"/>
+        </w:rPr>
+        <w:t>、</w:t>
+      </w:r>
+      <w:hyperlink r:id="rId87">
+        <w:r>
+          <w:rPr>
+            <w:lang w:val="zh_TW" w:bidi="zh_TW"/>
+          </w:rPr>
+          <w:rPr>
+            <w:color w:val="0000EE"/>
+            <w:u w:val="single"/>
+          </w:rPr>
+          <w:t>24</w:t>
+        </w:r>
+      </w:hyperlink>
+      <w:r>
+        <w:rPr>
+          <w:lang w:val="zh_TW" w:bidi="zh_TW"/>
+        </w:rPr>
+        <w:t>、</w:t>
+      </w:r>
+      <w:hyperlink r:id="rId88">
+        <w:r>
+          <w:rPr>
+            <w:lang w:val="zh_TW" w:bidi="zh_TW"/>
+          </w:rPr>
+          <w:rPr>
+            <w:color w:val="0000EE"/>
+            <w:u w:val="single"/>
+          </w:rPr>
+          <w:t>45</w:t>
+        </w:r>
+      </w:hyperlink>
+      <w:r>
+        <w:rPr>
+          <w:lang w:val="zh_TW" w:bidi="zh_TW"/>
+        </w:rPr>
+        <w:t>、</w:t>
+      </w:r>
+      <w:hyperlink r:id="rId79">
+        <w:r>
+          <w:rPr>
+            <w:lang w:val="zh_TW" w:bidi="zh_TW"/>
+          </w:rPr>
+          <w:rPr>
+            <w:color w:val="0000EE"/>
+            <w:u w:val="single"/>
+          </w:rPr>
+          <w:t>64</w:t>
+        </w:r>
+      </w:hyperlink>
+      <w:r>
+        <w:rPr>
+          <w:lang w:val="zh_TW" w:bidi="zh_TW"/>
+        </w:rPr>
+        <w:t>；</w:t>
+      </w:r>
+      <w:hyperlink r:id="rId107">
+        <w:r>
+          <w:rPr>
+            <w:lang w:val="zh_TW" w:bidi="zh_TW"/>
+          </w:rPr>
+          <w:rPr>
+            <w:color w:val="0000EE"/>
+            <w:u w:val="single"/>
+          </w:rPr>
+          <w:t>可2:10</w:t>
+        </w:r>
+      </w:hyperlink>
+      <w:r>
+        <w:rPr>
+          <w:lang w:val="zh_TW" w:bidi="zh_TW"/>
+        </w:rPr>
+        <w:t>；</w:t>
+      </w:r>
+      <w:hyperlink r:id="rId108">
+        <w:r>
+          <w:rPr>
+            <w:lang w:val="zh_TW" w:bidi="zh_TW"/>
+          </w:rPr>
+          <w:rPr>
+            <w:color w:val="0000EE"/>
+            <w:u w:val="single"/>
+          </w:rPr>
+          <w:t>約1:51</w:t>
+        </w:r>
+      </w:hyperlink>
+      <w:r>
+        <w:rPr>
+          <w:lang w:val="zh_TW" w:bidi="zh_TW"/>
+        </w:rPr>
+        <w:t>，</w:t>
+      </w:r>
+      <w:hyperlink r:id="rId109">
+        <w:r>
+          <w:rPr>
+            <w:lang w:val="zh_TW" w:bidi="zh_TW"/>
+          </w:rPr>
+          <w:rPr>
+            <w:color w:val="0000EE"/>
+            <w:u w:val="single"/>
+          </w:rPr>
+          <w:t>3:13–14</w:t>
+        </w:r>
+      </w:hyperlink>
+      <w:r>
+        <w:rPr>
+          <w:lang w:val="zh_TW" w:bidi="zh_TW"/>
+        </w:rPr>
+        <w:t>，</w:t>
+      </w:r>
+      <w:hyperlink r:id="rId110">
+        <w:r>
+          <w:rPr>
+            <w:lang w:val="zh_TW" w:bidi="zh_TW"/>
+          </w:rPr>
+          <w:rPr>
+            <w:color w:val="0000EE"/>
+            <w:u w:val="single"/>
+          </w:rPr>
+          <w:t>5:27</w:t>
+        </w:r>
+      </w:hyperlink>
+      <w:r>
+        <w:rPr>
+          <w:lang w:val="zh_TW" w:bidi="zh_TW"/>
+        </w:rPr>
+        <w:t>，</w:t>
+      </w:r>
+      <w:hyperlink r:id="rId111">
+        <w:r>
+          <w:rPr>
+            <w:lang w:val="zh_TW" w:bidi="zh_TW"/>
+          </w:rPr>
+          <w:rPr>
+            <w:color w:val="0000EE"/>
+            <w:u w:val="single"/>
+          </w:rPr>
+          <w:t>6:27</w:t>
+        </w:r>
+      </w:hyperlink>
+      <w:r>
+        <w:rPr>
+          <w:lang w:val="zh_TW" w:bidi="zh_TW"/>
+        </w:rPr>
+        <w:t>、</w:t>
+      </w:r>
+      <w:hyperlink r:id="rId112">
+        <w:r>
+          <w:rPr>
+            <w:lang w:val="zh_TW" w:bidi="zh_TW"/>
+          </w:rPr>
+          <w:rPr>
+            <w:color w:val="0000EE"/>
+            <w:u w:val="single"/>
+          </w:rPr>
+          <w:t>53</w:t>
+        </w:r>
+      </w:hyperlink>
+      <w:r>
+        <w:rPr>
+          <w:lang w:val="zh_TW" w:bidi="zh_TW"/>
+        </w:rPr>
+        <w:t>、</w:t>
+      </w:r>
+      <w:hyperlink r:id="rId113">
+        <w:r>
+          <w:rPr>
+            <w:lang w:val="zh_TW" w:bidi="zh_TW"/>
+          </w:rPr>
+          <w:rPr>
+            <w:color w:val="0000EE"/>
+            <w:u w:val="single"/>
+          </w:rPr>
+          <w:t>62</w:t>
+        </w:r>
+      </w:hyperlink>
+      <w:r>
+        <w:rPr>
+          <w:lang w:val="zh_TW" w:bidi="zh_TW"/>
+        </w:rPr>
+        <w:t>，</w:t>
+      </w:r>
+      <w:hyperlink r:id="rId114">
+        <w:r>
+          <w:rPr>
+            <w:lang w:val="zh_TW" w:bidi="zh_TW"/>
+          </w:rPr>
+          <w:rPr>
+            <w:color w:val="0000EE"/>
+            <w:u w:val="single"/>
+          </w:rPr>
+          <w:t>8:28</w:t>
+        </w:r>
+      </w:hyperlink>
+      <w:r>
+        <w:rPr>
+          <w:lang w:val="zh_TW" w:bidi="zh_TW"/>
+        </w:rPr>
+        <w:t>，</w:t>
+      </w:r>
+      <w:hyperlink r:id="rId115">
+        <w:r>
+          <w:rPr>
+            <w:lang w:val="zh_TW" w:bidi="zh_TW"/>
+          </w:rPr>
+          <w:rPr>
+            <w:color w:val="0000EE"/>
+            <w:u w:val="single"/>
+          </w:rPr>
+          <w:t>9:35</w:t>
+        </w:r>
+      </w:hyperlink>
+      <w:r>
+        <w:rPr>
+          <w:lang w:val="zh_TW" w:bidi="zh_TW"/>
+        </w:rPr>
+        <w:t>，</w:t>
+      </w:r>
+      <w:hyperlink r:id="rId116">
+        <w:r>
+          <w:rPr>
+            <w:lang w:val="zh_TW" w:bidi="zh_TW"/>
+          </w:rPr>
+          <w:rPr>
+            <w:color w:val="0000EE"/>
+            <w:u w:val="single"/>
+          </w:rPr>
+          <w:t>12:23</w:t>
+        </w:r>
+      </w:hyperlink>
+      <w:r>
+        <w:rPr>
+          <w:lang w:val="zh_TW" w:bidi="zh_TW"/>
+        </w:rPr>
+        <w:t>、</w:t>
+      </w:r>
+      <w:hyperlink r:id="rId117">
+        <w:r>
+          <w:rPr>
+            <w:lang w:val="zh_TW" w:bidi="zh_TW"/>
+          </w:rPr>
+          <w:rPr>
+            <w:color w:val="0000EE"/>
+            <w:u w:val="single"/>
+          </w:rPr>
+          <w:t>34</w:t>
+        </w:r>
+      </w:hyperlink>
+      <w:r>
+        <w:rPr>
+          <w:lang w:val="zh_TW" w:bidi="zh_TW"/>
+        </w:rPr>
+        <w:t>，</w:t>
+      </w:r>
+      <w:hyperlink r:id="rId118">
+        <w:r>
+          <w:rPr>
+            <w:lang w:val="zh_TW" w:bidi="zh_TW"/>
+          </w:rPr>
+          <w:rPr>
+            <w:color w:val="0000EE"/>
+            <w:u w:val="single"/>
+          </w:rPr>
+          <w:t>13:31</w:t>
+        </w:r>
+      </w:hyperlink>
+      <w:r>
+        <w:rPr>
+          <w:lang w:val="zh_TW" w:bidi="zh_TW"/>
+        </w:rPr>
+        <w:t>；</w:t>
+      </w:r>
+      <w:hyperlink r:id="rId119">
+        <w:r>
+          <w:rPr>
+            <w:lang w:val="zh_TW" w:bidi="zh_TW"/>
+          </w:rPr>
+          <w:rPr>
+            <w:color w:val="0000EE"/>
+            <w:u w:val="single"/>
+          </w:rPr>
+          <w:t>徒7:56</w:t>
+        </w:r>
+      </w:hyperlink>
+      <w:r>
+        <w:rPr>
+          <w:lang w:val="zh_TW" w:bidi="zh_TW"/>
+        </w:rPr>
+        <w:t>；</w:t>
+      </w:r>
+      <w:hyperlink r:id="rId120">
+        <w:r>
+          <w:rPr>
+            <w:lang w:val="zh_TW" w:bidi="zh_TW"/>
+          </w:rPr>
+          <w:rPr>
+            <w:color w:val="0000EE"/>
+            <w:u w:val="single"/>
+          </w:rPr>
+          <w:t>來2:6</w:t>
+        </w:r>
+      </w:hyperlink>
+      <w:r>
+        <w:rPr>
+          <w:lang w:val="zh_TW" w:bidi="zh_TW"/>
+        </w:rPr>
+        <w:t>；</w:t>
+      </w:r>
+      <w:hyperlink r:id="rId121">
+        <w:r>
+          <w:rPr>
+            <w:lang w:val="zh_TW" w:bidi="zh_TW"/>
+          </w:rPr>
+          <w:rPr>
+            <w:color w:val="0000EE"/>
+            <w:u w:val="single"/>
+          </w:rPr>
+          <w:t>啟1:13</w:t>
+        </w:r>
+      </w:hyperlink>
+      <w:r>
+        <w:rPr>
+          <w:lang w:val="zh_TW" w:bidi="zh_TW"/>
+        </w:rPr>
+        <w:t>，</w:t>
+      </w:r>
+      <w:hyperlink r:id="rId122">
+        <w:r>
+          <w:rPr>
+            <w:lang w:val="zh_TW" w:bidi="zh_TW"/>
+          </w:rPr>
+          <w:rPr>
+            <w:color w:val="0000EE"/>
+            <w:u w:val="single"/>
+          </w:rPr>
+          <w:t>14:14</w:t>
+        </w:r>
+      </w:hyperlink>
+      <w:r>
+        <w:rPr>
+          <w:lang w:val="zh_TW" w:bidi="zh_TW"/>
+        </w:rPr>
+      </w:r>
+      <w:r>
+        <w:rPr>
+          <w:lang w:val="zh_TW" w:bidi="zh_TW"/>
+        </w:rPr>
       </w:r>
     </w:p>
     <w:p>
@@ -935,172 +3112,1076 @@
           <w:lang w:val="zh_TW" w:bidi="zh_TW"/>
         </w:rPr>
       </w:r>
-      <w:hyperlink r:id="rId32">
-        <w:r>
-          <w:rPr>
-            <w:lang w:val="zh_TW" w:bidi="zh_TW"/>
-          </w:rPr>
-          <w:rPr>
-            <w:color w:val="0000EE"/>
-            <w:u w:val="single"/>
-          </w:rPr>
-          <w:t>創9:24–27；</w:t>
-        </w:r>
-      </w:hyperlink>
-      <w:hyperlink r:id="rId33">
-        <w:r>
-          <w:rPr>
-            <w:lang w:val="zh_TW" w:bidi="zh_TW"/>
-          </w:rPr>
-          <w:rPr>
-            <w:color w:val="0000EE"/>
-            <w:u w:val="single"/>
-          </w:rPr>
-          <w:t>出20:5；</w:t>
-        </w:r>
-      </w:hyperlink>
-      <w:hyperlink r:id="rId25">
-        <w:r>
-          <w:rPr>
-            <w:lang w:val="zh_TW" w:bidi="zh_TW"/>
-          </w:rPr>
-          <w:rPr>
-            <w:color w:val="0000EE"/>
-            <w:u w:val="single"/>
-          </w:rPr>
-          <w:t>書7:1–26；</w:t>
-        </w:r>
-      </w:hyperlink>
-      <w:hyperlink r:id="rId34">
-        <w:r>
-          <w:rPr>
-            <w:lang w:val="zh_TW" w:bidi="zh_TW"/>
-          </w:rPr>
-          <w:rPr>
-            <w:color w:val="0000EE"/>
-            <w:u w:val="single"/>
-          </w:rPr>
-          <w:t>王下14:6；</w:t>
-        </w:r>
-      </w:hyperlink>
-      <w:hyperlink r:id="rId35">
-        <w:r>
-          <w:rPr>
-            <w:lang w:val="zh_TW" w:bidi="zh_TW"/>
-          </w:rPr>
-          <w:rPr>
-            <w:color w:val="0000EE"/>
-            <w:u w:val="single"/>
-          </w:rPr>
-          <w:t>王下21:10–15；</w:t>
-        </w:r>
-      </w:hyperlink>
-      <w:hyperlink r:id="rId36">
-        <w:r>
-          <w:rPr>
-            <w:lang w:val="zh_TW" w:bidi="zh_TW"/>
-          </w:rPr>
-          <w:rPr>
-            <w:color w:val="0000EE"/>
-            <w:u w:val="single"/>
-          </w:rPr>
-          <w:t>拉9:6–15；</w:t>
-        </w:r>
-      </w:hyperlink>
-      <w:hyperlink r:id="rId37">
-        <w:r>
-          <w:rPr>
-            <w:lang w:val="zh_TW" w:bidi="zh_TW"/>
-          </w:rPr>
-          <w:rPr>
-            <w:color w:val="0000EE"/>
-            <w:u w:val="single"/>
-          </w:rPr>
-          <w:t>尼9:16–37；</w:t>
-        </w:r>
-      </w:hyperlink>
-      <w:hyperlink r:id="rId38">
-        <w:r>
-          <w:rPr>
-            <w:lang w:val="zh_TW" w:bidi="zh_TW"/>
-          </w:rPr>
-          <w:rPr>
-            <w:color w:val="0000EE"/>
-            <w:u w:val="single"/>
-          </w:rPr>
-          <w:t>耶31:29–30；</w:t>
-        </w:r>
-      </w:hyperlink>
-      <w:hyperlink r:id="rId39">
-        <w:r>
-          <w:rPr>
-            <w:lang w:val="zh_TW" w:bidi="zh_TW"/>
-          </w:rPr>
-          <w:rPr>
-            <w:color w:val="0000EE"/>
-            <w:u w:val="single"/>
-          </w:rPr>
-          <w:t>結18:20；</w:t>
-        </w:r>
-      </w:hyperlink>
-      <w:hyperlink r:id="rId40">
-        <w:r>
-          <w:rPr>
-            <w:lang w:val="zh_TW" w:bidi="zh_TW"/>
-          </w:rPr>
-          <w:rPr>
-            <w:color w:val="0000EE"/>
-            <w:u w:val="single"/>
-          </w:rPr>
-          <w:t>但9:4–19；</w:t>
-        </w:r>
-      </w:hyperlink>
-      <w:hyperlink r:id="rId41">
-        <w:r>
-          <w:rPr>
-            <w:lang w:val="zh_TW" w:bidi="zh_TW"/>
-          </w:rPr>
-          <w:rPr>
-            <w:color w:val="0000EE"/>
-            <w:u w:val="single"/>
-          </w:rPr>
-          <w:t>太23:29–36；</w:t>
-        </w:r>
-      </w:hyperlink>
-      <w:hyperlink r:id="rId42">
-        <w:r>
-          <w:rPr>
-            <w:lang w:val="zh_TW" w:bidi="zh_TW"/>
-          </w:rPr>
-          <w:rPr>
-            <w:color w:val="0000EE"/>
-            <w:u w:val="single"/>
-          </w:rPr>
-          <w:t>約9:1–3；</w:t>
-        </w:r>
-      </w:hyperlink>
-      <w:hyperlink r:id="rId31">
-        <w:r>
-          <w:rPr>
-            <w:lang w:val="zh_TW" w:bidi="zh_TW"/>
-          </w:rPr>
-          <w:rPr>
-            <w:color w:val="0000EE"/>
-            <w:u w:val="single"/>
-          </w:rPr>
-          <w:t>羅5:12–21；</w:t>
-        </w:r>
-      </w:hyperlink>
-      <w:hyperlink r:id="rId43">
-        <w:r>
-          <w:rPr>
-            <w:lang w:val="zh_TW" w:bidi="zh_TW"/>
-          </w:rPr>
-          <w:rPr>
-            <w:color w:val="0000EE"/>
-            <w:u w:val="single"/>
-          </w:rPr>
-          <w:t>林前15:21</w:t>
+    </w:p>
+    <w:p>
+      <w:pPr>
+        <w:pStyle w:val="Heading2"/>
+      </w:pPr>
+      <w:r>
+        <w:rPr>
+          <w:lang w:val="zh_TW" w:bidi="zh_TW"/>
+        </w:rPr>
+        <w:t>忍耐</w:t>
+      </w:r>
+      <w:r>
+        <w:rPr>
+          <w:lang w:val="zh_TW" w:bidi="zh_TW"/>
+        </w:rPr>
+      </w:r>
+    </w:p>
+    <w:p>
+      <w:pPr/>
+      <w:r>
+        <w:rPr>
+          <w:lang w:val="zh_TW" w:bidi="zh_TW"/>
+        </w:rPr>
+      </w:r>
+      <w:r>
+        <w:rPr>
+          <w:lang w:val="zh_TW" w:bidi="zh_TW"/>
+        </w:rPr>
+        <w:t>當耶穌將要受苦並被釘十字架時，祂對門徒說，他們也將面對極大的困難（見</w:t>
+      </w:r>
+      <w:hyperlink r:id="rId123">
+        <w:r>
+          <w:rPr>
+            <w:lang w:val="zh_TW" w:bidi="zh_TW"/>
+          </w:rPr>
+          <w:rPr>
+            <w:color w:val="0000EE"/>
+            <w:u w:val="single"/>
+          </w:rPr>
+          <w:t>太24:9</w:t>
+        </w:r>
+      </w:hyperlink>
+      <w:r>
+        <w:rPr>
+          <w:lang w:val="zh_TW" w:bidi="zh_TW"/>
+        </w:rPr>
+        <w:t>）。他強調忍耐的重要性：「惟有忍耐到底的，必然得救」（</w:t>
+      </w:r>
+      <w:hyperlink r:id="rId124">
+        <w:r>
+          <w:rPr>
+            <w:lang w:val="zh_TW" w:bidi="zh_TW"/>
+          </w:rPr>
+          <w:rPr>
+            <w:color w:val="0000EE"/>
+            <w:u w:val="single"/>
+          </w:rPr>
+          <w:t>太24:13</w:t>
+        </w:r>
+      </w:hyperlink>
+      <w:r>
+        <w:rPr>
+          <w:lang w:val="zh_TW" w:bidi="zh_TW"/>
+        </w:rPr>
+        <w:t>）。新約中有許多書信是寫給那些因信靠基督而受苦的基督徒（例如，見</w:t>
+      </w:r>
+      <w:hyperlink r:id="rId125">
+        <w:r>
+          <w:rPr>
+            <w:lang w:val="zh_TW" w:bidi="zh_TW"/>
+          </w:rPr>
+          <w:rPr>
+            <w:color w:val="0000EE"/>
+            <w:u w:val="single"/>
+          </w:rPr>
+          <w:t>帖後1:4</w:t>
+        </w:r>
+      </w:hyperlink>
+      <w:r>
+        <w:rPr>
+          <w:lang w:val="zh_TW" w:bidi="zh_TW"/>
+        </w:rPr>
+        <w:t>；</w:t>
+      </w:r>
+      <w:hyperlink r:id="rId126">
+        <w:r>
+          <w:rPr>
+            <w:lang w:val="zh_TW" w:bidi="zh_TW"/>
+          </w:rPr>
+          <w:rPr>
+            <w:color w:val="0000EE"/>
+            <w:u w:val="single"/>
+          </w:rPr>
+          <w:t>彼前4:12–19</w:t>
+        </w:r>
+      </w:hyperlink>
+      <w:r>
+        <w:rPr>
+          <w:lang w:val="zh_TW" w:bidi="zh_TW"/>
+        </w:rPr>
+        <w:t>）。這些信徒需要鼓勵，好在困難中堅持信仰，並持續向人見證他們對基督的忠心（見</w:t>
+      </w:r>
+      <w:hyperlink r:id="rId127">
+        <w:r>
+          <w:rPr>
+            <w:lang w:val="zh_TW" w:bidi="zh_TW"/>
+          </w:rPr>
+          <w:rPr>
+            <w:color w:val="0000EE"/>
+            <w:u w:val="single"/>
+          </w:rPr>
+          <w:t>提後4:5</w:t>
+        </w:r>
+      </w:hyperlink>
+      <w:r>
+        <w:rPr>
+          <w:lang w:val="zh_TW" w:bidi="zh_TW"/>
+        </w:rPr>
+        <w:t>；</w:t>
+      </w:r>
+      <w:hyperlink r:id="rId128">
+        <w:r>
+          <w:rPr>
+            <w:lang w:val="zh_TW" w:bidi="zh_TW"/>
+          </w:rPr>
+          <w:rPr>
+            <w:color w:val="0000EE"/>
+            <w:u w:val="single"/>
+          </w:rPr>
+          <w:t>彼前4:1</w:t>
+        </w:r>
+      </w:hyperlink>
+      <w:r>
+        <w:rPr>
+          <w:lang w:val="zh_TW" w:bidi="zh_TW"/>
+        </w:rPr>
+        <w:t>）。藉著忍耐，基督徒的品格得以塑造，靈命也漸漸成熟（</w:t>
+      </w:r>
+      <w:hyperlink r:id="rId129">
+        <w:r>
+          <w:rPr>
+            <w:lang w:val="zh_TW" w:bidi="zh_TW"/>
+          </w:rPr>
+          <w:rPr>
+            <w:color w:val="0000EE"/>
+            <w:u w:val="single"/>
+          </w:rPr>
+          <w:t>羅5:3–4</w:t>
+        </w:r>
+      </w:hyperlink>
+      <w:r>
+        <w:rPr>
+          <w:lang w:val="zh_TW" w:bidi="zh_TW"/>
+        </w:rPr>
+        <w:t>；</w:t>
+      </w:r>
+      <w:hyperlink r:id="rId130">
+        <w:r>
+          <w:rPr>
+            <w:lang w:val="zh_TW" w:bidi="zh_TW"/>
+          </w:rPr>
+          <w:rPr>
+            <w:color w:val="0000EE"/>
+            <w:u w:val="single"/>
+          </w:rPr>
+          <w:t>雅1:2–4</w:t>
+        </w:r>
+      </w:hyperlink>
+      <w:r>
+        <w:rPr>
+          <w:lang w:val="zh_TW" w:bidi="zh_TW"/>
+        </w:rPr>
+        <w:t>）。</w:t>
+      </w:r>
+    </w:p>
+    <w:p>
+      <w:pPr/>
+      <w:r>
+        <w:rPr>
+          <w:lang w:val="zh_TW" w:bidi="zh_TW"/>
+        </w:rPr>
+      </w:r>
+      <w:r>
+        <w:rPr>
+          <w:lang w:val="zh_TW" w:bidi="zh_TW"/>
+        </w:rPr>
+        <w:t>希伯來書是寫給面對諸多試煉的基督徒。有人逼迫他們，搶奪他們的財物，甚至將他們囚禁（</w:t>
+      </w:r>
+      <w:hyperlink r:id="rId131">
+        <w:r>
+          <w:rPr>
+            <w:lang w:val="zh_TW" w:bidi="zh_TW"/>
+          </w:rPr>
+          <w:rPr>
+            <w:color w:val="0000EE"/>
+            <w:u w:val="single"/>
+          </w:rPr>
+          <w:t>來10:32–34</w:t>
+        </w:r>
+      </w:hyperlink>
+      <w:r>
+        <w:rPr>
+          <w:lang w:val="zh_TW" w:bidi="zh_TW"/>
+        </w:rPr>
+        <w:t>）。</w:t>
+      </w:r>
+    </w:p>
+    <w:p>
+      <w:pPr/>
+      <w:r>
+        <w:rPr>
+          <w:lang w:val="zh_TW" w:bidi="zh_TW"/>
+        </w:rPr>
+      </w:r>
+      <w:r>
+        <w:rPr>
+          <w:lang w:val="zh_TW" w:bidi="zh_TW"/>
+        </w:rPr>
+        <w:t>當書信寫成時，他們仍然面對類似的處境。他們需要「持定」自己的信仰而不動搖（</w:t>
+      </w:r>
+      <w:hyperlink r:id="rId132">
+        <w:r>
+          <w:rPr>
+            <w:lang w:val="zh_TW" w:bidi="zh_TW"/>
+          </w:rPr>
+          <w:rPr>
+            <w:color w:val="0000EE"/>
+            <w:u w:val="single"/>
+          </w:rPr>
+          <w:t>4:14，</w:t>
+        </w:r>
+      </w:hyperlink>
+      <w:hyperlink r:id="rId133">
+        <w:r>
+          <w:rPr>
+            <w:lang w:val="zh_TW" w:bidi="zh_TW"/>
+          </w:rPr>
+          <w:rPr>
+            <w:color w:val="0000EE"/>
+            <w:u w:val="single"/>
+          </w:rPr>
+          <w:t>10:23</w:t>
+        </w:r>
+      </w:hyperlink>
+      <w:r>
+        <w:rPr>
+          <w:lang w:val="zh_TW" w:bidi="zh_TW"/>
+        </w:rPr>
+        <w:t>），並在等待神的應許實現之時持續忍耐（</w:t>
+      </w:r>
+      <w:hyperlink r:id="rId134">
+        <w:r>
+          <w:rPr>
+            <w:lang w:val="zh_TW" w:bidi="zh_TW"/>
+          </w:rPr>
+          <w:rPr>
+            <w:color w:val="0000EE"/>
+            <w:u w:val="single"/>
+          </w:rPr>
+          <w:t>6:12，</w:t>
+        </w:r>
+      </w:hyperlink>
+      <w:hyperlink r:id="rId135">
+        <w:r>
+          <w:rPr>
+            <w:lang w:val="zh_TW" w:bidi="zh_TW"/>
+          </w:rPr>
+          <w:rPr>
+            <w:color w:val="0000EE"/>
+            <w:u w:val="single"/>
+          </w:rPr>
+          <w:t>10:36</w:t>
+        </w:r>
+      </w:hyperlink>
+      <w:r>
+        <w:rPr>
+          <w:lang w:val="zh_TW" w:bidi="zh_TW"/>
+        </w:rPr>
+        <w:t>）。像賽跑的選手一樣，他們需要「存心忍耐，奔那擺在……前頭的路程」（</w:t>
+      </w:r>
+      <w:hyperlink r:id="rId136">
+        <w:r>
+          <w:rPr>
+            <w:lang w:val="zh_TW" w:bidi="zh_TW"/>
+          </w:rPr>
+          <w:rPr>
+            <w:color w:val="0000EE"/>
+            <w:u w:val="single"/>
+          </w:rPr>
+          <w:t>12:1</w:t>
+        </w:r>
+      </w:hyperlink>
+      <w:r>
+        <w:rPr>
+          <w:lang w:val="zh_TW" w:bidi="zh_TW"/>
+        </w:rPr>
+        <w:t>）。作為慈愛天父的真兒女，他們應當甘心接受主的管教，使自己在聖潔上不斷長進（</w:t>
+      </w:r>
+      <w:hyperlink r:id="rId137">
+        <w:r>
+          <w:rPr>
+            <w:lang w:val="zh_TW" w:bidi="zh_TW"/>
+          </w:rPr>
+          <w:rPr>
+            <w:color w:val="0000EE"/>
+            <w:u w:val="single"/>
+          </w:rPr>
+          <w:t>12:5–13</w:t>
+        </w:r>
+      </w:hyperlink>
+      <w:r>
+        <w:rPr>
+          <w:lang w:val="zh_TW" w:bidi="zh_TW"/>
+        </w:rPr>
+        <w:t>）。</w:t>
+      </w:r>
+    </w:p>
+    <w:p>
+      <w:pPr/>
+      <w:r>
+        <w:rPr>
+          <w:lang w:val="zh_TW" w:bidi="zh_TW"/>
+        </w:rPr>
+      </w:r>
+      <w:r>
+        <w:rPr>
+          <w:lang w:val="zh_TW" w:bidi="zh_TW"/>
+        </w:rPr>
+        <w:t>聖經中有許多忍耐的榜樣，鼓勵所有信徒，例如約伯和眾先知（</w:t>
+      </w:r>
+      <w:hyperlink r:id="rId138">
+        <w:r>
+          <w:rPr>
+            <w:lang w:val="zh_TW" w:bidi="zh_TW"/>
+          </w:rPr>
+          <w:rPr>
+            <w:color w:val="0000EE"/>
+            <w:u w:val="single"/>
+          </w:rPr>
+          <w:t>來11:35–40</w:t>
+        </w:r>
+      </w:hyperlink>
+      <w:r>
+        <w:rPr>
+          <w:lang w:val="zh_TW" w:bidi="zh_TW"/>
+        </w:rPr>
+        <w:t>；</w:t>
+      </w:r>
+      <w:hyperlink r:id="rId139">
+        <w:r>
+          <w:rPr>
+            <w:lang w:val="zh_TW" w:bidi="zh_TW"/>
+          </w:rPr>
+          <w:rPr>
+            <w:color w:val="0000EE"/>
+            <w:u w:val="single"/>
+          </w:rPr>
+          <w:t>雅5:10–11</w:t>
+        </w:r>
+      </w:hyperlink>
+      <w:r>
+        <w:rPr>
+          <w:lang w:val="zh_TW" w:bidi="zh_TW"/>
+        </w:rPr>
+        <w:t>）。我們忍耐的最主要榜樣，就是基督，祂因為「擺在前面的喜樂」，「忍受了十字架的苦難」（</w:t>
+      </w:r>
+      <w:hyperlink r:id="rId140">
+        <w:r>
+          <w:rPr>
+            <w:lang w:val="zh_TW" w:bidi="zh_TW"/>
+          </w:rPr>
+          <w:rPr>
+            <w:color w:val="0000EE"/>
+            <w:u w:val="single"/>
+          </w:rPr>
+          <w:t>12:1–3</w:t>
+        </w:r>
+      </w:hyperlink>
+      <w:r>
+        <w:rPr>
+          <w:lang w:val="zh_TW" w:bidi="zh_TW"/>
+        </w:rPr>
+        <w:t>）。這同樣的盼望，也激勵我們在信仰的道路上堅忍到底。</w:t>
+      </w:r>
+    </w:p>
+    <w:p>
+      <w:pPr/>
+      <w:r>
+        <w:rPr>
+          <w:lang w:val="zh_TW" w:bidi="zh_TW"/>
+        </w:rPr>
+      </w:r>
+      <w:r>
+        <w:rPr>
+          <w:u w:val="single"/>
+          <w:lang w:val="zh_TW" w:bidi="zh_TW"/>
+        </w:rPr>
+        <w:t>進深研究的經文段落</w:t>
+      </w:r>
+    </w:p>
+    <w:p>
+      <w:pPr/>
+      <w:r>
+        <w:rPr>
+          <w:lang w:val="zh_TW" w:bidi="zh_TW"/>
+        </w:rPr>
+      </w:r>
+      <w:hyperlink r:id="rId129">
+        <w:r>
+          <w:rPr>
+            <w:lang w:val="zh_TW" w:bidi="zh_TW"/>
+          </w:rPr>
+          <w:rPr>
+            <w:color w:val="0000EE"/>
+            <w:u w:val="single"/>
+          </w:rPr>
+          <w:t>羅5:3–4</w:t>
+        </w:r>
+      </w:hyperlink>
+      <w:r>
+        <w:rPr>
+          <w:lang w:val="zh_TW" w:bidi="zh_TW"/>
+        </w:rPr>
+        <w:t>；</w:t>
+      </w:r>
+      <w:hyperlink r:id="rId141">
+        <w:r>
+          <w:rPr>
+            <w:lang w:val="zh_TW" w:bidi="zh_TW"/>
+          </w:rPr>
+          <w:rPr>
+            <w:color w:val="0000EE"/>
+            <w:u w:val="single"/>
+          </w:rPr>
+          <w:t>林前4:12</w:t>
+        </w:r>
+      </w:hyperlink>
+      <w:r>
+        <w:rPr>
+          <w:lang w:val="zh_TW" w:bidi="zh_TW"/>
+        </w:rPr>
+        <w:t>；</w:t>
+      </w:r>
+      <w:hyperlink r:id="rId125">
+        <w:r>
+          <w:rPr>
+            <w:lang w:val="zh_TW" w:bidi="zh_TW"/>
+          </w:rPr>
+          <w:rPr>
+            <w:color w:val="0000EE"/>
+            <w:u w:val="single"/>
+          </w:rPr>
+          <w:t>帖後1:4</w:t>
+        </w:r>
+      </w:hyperlink>
+      <w:r>
+        <w:rPr>
+          <w:lang w:val="zh_TW" w:bidi="zh_TW"/>
+        </w:rPr>
+        <w:t>；</w:t>
+      </w:r>
+      <w:hyperlink r:id="rId134">
+        <w:r>
+          <w:rPr>
+            <w:lang w:val="zh_TW" w:bidi="zh_TW"/>
+          </w:rPr>
+          <w:rPr>
+            <w:color w:val="0000EE"/>
+            <w:u w:val="single"/>
+          </w:rPr>
+          <w:t>來6:12</w:t>
+        </w:r>
+      </w:hyperlink>
+      <w:r>
+        <w:rPr>
+          <w:lang w:val="zh_TW" w:bidi="zh_TW"/>
+        </w:rPr>
+        <w:t>；</w:t>
+      </w:r>
+      <w:hyperlink r:id="rId142">
+        <w:r>
+          <w:rPr>
+            <w:lang w:val="zh_TW" w:bidi="zh_TW"/>
+          </w:rPr>
+          <w:rPr>
+            <w:color w:val="0000EE"/>
+            <w:u w:val="single"/>
+          </w:rPr>
+          <w:t>來12:1–10</w:t>
+        </w:r>
+      </w:hyperlink>
+      <w:r>
+        <w:rPr>
+          <w:lang w:val="zh_TW" w:bidi="zh_TW"/>
+        </w:rPr>
+        <w:t>；</w:t>
+      </w:r>
+      <w:hyperlink r:id="rId130">
+        <w:r>
+          <w:rPr>
+            <w:lang w:val="zh_TW" w:bidi="zh_TW"/>
+          </w:rPr>
+          <w:rPr>
+            <w:color w:val="0000EE"/>
+            <w:u w:val="single"/>
+          </w:rPr>
+          <w:t>雅1:2–4</w:t>
+        </w:r>
+      </w:hyperlink>
+      <w:r>
+        <w:rPr>
+          <w:lang w:val="zh_TW" w:bidi="zh_TW"/>
+        </w:rPr>
+        <w:t>；</w:t>
+      </w:r>
+      <w:hyperlink r:id="rId143">
+        <w:r>
+          <w:rPr>
+            <w:lang w:val="zh_TW" w:bidi="zh_TW"/>
+          </w:rPr>
+          <w:rPr>
+            <w:color w:val="0000EE"/>
+            <w:u w:val="single"/>
+          </w:rPr>
+          <w:t>雅5:11</w:t>
+        </w:r>
+      </w:hyperlink>
+      <w:r>
+        <w:rPr>
+          <w:lang w:val="zh_TW" w:bidi="zh_TW"/>
+        </w:rPr>
+        <w:t>；</w:t>
+      </w:r>
+      <w:hyperlink r:id="rId144">
+        <w:r>
+          <w:rPr>
+            <w:lang w:val="zh_TW" w:bidi="zh_TW"/>
+          </w:rPr>
+          <w:rPr>
+            <w:color w:val="0000EE"/>
+            <w:u w:val="single"/>
+          </w:rPr>
+          <w:t>彼前2:20</w:t>
+        </w:r>
+      </w:hyperlink>
+      <w:r>
+        <w:rPr>
+          <w:lang w:val="zh_TW" w:bidi="zh_TW"/>
+        </w:rPr>
+      </w:r>
+      <w:r>
+        <w:rPr>
+          <w:lang w:val="zh_TW" w:bidi="zh_TW"/>
+        </w:rPr>
+      </w:r>
+    </w:p>
+    <w:p>
+      <w:pPr/>
+      <w:r>
+        <w:rPr>
+          <w:lang w:val="zh_TW" w:bidi="zh_TW"/>
+        </w:rPr>
+      </w:r>
+    </w:p>
+    <w:p>
+      <w:pPr>
+        <w:pStyle w:val="Heading2"/>
+      </w:pPr>
+      <w:r>
+        <w:rPr>
+          <w:lang w:val="zh_TW" w:bidi="zh_TW"/>
+        </w:rPr>
+        <w:t>認識神</w:t>
+      </w:r>
+      <w:r>
+        <w:rPr>
+          <w:lang w:val="zh_TW" w:bidi="zh_TW"/>
+        </w:rPr>
+      </w:r>
+    </w:p>
+    <w:p>
+      <w:pPr/>
+      <w:r>
+        <w:rPr>
+          <w:lang w:val="zh_TW" w:bidi="zh_TW"/>
+        </w:rPr>
+      </w:r>
+      <w:r>
+        <w:rPr>
+          <w:lang w:val="zh_TW" w:bidi="zh_TW"/>
+        </w:rPr>
+        <w:t>我們常把知識理解為資訊、事實與概念。然而，在聖經時代，知識通常指向個人關係之間；認識某人，意指與那人有親密的聯繫。認識神，不只是學習有關祂的知識；雖然了解神的本性與屬性很重要，但認識神遠超過這些討論。</w:t>
+      </w:r>
+    </w:p>
+    <w:p>
+      <w:pPr/>
+      <w:r>
+        <w:rPr>
+          <w:lang w:val="zh_TW" w:bidi="zh_TW"/>
+        </w:rPr>
+      </w:r>
+      <w:r>
+        <w:rPr>
+          <w:lang w:val="zh_TW" w:bidi="zh_TW"/>
+        </w:rPr>
+        <w:t>認識神，意味著與祂建立親密的關係。這包括學習以神的眼光看事物，並努力模仿祂的樣式。真正認識神，會徹底改變我們的思想、行為、價值觀、人生優先次序以及與他人的關係。認識神，比獻祭、宗教儀式或任何宗教活動更為重要（見</w:t>
+      </w:r>
+      <w:hyperlink r:id="rId145">
+        <w:r>
+          <w:rPr>
+            <w:lang w:val="zh_TW" w:bidi="zh_TW"/>
+          </w:rPr>
+          <w:rPr>
+            <w:color w:val="0000EE"/>
+            <w:u w:val="single"/>
+          </w:rPr>
+          <w:t>耶9:23–24</w:t>
+        </w:r>
+      </w:hyperlink>
+      <w:hyperlink r:id="rId146">
+        <w:r>
+          <w:rPr>
+            <w:lang w:val="zh_TW" w:bidi="zh_TW"/>
+          </w:rPr>
+          <w:rPr>
+            <w:color w:val="0000EE"/>
+            <w:u w:val="single"/>
+          </w:rPr>
+          <w:t>31:34</w:t>
+        </w:r>
+      </w:hyperlink>
+      <w:r>
+        <w:rPr>
+          <w:lang w:val="zh_TW" w:bidi="zh_TW"/>
+        </w:rPr>
+        <w:t>）。</w:t>
+      </w:r>
+    </w:p>
+    <w:p>
+      <w:pPr/>
+      <w:r>
+        <w:rPr>
+          <w:lang w:val="zh_TW" w:bidi="zh_TW"/>
+        </w:rPr>
+      </w:r>
+      <w:r>
+        <w:rPr>
+          <w:lang w:val="zh_TW" w:bidi="zh_TW"/>
+        </w:rPr>
+        <w:t>先知何西阿強調認識神的重要性。他指出，神要毀滅以色列，是因為他們不認識神（</w:t>
+      </w:r>
+      <w:hyperlink r:id="rId147">
+        <w:r>
+          <w:rPr>
+            <w:lang w:val="zh_TW" w:bidi="zh_TW"/>
+          </w:rPr>
+          <w:rPr>
+            <w:color w:val="0000EE"/>
+            <w:u w:val="single"/>
+          </w:rPr>
+          <w:t>何4:1、</w:t>
+        </w:r>
+      </w:hyperlink>
+      <w:hyperlink r:id="rId148">
+        <w:r>
+          <w:rPr>
+            <w:lang w:val="zh_TW" w:bidi="zh_TW"/>
+          </w:rPr>
+          <w:rPr>
+            <w:color w:val="0000EE"/>
+            <w:u w:val="single"/>
+          </w:rPr>
+          <w:t>6</w:t>
+        </w:r>
+      </w:hyperlink>
+      <w:r>
+        <w:rPr>
+          <w:lang w:val="zh_TW" w:bidi="zh_TW"/>
+        </w:rPr>
+        <w:t>）。</w:t>
+      </w:r>
+    </w:p>
+    <w:p>
+      <w:pPr/>
+      <w:r>
+        <w:rPr>
+          <w:lang w:val="zh_TW" w:bidi="zh_TW"/>
+        </w:rPr>
+      </w:r>
+      <w:r>
+        <w:rPr>
+          <w:lang w:val="zh_TW" w:bidi="zh_TW"/>
+        </w:rPr>
+        <w:t>這個主題在新約聖經的約翰福音中也很常見。耶穌多次強調認識神的必要性。祂指出，人可以參與宗教活動，卻仍然與神沒有真正的關係（見</w:t>
+      </w:r>
+      <w:hyperlink r:id="rId149">
+        <w:r>
+          <w:rPr>
+            <w:lang w:val="zh_TW" w:bidi="zh_TW"/>
+          </w:rPr>
+          <w:rPr>
+            <w:color w:val="0000EE"/>
+            <w:u w:val="single"/>
+          </w:rPr>
+          <w:t>約7:25–29，</w:t>
+        </w:r>
+      </w:hyperlink>
+      <w:hyperlink r:id="rId150">
+        <w:r>
+          <w:rPr>
+            <w:lang w:val="zh_TW" w:bidi="zh_TW"/>
+          </w:rPr>
+          <w:rPr>
+            <w:color w:val="0000EE"/>
+            <w:u w:val="single"/>
+          </w:rPr>
+          <w:t>8:14–19</w:t>
+        </w:r>
+      </w:hyperlink>
+      <w:r>
+        <w:rPr>
+          <w:lang w:val="zh_TW" w:bidi="zh_TW"/>
+        </w:rPr>
+        <w:t>、</w:t>
+      </w:r>
+      <w:hyperlink r:id="rId151">
+        <w:r>
+          <w:rPr>
+            <w:lang w:val="zh_TW" w:bidi="zh_TW"/>
+          </w:rPr>
+          <w:rPr>
+            <w:color w:val="0000EE"/>
+            <w:u w:val="single"/>
+          </w:rPr>
+          <w:t>54–55，</w:t>
+        </w:r>
+      </w:hyperlink>
+      <w:hyperlink r:id="rId152">
+        <w:r>
+          <w:rPr>
+            <w:lang w:val="zh_TW" w:bidi="zh_TW"/>
+          </w:rPr>
+          <w:rPr>
+            <w:color w:val="0000EE"/>
+            <w:u w:val="single"/>
+          </w:rPr>
+          <w:t>14:6–11，</w:t>
+        </w:r>
+      </w:hyperlink>
+      <w:hyperlink r:id="rId153">
+        <w:r>
+          <w:rPr>
+            <w:lang w:val="zh_TW" w:bidi="zh_TW"/>
+          </w:rPr>
+          <w:rPr>
+            <w:color w:val="0000EE"/>
+            <w:u w:val="single"/>
+          </w:rPr>
+          <w:t>17:1–3</w:t>
+        </w:r>
+      </w:hyperlink>
+      <w:r>
+        <w:rPr>
+          <w:lang w:val="zh_TW" w:bidi="zh_TW"/>
+        </w:rPr>
+        <w:t>）。</w:t>
+      </w:r>
+    </w:p>
+    <w:p>
+      <w:pPr/>
+      <w:r>
+        <w:rPr>
+          <w:lang w:val="zh_TW" w:bidi="zh_TW"/>
+        </w:rPr>
+      </w:r>
+      <w:r>
+        <w:rPr>
+          <w:u w:val="single"/>
+          <w:lang w:val="zh_TW" w:bidi="zh_TW"/>
+        </w:rPr>
+        <w:t>進深研究的經文段落</w:t>
+      </w:r>
+    </w:p>
+    <w:p>
+      <w:pPr/>
+      <w:r>
+        <w:rPr>
+          <w:lang w:val="zh_TW" w:bidi="zh_TW"/>
+        </w:rPr>
+      </w:r>
+      <w:hyperlink r:id="rId154">
+        <w:r>
+          <w:rPr>
+            <w:lang w:val="zh_TW" w:bidi="zh_TW"/>
+          </w:rPr>
+          <w:rPr>
+            <w:color w:val="0000EE"/>
+            <w:u w:val="single"/>
+          </w:rPr>
+          <w:t>出33:8</w:t>
+        </w:r>
+      </w:hyperlink>
+      <w:r>
+        <w:rPr>
+          <w:lang w:val="zh_TW" w:bidi="zh_TW"/>
+        </w:rPr>
+        <w:t>、</w:t>
+      </w:r>
+      <w:hyperlink r:id="rId155">
+        <w:r>
+          <w:rPr>
+            <w:lang w:val="zh_TW" w:bidi="zh_TW"/>
+          </w:rPr>
+          <w:rPr>
+            <w:color w:val="0000EE"/>
+            <w:u w:val="single"/>
+          </w:rPr>
+          <w:t>11</w:t>
+        </w:r>
+      </w:hyperlink>
+      <w:r>
+        <w:rPr>
+          <w:lang w:val="zh_TW" w:bidi="zh_TW"/>
+        </w:rPr>
+        <w:t>；</w:t>
+      </w:r>
+      <w:hyperlink r:id="rId156">
+        <w:r>
+          <w:rPr>
+            <w:lang w:val="zh_TW" w:bidi="zh_TW"/>
+          </w:rPr>
+          <w:rPr>
+            <w:color w:val="0000EE"/>
+            <w:u w:val="single"/>
+          </w:rPr>
+          <w:t>民12:6–8</w:t>
+        </w:r>
+      </w:hyperlink>
+      <w:r>
+        <w:rPr>
+          <w:lang w:val="zh_TW" w:bidi="zh_TW"/>
+        </w:rPr>
+        <w:t>；</w:t>
+      </w:r>
+      <w:hyperlink r:id="rId157">
+        <w:r>
+          <w:rPr>
+            <w:lang w:val="zh_TW" w:bidi="zh_TW"/>
+          </w:rPr>
+          <w:rPr>
+            <w:color w:val="0000EE"/>
+            <w:u w:val="single"/>
+          </w:rPr>
+          <w:t>賽11:9，</w:t>
+        </w:r>
+      </w:hyperlink>
+      <w:hyperlink r:id="rId158">
+        <w:r>
+          <w:rPr>
+            <w:lang w:val="zh_TW" w:bidi="zh_TW"/>
+          </w:rPr>
+          <w:rPr>
+            <w:color w:val="0000EE"/>
+            <w:u w:val="single"/>
+          </w:rPr>
+          <w:t>43:10</w:t>
+        </w:r>
+      </w:hyperlink>
+      <w:r>
+        <w:rPr>
+          <w:lang w:val="zh_TW" w:bidi="zh_TW"/>
+        </w:rPr>
+        <w:t>；</w:t>
+      </w:r>
+      <w:hyperlink r:id="rId159">
+        <w:r>
+          <w:rPr>
+            <w:lang w:val="zh_TW" w:bidi="zh_TW"/>
+          </w:rPr>
+          <w:rPr>
+            <w:color w:val="0000EE"/>
+            <w:u w:val="single"/>
+          </w:rPr>
+          <w:t>耶9:24，</w:t>
+        </w:r>
+      </w:hyperlink>
+      <w:hyperlink r:id="rId160">
+        <w:r>
+          <w:rPr>
+            <w:lang w:val="zh_TW" w:bidi="zh_TW"/>
+          </w:rPr>
+          <w:rPr>
+            <w:color w:val="0000EE"/>
+            <w:u w:val="single"/>
+          </w:rPr>
+          <w:t>31:33–34</w:t>
+        </w:r>
+      </w:hyperlink>
+      <w:r>
+        <w:rPr>
+          <w:lang w:val="zh_TW" w:bidi="zh_TW"/>
+        </w:rPr>
+        <w:t>；</w:t>
+      </w:r>
+      <w:hyperlink r:id="rId161">
+        <w:r>
+          <w:rPr>
+            <w:lang w:val="zh_TW" w:bidi="zh_TW"/>
+          </w:rPr>
+          <w:rPr>
+            <w:color w:val="0000EE"/>
+            <w:u w:val="single"/>
+          </w:rPr>
+          <w:t>何6:3</w:t>
+        </w:r>
+      </w:hyperlink>
+      <w:r>
+        <w:rPr>
+          <w:lang w:val="zh_TW" w:bidi="zh_TW"/>
+        </w:rPr>
+        <w:t>、</w:t>
+      </w:r>
+      <w:hyperlink r:id="rId162">
+        <w:r>
+          <w:rPr>
+            <w:lang w:val="zh_TW" w:bidi="zh_TW"/>
+          </w:rPr>
+          <w:rPr>
+            <w:color w:val="0000EE"/>
+            <w:u w:val="single"/>
+          </w:rPr>
+          <w:t>6</w:t>
+        </w:r>
+      </w:hyperlink>
+      <w:r>
+        <w:rPr>
+          <w:lang w:val="zh_TW" w:bidi="zh_TW"/>
+        </w:rPr>
+        <w:t>；</w:t>
+      </w:r>
+      <w:hyperlink r:id="rId163">
+        <w:r>
+          <w:rPr>
+            <w:lang w:val="zh_TW" w:bidi="zh_TW"/>
+          </w:rPr>
+          <w:rPr>
+            <w:color w:val="0000EE"/>
+            <w:u w:val="single"/>
+          </w:rPr>
+          <w:t>約17:3</w:t>
+        </w:r>
+      </w:hyperlink>
+      <w:r>
+        <w:rPr>
+          <w:lang w:val="zh_TW" w:bidi="zh_TW"/>
+        </w:rPr>
+        <w:t>；</w:t>
+      </w:r>
+      <w:hyperlink r:id="rId164">
+        <w:r>
+          <w:rPr>
+            <w:lang w:val="zh_TW" w:bidi="zh_TW"/>
+          </w:rPr>
+          <w:rPr>
+            <w:color w:val="0000EE"/>
+            <w:u w:val="single"/>
+          </w:rPr>
+          <w:t>腓3:10</w:t>
+        </w:r>
+      </w:hyperlink>
+      <w:r>
+        <w:rPr>
+          <w:lang w:val="zh_TW" w:bidi="zh_TW"/>
+        </w:rPr>
+        <w:t>；</w:t>
+      </w:r>
+      <w:hyperlink r:id="rId165">
+        <w:r>
+          <w:rPr>
+            <w:lang w:val="zh_TW" w:bidi="zh_TW"/>
+          </w:rPr>
+          <w:rPr>
+            <w:color w:val="0000EE"/>
+            <w:u w:val="single"/>
+          </w:rPr>
+          <w:t>多1:16</w:t>
+        </w:r>
+      </w:hyperlink>
+      <w:r>
+        <w:rPr>
+          <w:lang w:val="zh_TW" w:bidi="zh_TW"/>
+        </w:rPr>
+        <w:t>；</w:t>
+      </w:r>
+      <w:hyperlink r:id="rId166">
+        <w:r>
+          <w:rPr>
+            <w:lang w:val="zh_TW" w:bidi="zh_TW"/>
+          </w:rPr>
+          <w:rPr>
+            <w:color w:val="0000EE"/>
+            <w:u w:val="single"/>
+          </w:rPr>
+          <w:t>來8:10–13</w:t>
+        </w:r>
+      </w:hyperlink>
+      <w:r>
+        <w:rPr>
+          <w:lang w:val="zh_TW" w:bidi="zh_TW"/>
+        </w:rPr>
+        <w:t>；</w:t>
+      </w:r>
+      <w:hyperlink r:id="rId167">
+        <w:r>
+          <w:rPr>
+            <w:lang w:val="zh_TW" w:bidi="zh_TW"/>
+          </w:rPr>
+          <w:rPr>
+            <w:color w:val="0000EE"/>
+            <w:u w:val="single"/>
+          </w:rPr>
+          <w:t>約一2:4，</w:t>
+        </w:r>
+      </w:hyperlink>
+      <w:hyperlink r:id="rId168">
+        <w:r>
+          <w:rPr>
+            <w:lang w:val="zh_TW" w:bidi="zh_TW"/>
+          </w:rPr>
+          <w:rPr>
+            <w:color w:val="0000EE"/>
+            <w:u w:val="single"/>
+          </w:rPr>
+          <w:t>4:6</w:t>
+        </w:r>
+      </w:hyperlink>
+      <w:r>
+        <w:rPr>
+          <w:lang w:val="zh_TW" w:bidi="zh_TW"/>
+        </w:rPr>
+        <w:t>、</w:t>
+      </w:r>
+      <w:hyperlink r:id="rId169">
+        <w:r>
+          <w:rPr>
+            <w:lang w:val="zh_TW" w:bidi="zh_TW"/>
+          </w:rPr>
+          <w:rPr>
+            <w:color w:val="0000EE"/>
+            <w:u w:val="single"/>
+          </w:rPr>
+          <w:t>8</w:t>
+        </w:r>
+      </w:hyperlink>
+      <w:r>
+        <w:rPr>
+          <w:lang w:val="zh_TW" w:bidi="zh_TW"/>
+        </w:rPr>
+        <w:t>；</w:t>
+      </w:r>
+      <w:hyperlink r:id="rId170">
+        <w:r>
+          <w:rPr>
+            <w:lang w:val="zh_TW" w:bidi="zh_TW"/>
+          </w:rPr>
+          <w:rPr>
+            <w:color w:val="0000EE"/>
+            <w:u w:val="single"/>
+          </w:rPr>
+          <w:t>約三1:11</w:t>
         </w:r>
       </w:hyperlink>
       <w:r>

--- a/zht/docx/068.content.docx
+++ b/zht/docx/068.content.docx
@@ -19,7 +19,7 @@
         <w:rPr>
           <w:lang w:val="zh_TW" w:bidi="zh_TW"/>
         </w:rPr>
-        <w:t>Resource: Tyndale Open Study Notes</w:t>
+        <w:t>Resource: Aquifer Open Study Notes (Themes)</w:t>
       </w:r>
       <w:r>
         <w:rPr>
@@ -112,7 +112,7 @@
         <w:rPr>
           <w:lang w:val="zh_TW" w:bidi="zh_TW"/>
         </w:rPr>
-        <w:t>Tyndale Open Study Notes</w:t>
+        <w:t>Aquifer Open Study Notes (Themes)</w:t>
       </w:r>
     </w:p>
     <w:p>

--- a/zht/docx/068.content.docx
+++ b/zht/docx/068.content.docx
@@ -233,162 +233,108 @@
         </w:rPr>
         <w:t>神並不是隱藏不見，或只是偶爾介入人的生活；祂積極掌管世界中的一切事件，為要成就祂的旨意（</w:t>
       </w:r>
-      <w:hyperlink r:id="rId13">
-        <w:r>
-          <w:rPr>
-            <w:lang w:val="zh_TW" w:bidi="zh_TW"/>
-          </w:rPr>
-          <w:rPr>
-            <w:color w:val="0000EE"/>
-            <w:u w:val="single"/>
-          </w:rPr>
-          <w:t>哈2:3</w:t>
-        </w:r>
-      </w:hyperlink>
+      <w:r>
+        <w:rPr>
+          <w:lang w:val="zh_TW" w:bidi="zh_TW"/>
+        </w:rPr>
+        <w:t>哈2:3</w:t>
+      </w:r>
       <w:r>
         <w:rPr>
           <w:lang w:val="zh_TW" w:bidi="zh_TW"/>
         </w:rPr>
         <w:t>、</w:t>
       </w:r>
-      <w:hyperlink r:id="rId14">
-        <w:r>
-          <w:rPr>
-            <w:lang w:val="zh_TW" w:bidi="zh_TW"/>
-          </w:rPr>
-          <w:rPr>
-            <w:color w:val="0000EE"/>
-            <w:u w:val="single"/>
-          </w:rPr>
-          <w:t>14</w:t>
-        </w:r>
-      </w:hyperlink>
+      <w:r>
+        <w:rPr>
+          <w:lang w:val="zh_TW" w:bidi="zh_TW"/>
+        </w:rPr>
+        <w:t>14</w:t>
+      </w:r>
       <w:r>
         <w:rPr>
           <w:lang w:val="zh_TW" w:bidi="zh_TW"/>
         </w:rPr>
         <w:t>；另見</w:t>
       </w:r>
-      <w:hyperlink r:id="rId15">
-        <w:r>
-          <w:rPr>
-            <w:lang w:val="zh_TW" w:bidi="zh_TW"/>
-          </w:rPr>
-          <w:rPr>
-            <w:color w:val="0000EE"/>
-            <w:u w:val="single"/>
-          </w:rPr>
-          <w:t>詩47:9</w:t>
-        </w:r>
-      </w:hyperlink>
+      <w:r>
+        <w:rPr>
+          <w:lang w:val="zh_TW" w:bidi="zh_TW"/>
+        </w:rPr>
+        <w:t>詩47:9</w:t>
+      </w:r>
       <w:r>
         <w:rPr>
           <w:lang w:val="zh_TW" w:bidi="zh_TW"/>
         </w:rPr>
         <w:t>；</w:t>
       </w:r>
-      <w:hyperlink r:id="rId16">
-        <w:r>
-          <w:rPr>
-            <w:lang w:val="zh_TW" w:bidi="zh_TW"/>
-          </w:rPr>
-          <w:rPr>
-            <w:color w:val="0000EE"/>
-            <w:u w:val="single"/>
-          </w:rPr>
-          <w:t>徒17:24–26</w:t>
-        </w:r>
-      </w:hyperlink>
+      <w:r>
+        <w:rPr>
+          <w:lang w:val="zh_TW" w:bidi="zh_TW"/>
+        </w:rPr>
+        <w:t>徒17:24–26</w:t>
+      </w:r>
       <w:r>
         <w:rPr>
           <w:lang w:val="zh_TW" w:bidi="zh_TW"/>
         </w:rPr>
         <w:t>；</w:t>
       </w:r>
-      <w:hyperlink r:id="rId17">
-        <w:r>
-          <w:rPr>
-            <w:lang w:val="zh_TW" w:bidi="zh_TW"/>
-          </w:rPr>
-          <w:rPr>
-            <w:color w:val="0000EE"/>
-            <w:u w:val="single"/>
-          </w:rPr>
-          <w:t>西1:15–20</w:t>
-        </w:r>
-      </w:hyperlink>
+      <w:r>
+        <w:rPr>
+          <w:lang w:val="zh_TW" w:bidi="zh_TW"/>
+        </w:rPr>
+        <w:t>西1:15–20</w:t>
+      </w:r>
       <w:r>
         <w:rPr>
           <w:lang w:val="zh_TW" w:bidi="zh_TW"/>
         </w:rPr>
         <w:t>）。耶和華是聖潔又有憐憫的神，祂在歷史中作工，為要拯救祂的百姓（</w:t>
       </w:r>
-      <w:hyperlink r:id="rId18">
-        <w:r>
-          <w:rPr>
-            <w:lang w:val="zh_TW" w:bidi="zh_TW"/>
-          </w:rPr>
-          <w:rPr>
-            <w:color w:val="0000EE"/>
-            <w:u w:val="single"/>
-          </w:rPr>
-          <w:t>哈3:2–15</w:t>
-        </w:r>
-      </w:hyperlink>
+      <w:r>
+        <w:rPr>
+          <w:lang w:val="zh_TW" w:bidi="zh_TW"/>
+        </w:rPr>
+        <w:t>哈3:2–15</w:t>
+      </w:r>
       <w:r>
         <w:rPr>
           <w:lang w:val="zh_TW" w:bidi="zh_TW"/>
         </w:rPr>
         <w:t>；另見</w:t>
       </w:r>
-      <w:hyperlink r:id="rId19">
-        <w:r>
-          <w:rPr>
-            <w:lang w:val="zh_TW" w:bidi="zh_TW"/>
-          </w:rPr>
-          <w:rPr>
-            <w:color w:val="0000EE"/>
-            <w:u w:val="single"/>
-          </w:rPr>
-          <w:t>弗1:3–10</w:t>
-        </w:r>
-      </w:hyperlink>
+      <w:r>
+        <w:rPr>
+          <w:lang w:val="zh_TW" w:bidi="zh_TW"/>
+        </w:rPr>
+        <w:t>弗1:3–10</w:t>
+      </w:r>
       <w:r>
         <w:rPr>
           <w:lang w:val="zh_TW" w:bidi="zh_TW"/>
         </w:rPr>
         <w:t>；</w:t>
       </w:r>
-      <w:hyperlink r:id="rId20">
-        <w:r>
-          <w:rPr>
-            <w:lang w:val="zh_TW" w:bidi="zh_TW"/>
-          </w:rPr>
-          <w:rPr>
-            <w:color w:val="0000EE"/>
-            <w:u w:val="single"/>
-          </w:rPr>
-          <w:t>彼後3:15</w:t>
-        </w:r>
-      </w:hyperlink>
+      <w:r>
+        <w:rPr>
+          <w:lang w:val="zh_TW" w:bidi="zh_TW"/>
+        </w:rPr>
+        <w:t>彼後3:15</w:t>
+      </w:r>
       <w:r>
         <w:rPr>
           <w:lang w:val="zh_TW" w:bidi="zh_TW"/>
         </w:rPr>
         <w:t>）。這一切的目的，是要讓眾人最終得以見到祂的榮耀（</w:t>
       </w:r>
-      <w:hyperlink r:id="rId14">
-        <w:r>
-          <w:rPr>
-            <w:lang w:val="zh_TW" w:bidi="zh_TW"/>
-          </w:rPr>
-          <w:rPr>
-            <w:color w:val="0000EE"/>
-            <w:u w:val="single"/>
-          </w:rPr>
-          <w:t>哈2:14</w:t>
-        </w:r>
-      </w:hyperlink>
+      <w:r>
+        <w:rPr>
+          <w:lang w:val="zh_TW" w:bidi="zh_TW"/>
+        </w:rPr>
+        <w:t>哈2:14</w:t>
+      </w:r>
       <w:r>
         <w:rPr>
           <w:lang w:val="zh_TW" w:bidi="zh_TW"/>
@@ -423,54 +369,36 @@
         </w:rPr>
         <w:t>從哈巴谷的角度來看，當猶大地充滿暴力與社會不公時，神似乎毫無作為（</w:t>
       </w:r>
-      <w:hyperlink r:id="rId21">
-        <w:r>
-          <w:rPr>
-            <w:lang w:val="zh_TW" w:bidi="zh_TW"/>
-          </w:rPr>
-          <w:rPr>
-            <w:color w:val="0000EE"/>
-            <w:u w:val="single"/>
-          </w:rPr>
-          <w:t>哈1:2–4</w:t>
-        </w:r>
-      </w:hyperlink>
+      <w:r>
+        <w:rPr>
+          <w:lang w:val="zh_TW" w:bidi="zh_TW"/>
+        </w:rPr>
+        <w:t>哈1:2–4</w:t>
+      </w:r>
       <w:r>
         <w:rPr>
           <w:lang w:val="zh_TW" w:bidi="zh_TW"/>
         </w:rPr>
         <w:t>）。神隨後啟示，祂將興起巴比倫人來懲罰猶大，然而巴比倫人比猶大還要邪惡（</w:t>
       </w:r>
-      <w:hyperlink r:id="rId22">
-        <w:r>
-          <w:rPr>
-            <w:lang w:val="zh_TW" w:bidi="zh_TW"/>
-          </w:rPr>
-          <w:rPr>
-            <w:color w:val="0000EE"/>
-            <w:u w:val="single"/>
-          </w:rPr>
-          <w:t>1:5–11</w:t>
-        </w:r>
-      </w:hyperlink>
+      <w:r>
+        <w:rPr>
+          <w:lang w:val="zh_TW" w:bidi="zh_TW"/>
+        </w:rPr>
+        <w:t>1:5–11</w:t>
+      </w:r>
       <w:r>
         <w:rPr>
           <w:lang w:val="zh_TW" w:bidi="zh_TW"/>
         </w:rPr>
         <w:t>），這使哈巴谷更加困惑。然而，神對公義的應許，以及對祂榮耀的異象，使這位先知最終堅定信心，並讚美神（</w:t>
       </w:r>
-      <w:hyperlink r:id="rId23">
-        <w:r>
-          <w:rPr>
-            <w:lang w:val="zh_TW" w:bidi="zh_TW"/>
-          </w:rPr>
-          <w:rPr>
-            <w:color w:val="0000EE"/>
-            <w:u w:val="single"/>
-          </w:rPr>
-          <w:t>3:16–19</w:t>
-        </w:r>
-      </w:hyperlink>
+      <w:r>
+        <w:rPr>
+          <w:lang w:val="zh_TW" w:bidi="zh_TW"/>
+        </w:rPr>
+        <w:t>3:16–19</w:t>
+      </w:r>
       <w:r>
         <w:rPr>
           <w:lang w:val="zh_TW" w:bidi="zh_TW"/>
@@ -514,258 +442,162 @@
           <w:lang w:val="zh_TW" w:bidi="zh_TW"/>
         </w:rPr>
       </w:r>
-      <w:hyperlink r:id="rId24">
-        <w:r>
-          <w:rPr>
-            <w:lang w:val="zh_TW" w:bidi="zh_TW"/>
-          </w:rPr>
-          <w:rPr>
-            <w:color w:val="0000EE"/>
-            <w:u w:val="single"/>
-          </w:rPr>
-          <w:t>申29:29</w:t>
-        </w:r>
-      </w:hyperlink>
+      <w:r>
+        <w:rPr>
+          <w:lang w:val="zh_TW" w:bidi="zh_TW"/>
+        </w:rPr>
+        <w:t>申29:29</w:t>
+      </w:r>
       <w:r>
         <w:rPr>
           <w:lang w:val="zh_TW" w:bidi="zh_TW"/>
         </w:rPr>
         <w:t>；</w:t>
       </w:r>
-      <w:hyperlink r:id="rId15">
-        <w:r>
-          <w:rPr>
-            <w:lang w:val="zh_TW" w:bidi="zh_TW"/>
-          </w:rPr>
-          <w:rPr>
-            <w:color w:val="0000EE"/>
-            <w:u w:val="single"/>
-          </w:rPr>
-          <w:t>詩47:9，</w:t>
-        </w:r>
-      </w:hyperlink>
-      <w:hyperlink r:id="rId25">
-        <w:r>
-          <w:rPr>
-            <w:lang w:val="zh_TW" w:bidi="zh_TW"/>
-          </w:rPr>
-          <w:rPr>
-            <w:color w:val="0000EE"/>
-            <w:u w:val="single"/>
-          </w:rPr>
-          <w:t>139:6，</w:t>
-        </w:r>
-      </w:hyperlink>
-      <w:hyperlink r:id="rId26">
-        <w:r>
-          <w:rPr>
-            <w:lang w:val="zh_TW" w:bidi="zh_TW"/>
-          </w:rPr>
-          <w:rPr>
-            <w:color w:val="0000EE"/>
-            <w:u w:val="single"/>
-          </w:rPr>
-          <w:t>145:3</w:t>
-        </w:r>
-      </w:hyperlink>
+      <w:r>
+        <w:rPr>
+          <w:lang w:val="zh_TW" w:bidi="zh_TW"/>
+        </w:rPr>
+        <w:t>詩47:9，</w:t>
+      </w:r>
+      <w:r>
+        <w:rPr>
+          <w:lang w:val="zh_TW" w:bidi="zh_TW"/>
+        </w:rPr>
+        <w:t>139:6，</w:t>
+      </w:r>
+      <w:r>
+        <w:rPr>
+          <w:lang w:val="zh_TW" w:bidi="zh_TW"/>
+        </w:rPr>
+        <w:t>145:3</w:t>
+      </w:r>
       <w:r>
         <w:rPr>
           <w:lang w:val="zh_TW" w:bidi="zh_TW"/>
         </w:rPr>
         <w:t>；</w:t>
       </w:r>
-      <w:hyperlink r:id="rId27">
-        <w:r>
-          <w:rPr>
-            <w:lang w:val="zh_TW" w:bidi="zh_TW"/>
-          </w:rPr>
-          <w:rPr>
-            <w:color w:val="0000EE"/>
-            <w:u w:val="single"/>
-          </w:rPr>
-          <w:t>賽55:8–9</w:t>
-        </w:r>
-      </w:hyperlink>
+      <w:r>
+        <w:rPr>
+          <w:lang w:val="zh_TW" w:bidi="zh_TW"/>
+        </w:rPr>
+        <w:t>賽55:8–9</w:t>
+      </w:r>
       <w:r>
         <w:rPr>
           <w:lang w:val="zh_TW" w:bidi="zh_TW"/>
         </w:rPr>
         <w:t>；</w:t>
       </w:r>
-      <w:hyperlink r:id="rId28">
-        <w:r>
-          <w:rPr>
-            <w:lang w:val="zh_TW" w:bidi="zh_TW"/>
-          </w:rPr>
-          <w:rPr>
-            <w:color w:val="0000EE"/>
-            <w:u w:val="single"/>
-          </w:rPr>
-          <w:t>但4:25</w:t>
-        </w:r>
-      </w:hyperlink>
+      <w:r>
+        <w:rPr>
+          <w:lang w:val="zh_TW" w:bidi="zh_TW"/>
+        </w:rPr>
+        <w:t>但4:25</w:t>
+      </w:r>
       <w:r>
         <w:rPr>
           <w:lang w:val="zh_TW" w:bidi="zh_TW"/>
         </w:rPr>
         <w:t>、</w:t>
       </w:r>
-      <w:hyperlink r:id="rId29">
-        <w:r>
-          <w:rPr>
-            <w:lang w:val="zh_TW" w:bidi="zh_TW"/>
-          </w:rPr>
-          <w:rPr>
-            <w:color w:val="0000EE"/>
-            <w:u w:val="single"/>
-          </w:rPr>
-          <w:t>35</w:t>
-        </w:r>
-      </w:hyperlink>
+      <w:r>
+        <w:rPr>
+          <w:lang w:val="zh_TW" w:bidi="zh_TW"/>
+        </w:rPr>
+        <w:t>35</w:t>
+      </w:r>
       <w:r>
         <w:rPr>
           <w:lang w:val="zh_TW" w:bidi="zh_TW"/>
         </w:rPr>
         <w:t>；</w:t>
       </w:r>
-      <w:hyperlink r:id="rId30">
-        <w:r>
-          <w:rPr>
-            <w:lang w:val="zh_TW" w:bidi="zh_TW"/>
-          </w:rPr>
-          <w:rPr>
-            <w:color w:val="0000EE"/>
-            <w:u w:val="single"/>
-          </w:rPr>
-          <w:t>哈1:2–11，</w:t>
-        </w:r>
-      </w:hyperlink>
-      <w:hyperlink r:id="rId31">
-        <w:r>
-          <w:rPr>
-            <w:lang w:val="zh_TW" w:bidi="zh_TW"/>
-          </w:rPr>
-          <w:rPr>
-            <w:color w:val="0000EE"/>
-            <w:u w:val="single"/>
-          </w:rPr>
-          <w:t>2:2–20，</w:t>
-        </w:r>
-      </w:hyperlink>
-      <w:hyperlink r:id="rId32">
-        <w:r>
-          <w:rPr>
-            <w:lang w:val="zh_TW" w:bidi="zh_TW"/>
-          </w:rPr>
-          <w:rPr>
-            <w:color w:val="0000EE"/>
-            <w:u w:val="single"/>
-          </w:rPr>
-          <w:t>3:2–19</w:t>
-        </w:r>
-      </w:hyperlink>
+      <w:r>
+        <w:rPr>
+          <w:lang w:val="zh_TW" w:bidi="zh_TW"/>
+        </w:rPr>
+        <w:t>哈1:2–11，</w:t>
+      </w:r>
+      <w:r>
+        <w:rPr>
+          <w:lang w:val="zh_TW" w:bidi="zh_TW"/>
+        </w:rPr>
+        <w:t>2:2–20，</w:t>
+      </w:r>
+      <w:r>
+        <w:rPr>
+          <w:lang w:val="zh_TW" w:bidi="zh_TW"/>
+        </w:rPr>
+        <w:t>3:2–19</w:t>
+      </w:r>
       <w:r>
         <w:rPr>
           <w:lang w:val="zh_TW" w:bidi="zh_TW"/>
         </w:rPr>
         <w:t>；</w:t>
       </w:r>
-      <w:hyperlink r:id="rId16">
-        <w:r>
-          <w:rPr>
-            <w:lang w:val="zh_TW" w:bidi="zh_TW"/>
-          </w:rPr>
-          <w:rPr>
-            <w:color w:val="0000EE"/>
-            <w:u w:val="single"/>
-          </w:rPr>
-          <w:t>徒17:24–26</w:t>
-        </w:r>
-      </w:hyperlink>
+      <w:r>
+        <w:rPr>
+          <w:lang w:val="zh_TW" w:bidi="zh_TW"/>
+        </w:rPr>
+        <w:t>徒17:24–26</w:t>
+      </w:r>
       <w:r>
         <w:rPr>
           <w:lang w:val="zh_TW" w:bidi="zh_TW"/>
         </w:rPr>
         <w:t>；</w:t>
       </w:r>
-      <w:hyperlink r:id="rId33">
-        <w:r>
-          <w:rPr>
-            <w:lang w:val="zh_TW" w:bidi="zh_TW"/>
-          </w:rPr>
-          <w:rPr>
-            <w:color w:val="0000EE"/>
-            <w:u w:val="single"/>
-          </w:rPr>
-          <w:t>羅11:33–34，</w:t>
-        </w:r>
-      </w:hyperlink>
-      <w:hyperlink r:id="rId34">
-        <w:r>
-          <w:rPr>
-            <w:lang w:val="zh_TW" w:bidi="zh_TW"/>
-          </w:rPr>
-          <w:rPr>
-            <w:color w:val="0000EE"/>
-            <w:u w:val="single"/>
-          </w:rPr>
-          <w:t>13:1</w:t>
-        </w:r>
-      </w:hyperlink>
+      <w:r>
+        <w:rPr>
+          <w:lang w:val="zh_TW" w:bidi="zh_TW"/>
+        </w:rPr>
+        <w:t>羅11:33–34，</w:t>
+      </w:r>
+      <w:r>
+        <w:rPr>
+          <w:lang w:val="zh_TW" w:bidi="zh_TW"/>
+        </w:rPr>
+        <w:t>13:1</w:t>
+      </w:r>
       <w:r>
         <w:rPr>
           <w:lang w:val="zh_TW" w:bidi="zh_TW"/>
         </w:rPr>
         <w:t>；</w:t>
       </w:r>
-      <w:hyperlink r:id="rId19">
-        <w:r>
-          <w:rPr>
-            <w:lang w:val="zh_TW" w:bidi="zh_TW"/>
-          </w:rPr>
-          <w:rPr>
-            <w:color w:val="0000EE"/>
-            <w:u w:val="single"/>
-          </w:rPr>
-          <w:t>弗1:3–10</w:t>
-        </w:r>
-      </w:hyperlink>
+      <w:r>
+        <w:rPr>
+          <w:lang w:val="zh_TW" w:bidi="zh_TW"/>
+        </w:rPr>
+        <w:t>弗1:3–10</w:t>
+      </w:r>
       <w:r>
         <w:rPr>
           <w:lang w:val="zh_TW" w:bidi="zh_TW"/>
         </w:rPr>
         <w:t>；</w:t>
       </w:r>
-      <w:hyperlink r:id="rId17">
-        <w:r>
-          <w:rPr>
-            <w:lang w:val="zh_TW" w:bidi="zh_TW"/>
-          </w:rPr>
-          <w:rPr>
-            <w:color w:val="0000EE"/>
-            <w:u w:val="single"/>
-          </w:rPr>
-          <w:t>西1:15–20</w:t>
-        </w:r>
-      </w:hyperlink>
+      <w:r>
+        <w:rPr>
+          <w:lang w:val="zh_TW" w:bidi="zh_TW"/>
+        </w:rPr>
+        <w:t>西1:15–20</w:t>
+      </w:r>
       <w:r>
         <w:rPr>
           <w:lang w:val="zh_TW" w:bidi="zh_TW"/>
         </w:rPr>
         <w:t>；</w:t>
       </w:r>
-      <w:hyperlink r:id="rId20">
-        <w:r>
-          <w:rPr>
-            <w:lang w:val="zh_TW" w:bidi="zh_TW"/>
-          </w:rPr>
-          <w:rPr>
-            <w:color w:val="0000EE"/>
-            <w:u w:val="single"/>
-          </w:rPr>
-          <w:t>彼後3:15</w:t>
-        </w:r>
-      </w:hyperlink>
+      <w:r>
+        <w:rPr>
+          <w:lang w:val="zh_TW" w:bidi="zh_TW"/>
+        </w:rPr>
+        <w:t>彼後3:15</w:t>
+      </w:r>
       <w:r>
         <w:rPr>
           <w:lang w:val="zh_TW" w:bidi="zh_TW"/>
@@ -814,72 +646,48 @@
         </w:rPr>
         <w:t>神按照祂的形像創造人，創造了男性和女性（</w:t>
       </w:r>
-      <w:hyperlink r:id="rId35">
-        <w:r>
-          <w:rPr>
-            <w:lang w:val="zh_TW" w:bidi="zh_TW"/>
-          </w:rPr>
-          <w:rPr>
-            <w:color w:val="0000EE"/>
-            <w:u w:val="single"/>
-          </w:rPr>
-          <w:t>創1:27</w:t>
-        </w:r>
-      </w:hyperlink>
+      <w:r>
+        <w:rPr>
+          <w:lang w:val="zh_TW" w:bidi="zh_TW"/>
+        </w:rPr>
+        <w:t>創1:27</w:t>
+      </w:r>
       <w:r>
         <w:rPr>
           <w:lang w:val="zh_TW" w:bidi="zh_TW"/>
         </w:rPr>
         <w:t>）。祂賜予人性別與生育的能力，使他們能夠繁衍後代，佈滿全地，並管理神所創造的一切（</w:t>
       </w:r>
-      <w:hyperlink r:id="rId36">
-        <w:r>
-          <w:rPr>
-            <w:lang w:val="zh_TW" w:bidi="zh_TW"/>
-          </w:rPr>
-          <w:rPr>
-            <w:color w:val="0000EE"/>
-            <w:u w:val="single"/>
-          </w:rPr>
-          <w:t>1:28</w:t>
-        </w:r>
-      </w:hyperlink>
+      <w:r>
+        <w:rPr>
+          <w:lang w:val="zh_TW" w:bidi="zh_TW"/>
+        </w:rPr>
+        <w:t>1:28</w:t>
+      </w:r>
       <w:r>
         <w:rPr>
           <w:lang w:val="zh_TW" w:bidi="zh_TW"/>
         </w:rPr>
         <w:t>）。此外，神也設立性愛，為要使夫妻在婚姻中建立深厚的友誼與親密的關係（</w:t>
       </w:r>
-      <w:hyperlink r:id="rId37">
-        <w:r>
-          <w:rPr>
-            <w:lang w:val="zh_TW" w:bidi="zh_TW"/>
-          </w:rPr>
-          <w:rPr>
-            <w:color w:val="0000EE"/>
-            <w:u w:val="single"/>
-          </w:rPr>
-          <w:t>2:18–25</w:t>
-        </w:r>
-      </w:hyperlink>
+      <w:r>
+        <w:rPr>
+          <w:lang w:val="zh_TW" w:bidi="zh_TW"/>
+        </w:rPr>
+        <w:t>2:18–25</w:t>
+      </w:r>
       <w:r>
         <w:rPr>
           <w:lang w:val="zh_TW" w:bidi="zh_TW"/>
         </w:rPr>
         <w:t>）。成為男性或女性，是人本質的一部分。當神看祂所造的一切（包括人的性愛）時，他說這是「甚好」（</w:t>
       </w:r>
-      <w:hyperlink r:id="rId38">
-        <w:r>
-          <w:rPr>
-            <w:lang w:val="zh_TW" w:bidi="zh_TW"/>
-          </w:rPr>
-          <w:rPr>
-            <w:color w:val="0000EE"/>
-            <w:u w:val="single"/>
-          </w:rPr>
-          <w:t>1:31</w:t>
-        </w:r>
-      </w:hyperlink>
+      <w:r>
+        <w:rPr>
+          <w:lang w:val="zh_TW" w:bidi="zh_TW"/>
+        </w:rPr>
+        <w:t>1:31</w:t>
+      </w:r>
       <w:r>
         <w:rPr>
           <w:lang w:val="zh_TW" w:bidi="zh_TW"/>
@@ -926,30 +734,18 @@
         </w:rPr>
         <w:t>自從創造以來，神的設計是讓性行為存在於婚姻之中。婚姻是男人與女人之間一個終身且有愛的盟約（</w:t>
       </w:r>
-      <w:hyperlink r:id="rId39">
-        <w:r>
-          <w:rPr>
-            <w:lang w:val="zh_TW" w:bidi="zh_TW"/>
-          </w:rPr>
-          <w:rPr>
-            <w:color w:val="0000EE"/>
-            <w:u w:val="single"/>
-          </w:rPr>
-          <w:t>創1:27–28，</w:t>
-        </w:r>
-      </w:hyperlink>
-      <w:hyperlink r:id="rId40">
-        <w:r>
-          <w:rPr>
-            <w:lang w:val="zh_TW" w:bidi="zh_TW"/>
-          </w:rPr>
-          <w:rPr>
-            <w:color w:val="0000EE"/>
-            <w:u w:val="single"/>
-          </w:rPr>
-          <w:t>2:23–24</w:t>
-        </w:r>
-      </w:hyperlink>
+      <w:r>
+        <w:rPr>
+          <w:lang w:val="zh_TW" w:bidi="zh_TW"/>
+        </w:rPr>
+        <w:t>創1:27–28，</w:t>
+      </w:r>
+      <w:r>
+        <w:rPr>
+          <w:lang w:val="zh_TW" w:bidi="zh_TW"/>
+        </w:rPr>
+        <w:t>2:23–24</w:t>
+      </w:r>
       <w:r>
         <w:rPr>
           <w:lang w:val="zh_TW" w:bidi="zh_TW"/>
@@ -970,72 +766,48 @@
         </w:rPr>
         <w:t>罪進入世界之前，性就已經存在，但人的悖逆使它受到影響。性是一股強大的力量，若不加以引導，便極易被扭曲與濫用（見</w:t>
       </w:r>
-      <w:hyperlink r:id="rId41">
-        <w:r>
-          <w:rPr>
-            <w:lang w:val="zh_TW" w:bidi="zh_TW"/>
-          </w:rPr>
-          <w:rPr>
-            <w:color w:val="0000EE"/>
-            <w:u w:val="single"/>
-          </w:rPr>
-          <w:t>利18章</w:t>
-        </w:r>
-      </w:hyperlink>
+      <w:r>
+        <w:rPr>
+          <w:lang w:val="zh_TW" w:bidi="zh_TW"/>
+        </w:rPr>
+        <w:t>利18章</w:t>
+      </w:r>
       <w:r>
         <w:rPr>
           <w:lang w:val="zh_TW" w:bidi="zh_TW"/>
         </w:rPr>
         <w:t>；</w:t>
       </w:r>
-      <w:hyperlink r:id="rId42">
-        <w:r>
-          <w:rPr>
-            <w:lang w:val="zh_TW" w:bidi="zh_TW"/>
-          </w:rPr>
-          <w:rPr>
-            <w:color w:val="0000EE"/>
-            <w:u w:val="single"/>
-          </w:rPr>
-          <w:t>帖前4:3–8</w:t>
-        </w:r>
-      </w:hyperlink>
+      <w:r>
+        <w:rPr>
+          <w:lang w:val="zh_TW" w:bidi="zh_TW"/>
+        </w:rPr>
+        <w:t>帖前4:3–8</w:t>
+      </w:r>
       <w:r>
         <w:rPr>
           <w:lang w:val="zh_TW" w:bidi="zh_TW"/>
         </w:rPr>
         <w:t>）。婚姻以外的性行為，違背了神對性秩序的原始設計。例如，亂倫違反神設立的界線（見</w:t>
       </w:r>
-      <w:hyperlink r:id="rId43">
-        <w:r>
-          <w:rPr>
-            <w:lang w:val="zh_TW" w:bidi="zh_TW"/>
-          </w:rPr>
-          <w:rPr>
-            <w:color w:val="0000EE"/>
-            <w:u w:val="single"/>
-          </w:rPr>
-          <w:t>利18:7–18</w:t>
-        </w:r>
-      </w:hyperlink>
+      <w:r>
+        <w:rPr>
+          <w:lang w:val="zh_TW" w:bidi="zh_TW"/>
+        </w:rPr>
+        <w:t>利18:7–18</w:t>
+      </w:r>
       <w:r>
         <w:rPr>
           <w:lang w:val="zh_TW" w:bidi="zh_TW"/>
         </w:rPr>
         <w:t>），破壞家庭結構，傷害整個群體（見</w:t>
       </w:r>
-      <w:hyperlink r:id="rId44">
-        <w:r>
-          <w:rPr>
-            <w:lang w:val="zh_TW" w:bidi="zh_TW"/>
-          </w:rPr>
-          <w:rPr>
-            <w:color w:val="0000EE"/>
-            <w:u w:val="single"/>
-          </w:rPr>
-          <w:t>創19:30–38</w:t>
-        </w:r>
-      </w:hyperlink>
+      <w:r>
+        <w:rPr>
+          <w:lang w:val="zh_TW" w:bidi="zh_TW"/>
+        </w:rPr>
+        <w:t>創19:30–38</w:t>
+      </w:r>
       <w:r>
         <w:rPr>
           <w:lang w:val="zh_TW" w:bidi="zh_TW"/>
@@ -1056,66 +828,42 @@
         </w:rPr>
         <w:t>錯誤的性行為會對群體造成傷害，使群體變得脆弱（見</w:t>
       </w:r>
-      <w:hyperlink r:id="rId45">
-        <w:r>
-          <w:rPr>
-            <w:lang w:val="zh_TW" w:bidi="zh_TW"/>
-          </w:rPr>
-          <w:rPr>
-            <w:color w:val="0000EE"/>
-            <w:u w:val="single"/>
-          </w:rPr>
-          <w:t>創38:1–30，</w:t>
-        </w:r>
-      </w:hyperlink>
-      <w:hyperlink r:id="rId46">
-        <w:r>
-          <w:rPr>
-            <w:lang w:val="zh_TW" w:bidi="zh_TW"/>
-          </w:rPr>
-          <w:rPr>
-            <w:color w:val="0000EE"/>
-            <w:u w:val="single"/>
-          </w:rPr>
-          <w:t>39:7–9</w:t>
-        </w:r>
-      </w:hyperlink>
+      <w:r>
+        <w:rPr>
+          <w:lang w:val="zh_TW" w:bidi="zh_TW"/>
+        </w:rPr>
+        <w:t>創38:1–30，</w:t>
+      </w:r>
+      <w:r>
+        <w:rPr>
+          <w:lang w:val="zh_TW" w:bidi="zh_TW"/>
+        </w:rPr>
+        <w:t>39:7–9</w:t>
+      </w:r>
       <w:r>
         <w:rPr>
           <w:lang w:val="zh_TW" w:bidi="zh_TW"/>
         </w:rPr>
         <w:t>；</w:t>
       </w:r>
-      <w:hyperlink r:id="rId47">
-        <w:r>
-          <w:rPr>
-            <w:lang w:val="zh_TW" w:bidi="zh_TW"/>
-          </w:rPr>
-          <w:rPr>
-            <w:color w:val="0000EE"/>
-            <w:u w:val="single"/>
-          </w:rPr>
-          <w:t>士19–20章</w:t>
-        </w:r>
-      </w:hyperlink>
+      <w:r>
+        <w:rPr>
+          <w:lang w:val="zh_TW" w:bidi="zh_TW"/>
+        </w:rPr>
+        <w:t>士19–20章</w:t>
+      </w:r>
       <w:r>
         <w:rPr>
           <w:lang w:val="zh_TW" w:bidi="zh_TW"/>
         </w:rPr>
         <w:t>），也會讓個人的慾望被過度放大（見</w:t>
       </w:r>
-      <w:hyperlink r:id="rId48">
-        <w:r>
-          <w:rPr>
-            <w:lang w:val="zh_TW" w:bidi="zh_TW"/>
-          </w:rPr>
-          <w:rPr>
-            <w:color w:val="0000EE"/>
-            <w:u w:val="single"/>
-          </w:rPr>
-          <w:t>撒下13:1–14</w:t>
-        </w:r>
-      </w:hyperlink>
+      <w:r>
+        <w:rPr>
+          <w:lang w:val="zh_TW" w:bidi="zh_TW"/>
+        </w:rPr>
+        <w:t>撒下13:1–14</w:t>
+      </w:r>
       <w:r>
         <w:rPr>
           <w:lang w:val="zh_TW" w:bidi="zh_TW"/>
@@ -1136,120 +884,78 @@
         </w:rPr>
         <w:t>人類首次犯罪時，人的性愛受到影響，引入破碎、羞恥與錯誤的慾望（</w:t>
       </w:r>
-      <w:hyperlink r:id="rId49">
-        <w:r>
-          <w:rPr>
-            <w:lang w:val="zh_TW" w:bidi="zh_TW"/>
-          </w:rPr>
-          <w:rPr>
-            <w:color w:val="0000EE"/>
-            <w:u w:val="single"/>
-          </w:rPr>
-          <w:t>創3章</w:t>
-        </w:r>
-      </w:hyperlink>
+      <w:r>
+        <w:rPr>
+          <w:lang w:val="zh_TW" w:bidi="zh_TW"/>
+        </w:rPr>
+        <w:t>創3章</w:t>
+      </w:r>
       <w:r>
         <w:rPr>
           <w:lang w:val="zh_TW" w:bidi="zh_TW"/>
         </w:rPr>
         <w:t>）。罪扭曲了神的美好設計，使人將性關係濫用於婚姻之外，並在關係中帶來自私與傷害；但藉著耶穌基督的死與復活，神為人的性提供了救贖（見</w:t>
       </w:r>
-      <w:hyperlink r:id="rId50">
-        <w:r>
-          <w:rPr>
-            <w:lang w:val="zh_TW" w:bidi="zh_TW"/>
-          </w:rPr>
-          <w:rPr>
-            <w:color w:val="0000EE"/>
-            <w:u w:val="single"/>
-          </w:rPr>
-          <w:t>林前6:12–20</w:t>
-        </w:r>
-      </w:hyperlink>
+      <w:r>
+        <w:rPr>
+          <w:lang w:val="zh_TW" w:bidi="zh_TW"/>
+        </w:rPr>
+        <w:t>林前6:12–20</w:t>
+      </w:r>
       <w:r>
         <w:rPr>
           <w:lang w:val="zh_TW" w:bidi="zh_TW"/>
         </w:rPr>
         <w:t>；</w:t>
       </w:r>
-      <w:hyperlink r:id="rId51">
-        <w:r>
-          <w:rPr>
-            <w:lang w:val="zh_TW" w:bidi="zh_TW"/>
-          </w:rPr>
-          <w:rPr>
-            <w:color w:val="0000EE"/>
-            <w:u w:val="single"/>
-          </w:rPr>
-          <w:t>弗5:31–33</w:t>
-        </w:r>
-      </w:hyperlink>
+      <w:r>
+        <w:rPr>
+          <w:lang w:val="zh_TW" w:bidi="zh_TW"/>
+        </w:rPr>
+        <w:t>弗5:31–33</w:t>
+      </w:r>
       <w:r>
         <w:rPr>
           <w:lang w:val="zh_TW" w:bidi="zh_TW"/>
         </w:rPr>
         <w:t>）。凡信靠基督、並接受聖靈更新的人，神能恢復性的完全（</w:t>
       </w:r>
-      <w:hyperlink r:id="rId52">
-        <w:r>
-          <w:rPr>
-            <w:lang w:val="zh_TW" w:bidi="zh_TW"/>
-          </w:rPr>
-          <w:rPr>
-            <w:color w:val="0000EE"/>
-            <w:u w:val="single"/>
-          </w:rPr>
-          <w:t>林前6:9–11、</w:t>
-        </w:r>
-      </w:hyperlink>
-      <w:hyperlink r:id="rId53">
-        <w:r>
-          <w:rPr>
-            <w:lang w:val="zh_TW" w:bidi="zh_TW"/>
-          </w:rPr>
-          <w:rPr>
-            <w:color w:val="0000EE"/>
-            <w:u w:val="single"/>
-          </w:rPr>
-          <w:t>15–20</w:t>
-        </w:r>
-      </w:hyperlink>
+      <w:r>
+        <w:rPr>
+          <w:lang w:val="zh_TW" w:bidi="zh_TW"/>
+        </w:rPr>
+        <w:t>林前6:9–11、</w:t>
+      </w:r>
+      <w:r>
+        <w:rPr>
+          <w:lang w:val="zh_TW" w:bidi="zh_TW"/>
+        </w:rPr>
+        <w:t>15–20</w:t>
+      </w:r>
       <w:r>
         <w:rPr>
           <w:lang w:val="zh_TW" w:bidi="zh_TW"/>
         </w:rPr>
         <w:t>；</w:t>
       </w:r>
-      <w:hyperlink r:id="rId54">
-        <w:r>
-          <w:rPr>
-            <w:lang w:val="zh_TW" w:bidi="zh_TW"/>
-          </w:rPr>
-          <w:rPr>
-            <w:color w:val="0000EE"/>
-            <w:u w:val="single"/>
-          </w:rPr>
-          <w:t>帖前4:1–8</w:t>
-        </w:r>
-      </w:hyperlink>
+      <w:r>
+        <w:rPr>
+          <w:lang w:val="zh_TW" w:bidi="zh_TW"/>
+        </w:rPr>
+        <w:t>帖前4:1–8</w:t>
+      </w:r>
       <w:r>
         <w:rPr>
           <w:lang w:val="zh_TW" w:bidi="zh_TW"/>
         </w:rPr>
         <w:t>）。那些將自己的性交託給基督管理的人，能在生活中見證神對祂百姓的愛（</w:t>
       </w:r>
-      <w:hyperlink r:id="rId55">
-        <w:r>
-          <w:rPr>
-            <w:lang w:val="zh_TW" w:bidi="zh_TW"/>
-          </w:rPr>
-          <w:rPr>
-            <w:color w:val="0000EE"/>
-            <w:u w:val="single"/>
-          </w:rPr>
-          <w:t>弗5:25–33</w:t>
-        </w:r>
-      </w:hyperlink>
+      <w:r>
+        <w:rPr>
+          <w:lang w:val="zh_TW" w:bidi="zh_TW"/>
+        </w:rPr>
+        <w:t>弗5:25–33</w:t>
+      </w:r>
       <w:r>
         <w:rPr>
           <w:lang w:val="zh_TW" w:bidi="zh_TW"/>
@@ -1279,180 +985,96 @@
           <w:lang w:val="zh_TW" w:bidi="zh_TW"/>
         </w:rPr>
       </w:r>
-      <w:hyperlink r:id="rId39">
-        <w:r>
-          <w:rPr>
-            <w:lang w:val="zh_TW" w:bidi="zh_TW"/>
-          </w:rPr>
-          <w:rPr>
-            <w:color w:val="0000EE"/>
-            <w:u w:val="single"/>
-          </w:rPr>
-          <w:t>創1:27–28</w:t>
-        </w:r>
-      </w:hyperlink>
+      <w:r>
+        <w:rPr>
+          <w:lang w:val="zh_TW" w:bidi="zh_TW"/>
+        </w:rPr>
+        <w:t>創1:27–28</w:t>
+      </w:r>
       <w:r>
         <w:rPr>
           <w:lang w:val="zh_TW" w:bidi="zh_TW"/>
         </w:rPr>
         <w:t>，</w:t>
       </w:r>
-      <w:hyperlink r:id="rId37">
-        <w:r>
-          <w:rPr>
-            <w:lang w:val="zh_TW" w:bidi="zh_TW"/>
-          </w:rPr>
-          <w:rPr>
-            <w:color w:val="0000EE"/>
-            <w:u w:val="single"/>
-          </w:rPr>
-          <w:t>2:18–25；</w:t>
-        </w:r>
-      </w:hyperlink>
-      <w:hyperlink r:id="rId41">
-        <w:r>
-          <w:rPr>
-            <w:lang w:val="zh_TW" w:bidi="zh_TW"/>
-          </w:rPr>
-          <w:rPr>
-            <w:color w:val="0000EE"/>
-            <w:u w:val="single"/>
-          </w:rPr>
-          <w:t>利18:1–30；</w:t>
-        </w:r>
-      </w:hyperlink>
-      <w:hyperlink r:id="rId56">
-        <w:r>
-          <w:rPr>
-            <w:lang w:val="zh_TW" w:bidi="zh_TW"/>
-          </w:rPr>
-          <w:rPr>
-            <w:color w:val="0000EE"/>
-            <w:u w:val="single"/>
-          </w:rPr>
-          <w:t>申22:13–29；</w:t>
-        </w:r>
-      </w:hyperlink>
-      <w:hyperlink r:id="rId57">
-        <w:r>
-          <w:rPr>
-            <w:lang w:val="zh_TW" w:bidi="zh_TW"/>
-          </w:rPr>
-          <w:rPr>
-            <w:color w:val="0000EE"/>
-            <w:u w:val="single"/>
-          </w:rPr>
-          <w:t>得4:11–13；</w:t>
-        </w:r>
-      </w:hyperlink>
-      <w:hyperlink r:id="rId58">
-        <w:r>
-          <w:rPr>
-            <w:lang w:val="zh_TW" w:bidi="zh_TW"/>
-          </w:rPr>
-          <w:rPr>
-            <w:color w:val="0000EE"/>
-            <w:u w:val="single"/>
-          </w:rPr>
-          <w:t>撒下11:2–27；</w:t>
-        </w:r>
-      </w:hyperlink>
-      <w:hyperlink r:id="rId59">
-        <w:r>
-          <w:rPr>
-            <w:lang w:val="zh_TW" w:bidi="zh_TW"/>
-          </w:rPr>
-          <w:rPr>
-            <w:color w:val="0000EE"/>
-            <w:u w:val="single"/>
-          </w:rPr>
-          <w:t>詩127:3–5；</w:t>
-        </w:r>
-      </w:hyperlink>
-      <w:hyperlink r:id="rId60">
-        <w:r>
-          <w:rPr>
-            <w:lang w:val="zh_TW" w:bidi="zh_TW"/>
-          </w:rPr>
-          <w:rPr>
-            <w:color w:val="0000EE"/>
-            <w:u w:val="single"/>
-          </w:rPr>
-          <w:t>傳2:8–11；</w:t>
-        </w:r>
-      </w:hyperlink>
-      <w:hyperlink r:id="rId61">
-        <w:r>
-          <w:rPr>
-            <w:lang w:val="zh_TW" w:bidi="zh_TW"/>
-          </w:rPr>
-          <w:rPr>
-            <w:color w:val="0000EE"/>
-            <w:u w:val="single"/>
-          </w:rPr>
-          <w:t>歌1:8–8:14；</w:t>
-        </w:r>
-      </w:hyperlink>
-      <w:hyperlink r:id="rId62">
-        <w:r>
-          <w:rPr>
-            <w:lang w:val="zh_TW" w:bidi="zh_TW"/>
-          </w:rPr>
-          <w:rPr>
-            <w:color w:val="0000EE"/>
-            <w:u w:val="single"/>
-          </w:rPr>
-          <w:t>瑪2:15–16；</w:t>
-        </w:r>
-      </w:hyperlink>
-      <w:hyperlink r:id="rId63">
-        <w:r>
-          <w:rPr>
-            <w:lang w:val="zh_TW" w:bidi="zh_TW"/>
-          </w:rPr>
-          <w:rPr>
-            <w:color w:val="0000EE"/>
-            <w:u w:val="single"/>
-          </w:rPr>
-          <w:t>太19:3–12；</w:t>
-        </w:r>
-      </w:hyperlink>
-      <w:hyperlink r:id="rId64">
-        <w:r>
-          <w:rPr>
-            <w:lang w:val="zh_TW" w:bidi="zh_TW"/>
-          </w:rPr>
-          <w:rPr>
-            <w:color w:val="0000EE"/>
-            <w:u w:val="single"/>
-          </w:rPr>
-          <w:t>林前6:12–7:40；</w:t>
-        </w:r>
-      </w:hyperlink>
-      <w:hyperlink r:id="rId51">
-        <w:r>
-          <w:rPr>
-            <w:lang w:val="zh_TW" w:bidi="zh_TW"/>
-          </w:rPr>
-          <w:rPr>
-            <w:color w:val="0000EE"/>
-            <w:u w:val="single"/>
-          </w:rPr>
-          <w:t>弗5:31–33；</w:t>
-        </w:r>
-      </w:hyperlink>
-      <w:hyperlink r:id="rId42">
-        <w:r>
-          <w:rPr>
-            <w:lang w:val="zh_TW" w:bidi="zh_TW"/>
-          </w:rPr>
-          <w:rPr>
-            <w:color w:val="0000EE"/>
-            <w:u w:val="single"/>
-          </w:rPr>
-          <w:t>帖前4:3–8</w:t>
-        </w:r>
-      </w:hyperlink>
+      <w:r>
+        <w:rPr>
+          <w:lang w:val="zh_TW" w:bidi="zh_TW"/>
+        </w:rPr>
+        <w:t>2:18–25；</w:t>
+      </w:r>
+      <w:r>
+        <w:rPr>
+          <w:lang w:val="zh_TW" w:bidi="zh_TW"/>
+        </w:rPr>
+        <w:t>利18:1–30；</w:t>
+      </w:r>
+      <w:r>
+        <w:rPr>
+          <w:lang w:val="zh_TW" w:bidi="zh_TW"/>
+        </w:rPr>
+        <w:t>申22:13–29；</w:t>
+      </w:r>
+      <w:r>
+        <w:rPr>
+          <w:lang w:val="zh_TW" w:bidi="zh_TW"/>
+        </w:rPr>
+        <w:t>得4:11–13；</w:t>
+      </w:r>
+      <w:r>
+        <w:rPr>
+          <w:lang w:val="zh_TW" w:bidi="zh_TW"/>
+        </w:rPr>
+        <w:t>撒下11:2–27；</w:t>
+      </w:r>
+      <w:r>
+        <w:rPr>
+          <w:lang w:val="zh_TW" w:bidi="zh_TW"/>
+        </w:rPr>
+        <w:t>詩127:3–5；</w:t>
+      </w:r>
+      <w:r>
+        <w:rPr>
+          <w:lang w:val="zh_TW" w:bidi="zh_TW"/>
+        </w:rPr>
+        <w:t>傳2:8–11；</w:t>
+      </w:r>
+      <w:r>
+        <w:rPr>
+          <w:lang w:val="zh_TW" w:bidi="zh_TW"/>
+        </w:rPr>
+        <w:t>歌1:8–8:14；</w:t>
+      </w:r>
+      <w:r>
+        <w:rPr>
+          <w:lang w:val="zh_TW" w:bidi="zh_TW"/>
+        </w:rPr>
+        <w:t>瑪2:15–16；</w:t>
+      </w:r>
+      <w:r>
+        <w:rPr>
+          <w:lang w:val="zh_TW" w:bidi="zh_TW"/>
+        </w:rPr>
+        <w:t>太19:3–12；</w:t>
+      </w:r>
+      <w:r>
+        <w:rPr>
+          <w:lang w:val="zh_TW" w:bidi="zh_TW"/>
+        </w:rPr>
+        <w:t>林前6:12–7:40；</w:t>
+      </w:r>
+      <w:r>
+        <w:rPr>
+          <w:lang w:val="zh_TW" w:bidi="zh_TW"/>
+        </w:rPr>
+        <w:t>弗5:31–33；</w:t>
+      </w:r>
+      <w:r>
+        <w:rPr>
+          <w:lang w:val="zh_TW" w:bidi="zh_TW"/>
+        </w:rPr>
+        <w:t>帖前4:3–8</w:t>
+      </w:r>
       <w:r>
         <w:rPr>
           <w:lang w:val="zh_TW" w:bidi="zh_TW"/>
@@ -1527,18 +1149,12 @@
         </w:rPr>
         <w:t>），意思是「人類」或「人」（見，例如，</w:t>
       </w:r>
-      <w:hyperlink r:id="rId65">
-        <w:r>
-          <w:rPr>
-            <w:lang w:val="zh_TW" w:bidi="zh_TW"/>
-          </w:rPr>
-          <w:rPr>
-            <w:color w:val="0000EE"/>
-            <w:u w:val="single"/>
-          </w:rPr>
-          <w:t>結2:1–8</w:t>
-        </w:r>
-      </w:hyperlink>
+      <w:r>
+        <w:rPr>
+          <w:lang w:val="zh_TW" w:bidi="zh_TW"/>
+        </w:rPr>
+        <w:t>結2:1–8</w:t>
+      </w:r>
       <w:r>
         <w:rPr>
           <w:lang w:val="zh_TW" w:bidi="zh_TW"/>
@@ -1581,240 +1197,156 @@
         </w:rPr>
         <w:t>耶穌使用這個稱號的背景來自於</w:t>
       </w:r>
-      <w:hyperlink r:id="rId66">
-        <w:r>
-          <w:rPr>
-            <w:lang w:val="zh_TW" w:bidi="zh_TW"/>
-          </w:rPr>
-          <w:rPr>
-            <w:color w:val="0000EE"/>
-            <w:u w:val="single"/>
-          </w:rPr>
-          <w:t>但以理書七章13至14節</w:t>
-        </w:r>
-      </w:hyperlink>
+      <w:r>
+        <w:rPr>
+          <w:lang w:val="zh_TW" w:bidi="zh_TW"/>
+        </w:rPr>
+        <w:t>但以理書七章13至14節</w:t>
+      </w:r>
       <w:r>
         <w:rPr>
           <w:lang w:val="zh_TW" w:bidi="zh_TW"/>
         </w:rPr>
         <w:t>。在這段經文中，有個彌賽亞式的人物「像人子」（意指「像一個人」）駕著天上的雲而來，並獲得極大的榮耀和權柄。耶穌視自己就是那位將駕著天上的雲降臨世上的人（見</w:t>
       </w:r>
-      <w:hyperlink r:id="rId67">
-        <w:r>
-          <w:rPr>
-            <w:lang w:val="zh_TW" w:bidi="zh_TW"/>
-          </w:rPr>
-          <w:rPr>
-            <w:color w:val="0000EE"/>
-            <w:u w:val="single"/>
-          </w:rPr>
-          <w:t>可8:38</w:t>
-        </w:r>
-      </w:hyperlink>
+      <w:r>
+        <w:rPr>
+          <w:lang w:val="zh_TW" w:bidi="zh_TW"/>
+        </w:rPr>
+        <w:t>可8:38</w:t>
+      </w:r>
       <w:r>
         <w:rPr>
           <w:lang w:val="zh_TW" w:bidi="zh_TW"/>
         </w:rPr>
         <w:t>，</w:t>
       </w:r>
-      <w:hyperlink r:id="rId68">
-        <w:r>
-          <w:rPr>
-            <w:lang w:val="zh_TW" w:bidi="zh_TW"/>
-          </w:rPr>
-          <w:rPr>
-            <w:color w:val="0000EE"/>
-            <w:u w:val="single"/>
-          </w:rPr>
-          <w:t>13:26</w:t>
-        </w:r>
-      </w:hyperlink>
+      <w:r>
+        <w:rPr>
+          <w:lang w:val="zh_TW" w:bidi="zh_TW"/>
+        </w:rPr>
+        <w:t>13:26</w:t>
+      </w:r>
       <w:r>
         <w:rPr>
           <w:lang w:val="zh_TW" w:bidi="zh_TW"/>
         </w:rPr>
         <w:t>，</w:t>
       </w:r>
-      <w:hyperlink r:id="rId69">
-        <w:r>
-          <w:rPr>
-            <w:lang w:val="zh_TW" w:bidi="zh_TW"/>
-          </w:rPr>
-          <w:rPr>
-            <w:color w:val="0000EE"/>
-            <w:u w:val="single"/>
-          </w:rPr>
-          <w:t>14:62</w:t>
-        </w:r>
-      </w:hyperlink>
+      <w:r>
+        <w:rPr>
+          <w:lang w:val="zh_TW" w:bidi="zh_TW"/>
+        </w:rPr>
+        <w:t>14:62</w:t>
+      </w:r>
       <w:r>
         <w:rPr>
           <w:lang w:val="zh_TW" w:bidi="zh_TW"/>
         </w:rPr>
         <w:t>）。有時候，耶穌用「人子」來描述衪作為士師、拯救者、救主以及糾正錯誤者的角色（</w:t>
       </w:r>
-      <w:hyperlink r:id="rId70">
-        <w:r>
-          <w:rPr>
-            <w:lang w:val="zh_TW" w:bidi="zh_TW"/>
-          </w:rPr>
-          <w:rPr>
-            <w:color w:val="0000EE"/>
-            <w:u w:val="single"/>
-          </w:rPr>
-          <w:t>太10:23</w:t>
-        </w:r>
-      </w:hyperlink>
+      <w:r>
+        <w:rPr>
+          <w:lang w:val="zh_TW" w:bidi="zh_TW"/>
+        </w:rPr>
+        <w:t>太10:23</w:t>
+      </w:r>
       <w:r>
         <w:rPr>
           <w:lang w:val="zh_TW" w:bidi="zh_TW"/>
         </w:rPr>
         <w:t>，</w:t>
       </w:r>
-      <w:hyperlink r:id="rId71">
-        <w:r>
-          <w:rPr>
-            <w:lang w:val="zh_TW" w:bidi="zh_TW"/>
-          </w:rPr>
-          <w:rPr>
-            <w:color w:val="0000EE"/>
-            <w:u w:val="single"/>
-          </w:rPr>
-          <w:t>13:41</w:t>
-        </w:r>
-      </w:hyperlink>
+      <w:r>
+        <w:rPr>
+          <w:lang w:val="zh_TW" w:bidi="zh_TW"/>
+        </w:rPr>
+        <w:t>13:41</w:t>
+      </w:r>
       <w:r>
         <w:rPr>
           <w:lang w:val="zh_TW" w:bidi="zh_TW"/>
         </w:rPr>
         <w:t>，</w:t>
       </w:r>
-      <w:hyperlink r:id="rId72">
-        <w:r>
-          <w:rPr>
-            <w:lang w:val="zh_TW" w:bidi="zh_TW"/>
-          </w:rPr>
-          <w:rPr>
-            <w:color w:val="0000EE"/>
-            <w:u w:val="single"/>
-          </w:rPr>
-          <w:t>16:27</w:t>
-        </w:r>
-      </w:hyperlink>
+      <w:r>
+        <w:rPr>
+          <w:lang w:val="zh_TW" w:bidi="zh_TW"/>
+        </w:rPr>
+        <w:t>16:27</w:t>
+      </w:r>
       <w:r>
         <w:rPr>
           <w:lang w:val="zh_TW" w:bidi="zh_TW"/>
         </w:rPr>
         <w:t>，</w:t>
       </w:r>
-      <w:hyperlink r:id="rId73">
-        <w:r>
-          <w:rPr>
-            <w:lang w:val="zh_TW" w:bidi="zh_TW"/>
-          </w:rPr>
-          <w:rPr>
-            <w:color w:val="0000EE"/>
-            <w:u w:val="single"/>
-          </w:rPr>
-          <w:t>19:28</w:t>
-        </w:r>
-      </w:hyperlink>
+      <w:r>
+        <w:rPr>
+          <w:lang w:val="zh_TW" w:bidi="zh_TW"/>
+        </w:rPr>
+        <w:t>19:28</w:t>
+      </w:r>
       <w:r>
         <w:rPr>
           <w:lang w:val="zh_TW" w:bidi="zh_TW"/>
         </w:rPr>
         <w:t>，</w:t>
       </w:r>
-      <w:hyperlink r:id="rId74">
-        <w:r>
-          <w:rPr>
-            <w:lang w:val="zh_TW" w:bidi="zh_TW"/>
-          </w:rPr>
-          <w:rPr>
-            <w:color w:val="0000EE"/>
-            <w:u w:val="single"/>
-          </w:rPr>
-          <w:t>24:27</w:t>
-        </w:r>
-      </w:hyperlink>
+      <w:r>
+        <w:rPr>
+          <w:lang w:val="zh_TW" w:bidi="zh_TW"/>
+        </w:rPr>
+        <w:t>24:27</w:t>
+      </w:r>
       <w:r>
         <w:rPr>
           <w:lang w:val="zh_TW" w:bidi="zh_TW"/>
         </w:rPr>
         <w:t>、</w:t>
       </w:r>
-      <w:hyperlink r:id="rId75">
-        <w:r>
-          <w:rPr>
-            <w:lang w:val="zh_TW" w:bidi="zh_TW"/>
-          </w:rPr>
-          <w:rPr>
-            <w:color w:val="0000EE"/>
-            <w:u w:val="single"/>
-          </w:rPr>
-          <w:t>30、</w:t>
-        </w:r>
-      </w:hyperlink>
-      <w:hyperlink r:id="rId76">
-        <w:r>
-          <w:rPr>
-            <w:lang w:val="zh_TW" w:bidi="zh_TW"/>
-          </w:rPr>
-          <w:rPr>
-            <w:color w:val="0000EE"/>
-            <w:u w:val="single"/>
-          </w:rPr>
-          <w:t>37、</w:t>
-        </w:r>
-      </w:hyperlink>
-      <w:hyperlink r:id="rId77">
-        <w:r>
-          <w:rPr>
-            <w:lang w:val="zh_TW" w:bidi="zh_TW"/>
-          </w:rPr>
-          <w:rPr>
-            <w:color w:val="0000EE"/>
-            <w:u w:val="single"/>
-          </w:rPr>
-          <w:t>44</w:t>
-        </w:r>
-      </w:hyperlink>
+      <w:r>
+        <w:rPr>
+          <w:lang w:val="zh_TW" w:bidi="zh_TW"/>
+        </w:rPr>
+        <w:t>30、</w:t>
+      </w:r>
+      <w:r>
+        <w:rPr>
+          <w:lang w:val="zh_TW" w:bidi="zh_TW"/>
+        </w:rPr>
+        <w:t>37、</w:t>
+      </w:r>
+      <w:r>
+        <w:rPr>
+          <w:lang w:val="zh_TW" w:bidi="zh_TW"/>
+        </w:rPr>
+        <w:t>44</w:t>
+      </w:r>
       <w:r>
         <w:rPr>
           <w:lang w:val="zh_TW" w:bidi="zh_TW"/>
         </w:rPr>
         <w:t>，</w:t>
       </w:r>
-      <w:hyperlink r:id="rId78">
-        <w:r>
-          <w:rPr>
-            <w:lang w:val="zh_TW" w:bidi="zh_TW"/>
-          </w:rPr>
-          <w:rPr>
-            <w:color w:val="0000EE"/>
-            <w:u w:val="single"/>
-          </w:rPr>
-          <w:t>25:31</w:t>
-        </w:r>
-      </w:hyperlink>
+      <w:r>
+        <w:rPr>
+          <w:lang w:val="zh_TW" w:bidi="zh_TW"/>
+        </w:rPr>
+        <w:t>25:31</w:t>
+      </w:r>
       <w:r>
         <w:rPr>
           <w:lang w:val="zh_TW" w:bidi="zh_TW"/>
         </w:rPr>
         <w:t>，</w:t>
       </w:r>
-      <w:hyperlink r:id="rId79">
-        <w:r>
-          <w:rPr>
-            <w:lang w:val="zh_TW" w:bidi="zh_TW"/>
-          </w:rPr>
-          <w:rPr>
-            <w:color w:val="0000EE"/>
-            <w:u w:val="single"/>
-          </w:rPr>
-          <w:t>26:64</w:t>
-        </w:r>
-      </w:hyperlink>
+      <w:r>
+        <w:rPr>
+          <w:lang w:val="zh_TW" w:bidi="zh_TW"/>
+        </w:rPr>
+        <w:t>26:64</w:t>
+      </w:r>
       <w:r>
         <w:rPr>
           <w:lang w:val="zh_TW" w:bidi="zh_TW"/>
@@ -1839,180 +1371,120 @@
         </w:rPr>
         <w:t>耶穌常稱自己為「人子」，以表明他是一位受苦的救贖者（</w:t>
       </w:r>
-      <w:hyperlink r:id="rId80">
-        <w:r>
-          <w:rPr>
-            <w:lang w:val="zh_TW" w:bidi="zh_TW"/>
-          </w:rPr>
-          <w:rPr>
-            <w:color w:val="0000EE"/>
-            <w:u w:val="single"/>
-          </w:rPr>
-          <w:t>太12:40</w:t>
-        </w:r>
-      </w:hyperlink>
+      <w:r>
+        <w:rPr>
+          <w:lang w:val="zh_TW" w:bidi="zh_TW"/>
+        </w:rPr>
+        <w:t>太12:40</w:t>
+      </w:r>
       <w:r>
         <w:rPr>
           <w:lang w:val="zh_TW" w:bidi="zh_TW"/>
         </w:rPr>
         <w:t>，</w:t>
       </w:r>
-      <w:hyperlink r:id="rId81">
-        <w:r>
-          <w:rPr>
-            <w:lang w:val="zh_TW" w:bidi="zh_TW"/>
-          </w:rPr>
-          <w:rPr>
-            <w:color w:val="0000EE"/>
-            <w:u w:val="single"/>
-          </w:rPr>
-          <w:t>17:9</w:t>
-        </w:r>
-      </w:hyperlink>
+      <w:r>
+        <w:rPr>
+          <w:lang w:val="zh_TW" w:bidi="zh_TW"/>
+        </w:rPr>
+        <w:t>17:9</w:t>
+      </w:r>
       <w:r>
         <w:rPr>
           <w:lang w:val="zh_TW" w:bidi="zh_TW"/>
         </w:rPr>
         <w:t>、</w:t>
       </w:r>
-      <w:hyperlink r:id="rId82">
-        <w:r>
-          <w:rPr>
-            <w:lang w:val="zh_TW" w:bidi="zh_TW"/>
-          </w:rPr>
-          <w:rPr>
-            <w:color w:val="0000EE"/>
-            <w:u w:val="single"/>
-          </w:rPr>
-          <w:t>12</w:t>
-        </w:r>
-      </w:hyperlink>
+      <w:r>
+        <w:rPr>
+          <w:lang w:val="zh_TW" w:bidi="zh_TW"/>
+        </w:rPr>
+        <w:t>12</w:t>
+      </w:r>
       <w:r>
         <w:rPr>
           <w:lang w:val="zh_TW" w:bidi="zh_TW"/>
         </w:rPr>
         <w:t>、</w:t>
       </w:r>
-      <w:hyperlink r:id="rId83">
-        <w:r>
-          <w:rPr>
-            <w:lang w:val="zh_TW" w:bidi="zh_TW"/>
-          </w:rPr>
-          <w:rPr>
-            <w:color w:val="0000EE"/>
-            <w:u w:val="single"/>
-          </w:rPr>
-          <w:t>22</w:t>
-        </w:r>
-      </w:hyperlink>
+      <w:r>
+        <w:rPr>
+          <w:lang w:val="zh_TW" w:bidi="zh_TW"/>
+        </w:rPr>
+        <w:t>22</w:t>
+      </w:r>
       <w:r>
         <w:rPr>
           <w:lang w:val="zh_TW" w:bidi="zh_TW"/>
         </w:rPr>
         <w:t>，</w:t>
       </w:r>
-      <w:hyperlink r:id="rId84">
-        <w:r>
-          <w:rPr>
-            <w:lang w:val="zh_TW" w:bidi="zh_TW"/>
-          </w:rPr>
-          <w:rPr>
-            <w:color w:val="0000EE"/>
-            <w:u w:val="single"/>
-          </w:rPr>
-          <w:t>20:18</w:t>
-        </w:r>
-      </w:hyperlink>
+      <w:r>
+        <w:rPr>
+          <w:lang w:val="zh_TW" w:bidi="zh_TW"/>
+        </w:rPr>
+        <w:t>20:18</w:t>
+      </w:r>
       <w:r>
         <w:rPr>
           <w:lang w:val="zh_TW" w:bidi="zh_TW"/>
         </w:rPr>
         <w:t>、</w:t>
       </w:r>
-      <w:hyperlink r:id="rId85">
-        <w:r>
-          <w:rPr>
-            <w:lang w:val="zh_TW" w:bidi="zh_TW"/>
-          </w:rPr>
-          <w:rPr>
-            <w:color w:val="0000EE"/>
-            <w:u w:val="single"/>
-          </w:rPr>
-          <w:t>28</w:t>
-        </w:r>
-      </w:hyperlink>
+      <w:r>
+        <w:rPr>
+          <w:lang w:val="zh_TW" w:bidi="zh_TW"/>
+        </w:rPr>
+        <w:t>28</w:t>
+      </w:r>
       <w:r>
         <w:rPr>
           <w:lang w:val="zh_TW" w:bidi="zh_TW"/>
         </w:rPr>
         <w:t>，</w:t>
       </w:r>
-      <w:hyperlink r:id="rId86">
-        <w:r>
-          <w:rPr>
-            <w:lang w:val="zh_TW" w:bidi="zh_TW"/>
-          </w:rPr>
-          <w:rPr>
-            <w:color w:val="0000EE"/>
-            <w:u w:val="single"/>
-          </w:rPr>
-          <w:t>26:2</w:t>
-        </w:r>
-      </w:hyperlink>
+      <w:r>
+        <w:rPr>
+          <w:lang w:val="zh_TW" w:bidi="zh_TW"/>
+        </w:rPr>
+        <w:t>26:2</w:t>
+      </w:r>
       <w:r>
         <w:rPr>
           <w:lang w:val="zh_TW" w:bidi="zh_TW"/>
         </w:rPr>
         <w:t>、</w:t>
       </w:r>
-      <w:hyperlink r:id="rId87">
-        <w:r>
-          <w:rPr>
-            <w:lang w:val="zh_TW" w:bidi="zh_TW"/>
-          </w:rPr>
-          <w:rPr>
-            <w:color w:val="0000EE"/>
-            <w:u w:val="single"/>
-          </w:rPr>
-          <w:t>24</w:t>
-        </w:r>
-      </w:hyperlink>
+      <w:r>
+        <w:rPr>
+          <w:lang w:val="zh_TW" w:bidi="zh_TW"/>
+        </w:rPr>
+        <w:t>24</w:t>
+      </w:r>
       <w:r>
         <w:rPr>
           <w:lang w:val="zh_TW" w:bidi="zh_TW"/>
         </w:rPr>
         <w:t>、</w:t>
       </w:r>
-      <w:hyperlink r:id="rId88">
-        <w:r>
-          <w:rPr>
-            <w:lang w:val="zh_TW" w:bidi="zh_TW"/>
-          </w:rPr>
-          <w:rPr>
-            <w:color w:val="0000EE"/>
-            <w:u w:val="single"/>
-          </w:rPr>
-          <w:t>45</w:t>
-        </w:r>
-      </w:hyperlink>
+      <w:r>
+        <w:rPr>
+          <w:lang w:val="zh_TW" w:bidi="zh_TW"/>
+        </w:rPr>
+        <w:t>45</w:t>
+      </w:r>
       <w:r>
         <w:rPr>
           <w:lang w:val="zh_TW" w:bidi="zh_TW"/>
         </w:rPr>
         <w:t>）。這個概念來自</w:t>
       </w:r>
-      <w:hyperlink r:id="rId89">
-        <w:r>
-          <w:rPr>
-            <w:lang w:val="zh_TW" w:bidi="zh_TW"/>
-          </w:rPr>
-          <w:rPr>
-            <w:color w:val="0000EE"/>
-            <w:u w:val="single"/>
-          </w:rPr>
-          <w:t>以賽亞書五十二章13節至五十三章12節</w:t>
-        </w:r>
-      </w:hyperlink>
+      <w:r>
+        <w:rPr>
+          <w:lang w:val="zh_TW" w:bidi="zh_TW"/>
+        </w:rPr>
+        <w:t>以賽亞書五十二章13節至五十三章12節</w:t>
+      </w:r>
       <w:r>
         <w:rPr>
           <w:lang w:val="zh_TW" w:bidi="zh_TW"/>
@@ -2037,108 +1509,72 @@
         </w:rPr>
         <w:t>有時候，耶穌用「人子」來描述自己作為人類的代表（</w:t>
       </w:r>
-      <w:hyperlink r:id="rId90">
-        <w:r>
-          <w:rPr>
-            <w:lang w:val="zh_TW" w:bidi="zh_TW"/>
-          </w:rPr>
-          <w:rPr>
-            <w:color w:val="0000EE"/>
-            <w:u w:val="single"/>
-          </w:rPr>
-          <w:t>太8:20</w:t>
-        </w:r>
-      </w:hyperlink>
+      <w:r>
+        <w:rPr>
+          <w:lang w:val="zh_TW" w:bidi="zh_TW"/>
+        </w:rPr>
+        <w:t>太8:20</w:t>
+      </w:r>
       <w:r>
         <w:rPr>
           <w:lang w:val="zh_TW" w:bidi="zh_TW"/>
         </w:rPr>
         <w:t>，</w:t>
       </w:r>
-      <w:hyperlink r:id="rId91">
-        <w:r>
-          <w:rPr>
-            <w:lang w:val="zh_TW" w:bidi="zh_TW"/>
-          </w:rPr>
-          <w:rPr>
-            <w:color w:val="0000EE"/>
-            <w:u w:val="single"/>
-          </w:rPr>
-          <w:t>11:19</w:t>
-        </w:r>
-      </w:hyperlink>
+      <w:r>
+        <w:rPr>
+          <w:lang w:val="zh_TW" w:bidi="zh_TW"/>
+        </w:rPr>
+        <w:t>11:19</w:t>
+      </w:r>
       <w:r>
         <w:rPr>
           <w:lang w:val="zh_TW" w:bidi="zh_TW"/>
         </w:rPr>
         <w:t>，</w:t>
       </w:r>
-      <w:hyperlink r:id="rId92">
-        <w:r>
-          <w:rPr>
-            <w:lang w:val="zh_TW" w:bidi="zh_TW"/>
-          </w:rPr>
-          <w:rPr>
-            <w:color w:val="0000EE"/>
-            <w:u w:val="single"/>
-          </w:rPr>
-          <w:t>12:8</w:t>
-        </w:r>
-      </w:hyperlink>
+      <w:r>
+        <w:rPr>
+          <w:lang w:val="zh_TW" w:bidi="zh_TW"/>
+        </w:rPr>
+        <w:t>12:8</w:t>
+      </w:r>
       <w:r>
         <w:rPr>
           <w:lang w:val="zh_TW" w:bidi="zh_TW"/>
         </w:rPr>
         <w:t>、</w:t>
       </w:r>
-      <w:hyperlink r:id="rId93">
-        <w:r>
-          <w:rPr>
-            <w:lang w:val="zh_TW" w:bidi="zh_TW"/>
-          </w:rPr>
-          <w:rPr>
-            <w:color w:val="0000EE"/>
-            <w:u w:val="single"/>
-          </w:rPr>
-          <w:t>32</w:t>
-        </w:r>
-      </w:hyperlink>
+      <w:r>
+        <w:rPr>
+          <w:lang w:val="zh_TW" w:bidi="zh_TW"/>
+        </w:rPr>
+        <w:t>32</w:t>
+      </w:r>
       <w:r>
         <w:rPr>
           <w:lang w:val="zh_TW" w:bidi="zh_TW"/>
         </w:rPr>
         <w:t>，</w:t>
       </w:r>
-      <w:hyperlink r:id="rId94">
-        <w:r>
-          <w:rPr>
-            <w:lang w:val="zh_TW" w:bidi="zh_TW"/>
-          </w:rPr>
-          <w:rPr>
-            <w:color w:val="0000EE"/>
-            <w:u w:val="single"/>
-          </w:rPr>
-          <w:t>13:37</w:t>
-        </w:r>
-      </w:hyperlink>
+      <w:r>
+        <w:rPr>
+          <w:lang w:val="zh_TW" w:bidi="zh_TW"/>
+        </w:rPr>
+        <w:t>13:37</w:t>
+      </w:r>
       <w:r>
         <w:rPr>
           <w:lang w:val="zh_TW" w:bidi="zh_TW"/>
         </w:rPr>
         <w:t>）。以西結書以類似的方式使用「人子」（再次見，</w:t>
       </w:r>
-      <w:hyperlink r:id="rId65">
-        <w:r>
-          <w:rPr>
-            <w:lang w:val="zh_TW" w:bidi="zh_TW"/>
-          </w:rPr>
-          <w:rPr>
-            <w:color w:val="0000EE"/>
-            <w:u w:val="single"/>
-          </w:rPr>
-          <w:t>結2:1–8</w:t>
-        </w:r>
-      </w:hyperlink>
+      <w:r>
+        <w:rPr>
+          <w:lang w:val="zh_TW" w:bidi="zh_TW"/>
+        </w:rPr>
+        <w:t>結2:1–8</w:t>
+      </w:r>
       <w:r>
         <w:rPr>
           <w:lang w:val="zh_TW" w:bidi="zh_TW"/>
@@ -2182,918 +1618,612 @@
           <w:lang w:val="zh_TW" w:bidi="zh_TW"/>
         </w:rPr>
       </w:r>
-      <w:hyperlink r:id="rId65">
-        <w:r>
-          <w:rPr>
-            <w:lang w:val="zh_TW" w:bidi="zh_TW"/>
-          </w:rPr>
-          <w:rPr>
-            <w:color w:val="0000EE"/>
-            <w:u w:val="single"/>
-          </w:rPr>
-          <w:t>結2:1–8</w:t>
-        </w:r>
-      </w:hyperlink>
+      <w:r>
+        <w:rPr>
+          <w:lang w:val="zh_TW" w:bidi="zh_TW"/>
+        </w:rPr>
+        <w:t>結2:1–8</w:t>
+      </w:r>
       <w:r>
         <w:rPr>
           <w:lang w:val="zh_TW" w:bidi="zh_TW"/>
         </w:rPr>
         <w:t>，</w:t>
       </w:r>
-      <w:hyperlink r:id="rId95">
-        <w:r>
-          <w:rPr>
-            <w:lang w:val="zh_TW" w:bidi="zh_TW"/>
-          </w:rPr>
-          <w:rPr>
-            <w:color w:val="0000EE"/>
-            <w:u w:val="single"/>
-          </w:rPr>
-          <w:t>3:1</w:t>
-        </w:r>
-      </w:hyperlink>
+      <w:r>
+        <w:rPr>
+          <w:lang w:val="zh_TW" w:bidi="zh_TW"/>
+        </w:rPr>
+        <w:t>3:1</w:t>
+      </w:r>
       <w:r>
         <w:rPr>
           <w:lang w:val="zh_TW" w:bidi="zh_TW"/>
         </w:rPr>
         <w:t>、</w:t>
       </w:r>
-      <w:hyperlink r:id="rId96">
-        <w:r>
-          <w:rPr>
-            <w:lang w:val="zh_TW" w:bidi="zh_TW"/>
-          </w:rPr>
-          <w:rPr>
-            <w:color w:val="0000EE"/>
-            <w:u w:val="single"/>
-          </w:rPr>
-          <w:t>4</w:t>
-        </w:r>
-      </w:hyperlink>
+      <w:r>
+        <w:rPr>
+          <w:lang w:val="zh_TW" w:bidi="zh_TW"/>
+        </w:rPr>
+        <w:t>4</w:t>
+      </w:r>
       <w:r>
         <w:rPr>
           <w:lang w:val="zh_TW" w:bidi="zh_TW"/>
         </w:rPr>
         <w:t>、</w:t>
       </w:r>
-      <w:hyperlink r:id="rId97">
-        <w:r>
-          <w:rPr>
-            <w:lang w:val="zh_TW" w:bidi="zh_TW"/>
-          </w:rPr>
-          <w:rPr>
-            <w:color w:val="0000EE"/>
-            <w:u w:val="single"/>
-          </w:rPr>
-          <w:t>10</w:t>
-        </w:r>
-      </w:hyperlink>
+      <w:r>
+        <w:rPr>
+          <w:lang w:val="zh_TW" w:bidi="zh_TW"/>
+        </w:rPr>
+        <w:t>10</w:t>
+      </w:r>
       <w:r>
         <w:rPr>
           <w:lang w:val="zh_TW" w:bidi="zh_TW"/>
         </w:rPr>
         <w:t>、</w:t>
       </w:r>
-      <w:hyperlink r:id="rId98">
-        <w:r>
-          <w:rPr>
-            <w:lang w:val="zh_TW" w:bidi="zh_TW"/>
-          </w:rPr>
-          <w:rPr>
-            <w:color w:val="0000EE"/>
-            <w:u w:val="single"/>
-          </w:rPr>
-          <w:t>17</w:t>
-        </w:r>
-      </w:hyperlink>
+      <w:r>
+        <w:rPr>
+          <w:lang w:val="zh_TW" w:bidi="zh_TW"/>
+        </w:rPr>
+        <w:t>17</w:t>
+      </w:r>
       <w:r>
         <w:rPr>
           <w:lang w:val="zh_TW" w:bidi="zh_TW"/>
         </w:rPr>
         <w:t>、</w:t>
       </w:r>
-      <w:hyperlink r:id="rId99">
-        <w:r>
-          <w:rPr>
-            <w:lang w:val="zh_TW" w:bidi="zh_TW"/>
-          </w:rPr>
-          <w:rPr>
-            <w:color w:val="0000EE"/>
-            <w:u w:val="single"/>
-          </w:rPr>
-          <w:t>25</w:t>
-        </w:r>
-      </w:hyperlink>
+      <w:r>
+        <w:rPr>
+          <w:lang w:val="zh_TW" w:bidi="zh_TW"/>
+        </w:rPr>
+        <w:t>25</w:t>
+      </w:r>
       <w:r>
         <w:rPr>
           <w:lang w:val="zh_TW" w:bidi="zh_TW"/>
         </w:rPr>
         <w:t>，</w:t>
       </w:r>
-      <w:hyperlink r:id="rId100">
-        <w:r>
-          <w:rPr>
-            <w:lang w:val="zh_TW" w:bidi="zh_TW"/>
-          </w:rPr>
-          <w:rPr>
-            <w:color w:val="0000EE"/>
-            <w:u w:val="single"/>
-          </w:rPr>
-          <w:t>4:1</w:t>
-        </w:r>
-      </w:hyperlink>
+      <w:r>
+        <w:rPr>
+          <w:lang w:val="zh_TW" w:bidi="zh_TW"/>
+        </w:rPr>
+        <w:t>4:1</w:t>
+      </w:r>
       <w:r>
         <w:rPr>
           <w:lang w:val="zh_TW" w:bidi="zh_TW"/>
         </w:rPr>
         <w:t>；</w:t>
       </w:r>
-      <w:hyperlink r:id="rId66">
-        <w:r>
-          <w:rPr>
-            <w:lang w:val="zh_TW" w:bidi="zh_TW"/>
-          </w:rPr>
-          <w:rPr>
-            <w:color w:val="0000EE"/>
-            <w:u w:val="single"/>
-          </w:rPr>
-          <w:t>但7:13–14</w:t>
-        </w:r>
-      </w:hyperlink>
+      <w:r>
+        <w:rPr>
+          <w:lang w:val="zh_TW" w:bidi="zh_TW"/>
+        </w:rPr>
+        <w:t>但7:13–14</w:t>
+      </w:r>
       <w:r>
         <w:rPr>
           <w:lang w:val="zh_TW" w:bidi="zh_TW"/>
         </w:rPr>
         <w:t>，</w:t>
       </w:r>
-      <w:hyperlink r:id="rId101">
-        <w:r>
-          <w:rPr>
-            <w:lang w:val="zh_TW" w:bidi="zh_TW"/>
-          </w:rPr>
-          <w:rPr>
-            <w:color w:val="0000EE"/>
-            <w:u w:val="single"/>
-          </w:rPr>
-          <w:t>8:17</w:t>
-        </w:r>
-      </w:hyperlink>
+      <w:r>
+        <w:rPr>
+          <w:lang w:val="zh_TW" w:bidi="zh_TW"/>
+        </w:rPr>
+        <w:t>8:17</w:t>
+      </w:r>
       <w:r>
         <w:rPr>
           <w:lang w:val="zh_TW" w:bidi="zh_TW"/>
         </w:rPr>
         <w:t>；</w:t>
       </w:r>
-      <w:hyperlink r:id="rId102">
-        <w:r>
-          <w:rPr>
-            <w:lang w:val="zh_TW" w:bidi="zh_TW"/>
-          </w:rPr>
-          <w:rPr>
-            <w:color w:val="0000EE"/>
-            <w:u w:val="single"/>
-          </w:rPr>
-          <w:t>太8:18–22</w:t>
-        </w:r>
-      </w:hyperlink>
+      <w:r>
+        <w:rPr>
+          <w:lang w:val="zh_TW" w:bidi="zh_TW"/>
+        </w:rPr>
+        <w:t>太8:18–22</w:t>
+      </w:r>
       <w:r>
         <w:rPr>
           <w:lang w:val="zh_TW" w:bidi="zh_TW"/>
         </w:rPr>
         <w:t>，</w:t>
       </w:r>
-      <w:hyperlink r:id="rId103">
-        <w:r>
-          <w:rPr>
-            <w:lang w:val="zh_TW" w:bidi="zh_TW"/>
-          </w:rPr>
-          <w:rPr>
-            <w:color w:val="0000EE"/>
-            <w:u w:val="single"/>
-          </w:rPr>
-          <w:t>9:6</w:t>
-        </w:r>
-      </w:hyperlink>
+      <w:r>
+        <w:rPr>
+          <w:lang w:val="zh_TW" w:bidi="zh_TW"/>
+        </w:rPr>
+        <w:t>9:6</w:t>
+      </w:r>
       <w:r>
         <w:rPr>
           <w:lang w:val="zh_TW" w:bidi="zh_TW"/>
         </w:rPr>
         <w:t>，</w:t>
       </w:r>
-      <w:hyperlink r:id="rId70">
-        <w:r>
-          <w:rPr>
-            <w:lang w:val="zh_TW" w:bidi="zh_TW"/>
-          </w:rPr>
-          <w:rPr>
-            <w:color w:val="0000EE"/>
-            <w:u w:val="single"/>
-          </w:rPr>
-          <w:t>10:23</w:t>
-        </w:r>
-      </w:hyperlink>
+      <w:r>
+        <w:rPr>
+          <w:lang w:val="zh_TW" w:bidi="zh_TW"/>
+        </w:rPr>
+        <w:t>10:23</w:t>
+      </w:r>
       <w:r>
         <w:rPr>
           <w:lang w:val="zh_TW" w:bidi="zh_TW"/>
         </w:rPr>
         <w:t>，</w:t>
       </w:r>
-      <w:hyperlink r:id="rId91">
-        <w:r>
-          <w:rPr>
-            <w:lang w:val="zh_TW" w:bidi="zh_TW"/>
-          </w:rPr>
-          <w:rPr>
-            <w:color w:val="0000EE"/>
-            <w:u w:val="single"/>
-          </w:rPr>
-          <w:t>11:19</w:t>
-        </w:r>
-      </w:hyperlink>
+      <w:r>
+        <w:rPr>
+          <w:lang w:val="zh_TW" w:bidi="zh_TW"/>
+        </w:rPr>
+        <w:t>11:19</w:t>
+      </w:r>
       <w:r>
         <w:rPr>
           <w:lang w:val="zh_TW" w:bidi="zh_TW"/>
         </w:rPr>
         <w:t>，</w:t>
       </w:r>
-      <w:hyperlink r:id="rId92">
-        <w:r>
-          <w:rPr>
-            <w:lang w:val="zh_TW" w:bidi="zh_TW"/>
-          </w:rPr>
-          <w:rPr>
-            <w:color w:val="0000EE"/>
-            <w:u w:val="single"/>
-          </w:rPr>
-          <w:t>12:8</w:t>
-        </w:r>
-      </w:hyperlink>
+      <w:r>
+        <w:rPr>
+          <w:lang w:val="zh_TW" w:bidi="zh_TW"/>
+        </w:rPr>
+        <w:t>12:8</w:t>
+      </w:r>
       <w:r>
         <w:rPr>
           <w:lang w:val="zh_TW" w:bidi="zh_TW"/>
         </w:rPr>
         <w:t>、</w:t>
       </w:r>
-      <w:hyperlink r:id="rId93">
-        <w:r>
-          <w:rPr>
-            <w:lang w:val="zh_TW" w:bidi="zh_TW"/>
-          </w:rPr>
-          <w:rPr>
-            <w:color w:val="0000EE"/>
-            <w:u w:val="single"/>
-          </w:rPr>
-          <w:t>32</w:t>
-        </w:r>
-      </w:hyperlink>
+      <w:r>
+        <w:rPr>
+          <w:lang w:val="zh_TW" w:bidi="zh_TW"/>
+        </w:rPr>
+        <w:t>32</w:t>
+      </w:r>
       <w:r>
         <w:rPr>
           <w:lang w:val="zh_TW" w:bidi="zh_TW"/>
         </w:rPr>
         <w:t>、</w:t>
       </w:r>
-      <w:hyperlink r:id="rId80">
-        <w:r>
-          <w:rPr>
-            <w:lang w:val="zh_TW" w:bidi="zh_TW"/>
-          </w:rPr>
-          <w:rPr>
-            <w:color w:val="0000EE"/>
-            <w:u w:val="single"/>
-          </w:rPr>
-          <w:t>40</w:t>
-        </w:r>
-      </w:hyperlink>
+      <w:r>
+        <w:rPr>
+          <w:lang w:val="zh_TW" w:bidi="zh_TW"/>
+        </w:rPr>
+        <w:t>40</w:t>
+      </w:r>
       <w:r>
         <w:rPr>
           <w:lang w:val="zh_TW" w:bidi="zh_TW"/>
         </w:rPr>
         <w:t>，</w:t>
       </w:r>
-      <w:hyperlink r:id="rId94">
-        <w:r>
-          <w:rPr>
-            <w:lang w:val="zh_TW" w:bidi="zh_TW"/>
-          </w:rPr>
-          <w:rPr>
-            <w:color w:val="0000EE"/>
-            <w:u w:val="single"/>
-          </w:rPr>
-          <w:t>13:37</w:t>
-        </w:r>
-      </w:hyperlink>
+      <w:r>
+        <w:rPr>
+          <w:lang w:val="zh_TW" w:bidi="zh_TW"/>
+        </w:rPr>
+        <w:t>13:37</w:t>
+      </w:r>
       <w:r>
         <w:rPr>
           <w:lang w:val="zh_TW" w:bidi="zh_TW"/>
         </w:rPr>
         <w:t>、</w:t>
       </w:r>
-      <w:hyperlink r:id="rId71">
-        <w:r>
-          <w:rPr>
-            <w:lang w:val="zh_TW" w:bidi="zh_TW"/>
-          </w:rPr>
-          <w:rPr>
-            <w:color w:val="0000EE"/>
-            <w:u w:val="single"/>
-          </w:rPr>
-          <w:t>41</w:t>
-        </w:r>
-      </w:hyperlink>
+      <w:r>
+        <w:rPr>
+          <w:lang w:val="zh_TW" w:bidi="zh_TW"/>
+        </w:rPr>
+        <w:t>41</w:t>
+      </w:r>
       <w:r>
         <w:rPr>
           <w:lang w:val="zh_TW" w:bidi="zh_TW"/>
         </w:rPr>
         <w:t>，</w:t>
       </w:r>
-      <w:hyperlink r:id="rId104">
-        <w:r>
-          <w:rPr>
-            <w:lang w:val="zh_TW" w:bidi="zh_TW"/>
-          </w:rPr>
-          <w:rPr>
-            <w:color w:val="0000EE"/>
-            <w:u w:val="single"/>
-          </w:rPr>
-          <w:t>16:13</w:t>
-        </w:r>
-      </w:hyperlink>
+      <w:r>
+        <w:rPr>
+          <w:lang w:val="zh_TW" w:bidi="zh_TW"/>
+        </w:rPr>
+        <w:t>16:13</w:t>
+      </w:r>
       <w:r>
         <w:rPr>
           <w:lang w:val="zh_TW" w:bidi="zh_TW"/>
         </w:rPr>
         <w:t>、</w:t>
       </w:r>
-      <w:hyperlink r:id="rId105">
-        <w:r>
-          <w:rPr>
-            <w:lang w:val="zh_TW" w:bidi="zh_TW"/>
-          </w:rPr>
-          <w:rPr>
-            <w:color w:val="0000EE"/>
-            <w:u w:val="single"/>
-          </w:rPr>
-          <w:t>27–28</w:t>
-        </w:r>
-      </w:hyperlink>
+      <w:r>
+        <w:rPr>
+          <w:lang w:val="zh_TW" w:bidi="zh_TW"/>
+        </w:rPr>
+        <w:t>27–28</w:t>
+      </w:r>
       <w:r>
         <w:rPr>
           <w:lang w:val="zh_TW" w:bidi="zh_TW"/>
         </w:rPr>
         <w:t>，</w:t>
       </w:r>
-      <w:hyperlink r:id="rId81">
-        <w:r>
-          <w:rPr>
-            <w:lang w:val="zh_TW" w:bidi="zh_TW"/>
-          </w:rPr>
-          <w:rPr>
-            <w:color w:val="0000EE"/>
-            <w:u w:val="single"/>
-          </w:rPr>
-          <w:t>17:9</w:t>
-        </w:r>
-      </w:hyperlink>
+      <w:r>
+        <w:rPr>
+          <w:lang w:val="zh_TW" w:bidi="zh_TW"/>
+        </w:rPr>
+        <w:t>17:9</w:t>
+      </w:r>
       <w:r>
         <w:rPr>
           <w:lang w:val="zh_TW" w:bidi="zh_TW"/>
         </w:rPr>
         <w:t>、</w:t>
       </w:r>
-      <w:hyperlink r:id="rId82">
-        <w:r>
-          <w:rPr>
-            <w:lang w:val="zh_TW" w:bidi="zh_TW"/>
-          </w:rPr>
-          <w:rPr>
-            <w:color w:val="0000EE"/>
-            <w:u w:val="single"/>
-          </w:rPr>
-          <w:t>12</w:t>
-        </w:r>
-      </w:hyperlink>
+      <w:r>
+        <w:rPr>
+          <w:lang w:val="zh_TW" w:bidi="zh_TW"/>
+        </w:rPr>
+        <w:t>12</w:t>
+      </w:r>
       <w:r>
         <w:rPr>
           <w:lang w:val="zh_TW" w:bidi="zh_TW"/>
         </w:rPr>
         <w:t>、</w:t>
       </w:r>
-      <w:hyperlink r:id="rId83">
-        <w:r>
-          <w:rPr>
-            <w:lang w:val="zh_TW" w:bidi="zh_TW"/>
-          </w:rPr>
-          <w:rPr>
-            <w:color w:val="0000EE"/>
-            <w:u w:val="single"/>
-          </w:rPr>
-          <w:t>22</w:t>
-        </w:r>
-      </w:hyperlink>
+      <w:r>
+        <w:rPr>
+          <w:lang w:val="zh_TW" w:bidi="zh_TW"/>
+        </w:rPr>
+        <w:t>22</w:t>
+      </w:r>
       <w:r>
         <w:rPr>
           <w:lang w:val="zh_TW" w:bidi="zh_TW"/>
         </w:rPr>
         <w:t>，</w:t>
       </w:r>
-      <w:hyperlink r:id="rId73">
-        <w:r>
-          <w:rPr>
-            <w:lang w:val="zh_TW" w:bidi="zh_TW"/>
-          </w:rPr>
-          <w:rPr>
-            <w:color w:val="0000EE"/>
-            <w:u w:val="single"/>
-          </w:rPr>
-          <w:t>19:28</w:t>
-        </w:r>
-      </w:hyperlink>
+      <w:r>
+        <w:rPr>
+          <w:lang w:val="zh_TW" w:bidi="zh_TW"/>
+        </w:rPr>
+        <w:t>19:28</w:t>
+      </w:r>
       <w:r>
         <w:rPr>
           <w:lang w:val="zh_TW" w:bidi="zh_TW"/>
         </w:rPr>
         <w:t>，</w:t>
       </w:r>
-      <w:hyperlink r:id="rId84">
-        <w:r>
-          <w:rPr>
-            <w:lang w:val="zh_TW" w:bidi="zh_TW"/>
-          </w:rPr>
-          <w:rPr>
-            <w:color w:val="0000EE"/>
-            <w:u w:val="single"/>
-          </w:rPr>
-          <w:t>20:18</w:t>
-        </w:r>
-      </w:hyperlink>
+      <w:r>
+        <w:rPr>
+          <w:lang w:val="zh_TW" w:bidi="zh_TW"/>
+        </w:rPr>
+        <w:t>20:18</w:t>
+      </w:r>
       <w:r>
         <w:rPr>
           <w:lang w:val="zh_TW" w:bidi="zh_TW"/>
         </w:rPr>
         <w:t>、</w:t>
       </w:r>
-      <w:hyperlink r:id="rId85">
-        <w:r>
-          <w:rPr>
-            <w:lang w:val="zh_TW" w:bidi="zh_TW"/>
-          </w:rPr>
-          <w:rPr>
-            <w:color w:val="0000EE"/>
-            <w:u w:val="single"/>
-          </w:rPr>
-          <w:t>28</w:t>
-        </w:r>
-      </w:hyperlink>
+      <w:r>
+        <w:rPr>
+          <w:lang w:val="zh_TW" w:bidi="zh_TW"/>
+        </w:rPr>
+        <w:t>28</w:t>
+      </w:r>
       <w:r>
         <w:rPr>
           <w:lang w:val="zh_TW" w:bidi="zh_TW"/>
         </w:rPr>
         <w:t>，</w:t>
       </w:r>
-      <w:hyperlink r:id="rId74">
-        <w:r>
-          <w:rPr>
-            <w:lang w:val="zh_TW" w:bidi="zh_TW"/>
-          </w:rPr>
-          <w:rPr>
-            <w:color w:val="0000EE"/>
-            <w:u w:val="single"/>
-          </w:rPr>
-          <w:t>24:27</w:t>
-        </w:r>
-      </w:hyperlink>
+      <w:r>
+        <w:rPr>
+          <w:lang w:val="zh_TW" w:bidi="zh_TW"/>
+        </w:rPr>
+        <w:t>24:27</w:t>
+      </w:r>
       <w:r>
         <w:rPr>
           <w:lang w:val="zh_TW" w:bidi="zh_TW"/>
         </w:rPr>
         <w:t>、</w:t>
       </w:r>
-      <w:hyperlink r:id="rId75">
-        <w:r>
-          <w:rPr>
-            <w:lang w:val="zh_TW" w:bidi="zh_TW"/>
-          </w:rPr>
-          <w:rPr>
-            <w:color w:val="0000EE"/>
-            <w:u w:val="single"/>
-          </w:rPr>
-          <w:t>30</w:t>
-        </w:r>
-      </w:hyperlink>
+      <w:r>
+        <w:rPr>
+          <w:lang w:val="zh_TW" w:bidi="zh_TW"/>
+        </w:rPr>
+        <w:t>30</w:t>
+      </w:r>
       <w:r>
         <w:rPr>
           <w:lang w:val="zh_TW" w:bidi="zh_TW"/>
         </w:rPr>
         <w:t>、</w:t>
       </w:r>
-      <w:hyperlink r:id="rId106">
-        <w:r>
-          <w:rPr>
-            <w:lang w:val="zh_TW" w:bidi="zh_TW"/>
-          </w:rPr>
-          <w:rPr>
-            <w:color w:val="0000EE"/>
-            <w:u w:val="single"/>
-          </w:rPr>
-          <w:t>37–39</w:t>
-        </w:r>
-      </w:hyperlink>
+      <w:r>
+        <w:rPr>
+          <w:lang w:val="zh_TW" w:bidi="zh_TW"/>
+        </w:rPr>
+        <w:t>37–39</w:t>
+      </w:r>
       <w:r>
         <w:rPr>
           <w:lang w:val="zh_TW" w:bidi="zh_TW"/>
         </w:rPr>
         <w:t>、</w:t>
       </w:r>
-      <w:hyperlink r:id="rId77">
-        <w:r>
-          <w:rPr>
-            <w:lang w:val="zh_TW" w:bidi="zh_TW"/>
-          </w:rPr>
-          <w:rPr>
-            <w:color w:val="0000EE"/>
-            <w:u w:val="single"/>
-          </w:rPr>
-          <w:t>44</w:t>
-        </w:r>
-      </w:hyperlink>
+      <w:r>
+        <w:rPr>
+          <w:lang w:val="zh_TW" w:bidi="zh_TW"/>
+        </w:rPr>
+        <w:t>44</w:t>
+      </w:r>
       <w:r>
         <w:rPr>
           <w:lang w:val="zh_TW" w:bidi="zh_TW"/>
         </w:rPr>
         <w:t>，</w:t>
       </w:r>
-      <w:hyperlink r:id="rId78">
-        <w:r>
-          <w:rPr>
-            <w:lang w:val="zh_TW" w:bidi="zh_TW"/>
-          </w:rPr>
-          <w:rPr>
-            <w:color w:val="0000EE"/>
-            <w:u w:val="single"/>
-          </w:rPr>
-          <w:t>25:31</w:t>
-        </w:r>
-      </w:hyperlink>
+      <w:r>
+        <w:rPr>
+          <w:lang w:val="zh_TW" w:bidi="zh_TW"/>
+        </w:rPr>
+        <w:t>25:31</w:t>
+      </w:r>
       <w:r>
         <w:rPr>
           <w:lang w:val="zh_TW" w:bidi="zh_TW"/>
         </w:rPr>
         <w:t>，</w:t>
       </w:r>
-      <w:hyperlink r:id="rId86">
-        <w:r>
-          <w:rPr>
-            <w:lang w:val="zh_TW" w:bidi="zh_TW"/>
-          </w:rPr>
-          <w:rPr>
-            <w:color w:val="0000EE"/>
-            <w:u w:val="single"/>
-          </w:rPr>
-          <w:t>26:2</w:t>
-        </w:r>
-      </w:hyperlink>
+      <w:r>
+        <w:rPr>
+          <w:lang w:val="zh_TW" w:bidi="zh_TW"/>
+        </w:rPr>
+        <w:t>26:2</w:t>
+      </w:r>
       <w:r>
         <w:rPr>
           <w:lang w:val="zh_TW" w:bidi="zh_TW"/>
         </w:rPr>
         <w:t>、</w:t>
       </w:r>
-      <w:hyperlink r:id="rId87">
-        <w:r>
-          <w:rPr>
-            <w:lang w:val="zh_TW" w:bidi="zh_TW"/>
-          </w:rPr>
-          <w:rPr>
-            <w:color w:val="0000EE"/>
-            <w:u w:val="single"/>
-          </w:rPr>
-          <w:t>24</w:t>
-        </w:r>
-      </w:hyperlink>
+      <w:r>
+        <w:rPr>
+          <w:lang w:val="zh_TW" w:bidi="zh_TW"/>
+        </w:rPr>
+        <w:t>24</w:t>
+      </w:r>
       <w:r>
         <w:rPr>
           <w:lang w:val="zh_TW" w:bidi="zh_TW"/>
         </w:rPr>
         <w:t>、</w:t>
       </w:r>
-      <w:hyperlink r:id="rId88">
-        <w:r>
-          <w:rPr>
-            <w:lang w:val="zh_TW" w:bidi="zh_TW"/>
-          </w:rPr>
-          <w:rPr>
-            <w:color w:val="0000EE"/>
-            <w:u w:val="single"/>
-          </w:rPr>
-          <w:t>45</w:t>
-        </w:r>
-      </w:hyperlink>
+      <w:r>
+        <w:rPr>
+          <w:lang w:val="zh_TW" w:bidi="zh_TW"/>
+        </w:rPr>
+        <w:t>45</w:t>
+      </w:r>
       <w:r>
         <w:rPr>
           <w:lang w:val="zh_TW" w:bidi="zh_TW"/>
         </w:rPr>
         <w:t>、</w:t>
       </w:r>
-      <w:hyperlink r:id="rId79">
-        <w:r>
-          <w:rPr>
-            <w:lang w:val="zh_TW" w:bidi="zh_TW"/>
-          </w:rPr>
-          <w:rPr>
-            <w:color w:val="0000EE"/>
-            <w:u w:val="single"/>
-          </w:rPr>
-          <w:t>64</w:t>
-        </w:r>
-      </w:hyperlink>
+      <w:r>
+        <w:rPr>
+          <w:lang w:val="zh_TW" w:bidi="zh_TW"/>
+        </w:rPr>
+        <w:t>64</w:t>
+      </w:r>
       <w:r>
         <w:rPr>
           <w:lang w:val="zh_TW" w:bidi="zh_TW"/>
         </w:rPr>
         <w:t>；</w:t>
       </w:r>
-      <w:hyperlink r:id="rId107">
-        <w:r>
-          <w:rPr>
-            <w:lang w:val="zh_TW" w:bidi="zh_TW"/>
-          </w:rPr>
-          <w:rPr>
-            <w:color w:val="0000EE"/>
-            <w:u w:val="single"/>
-          </w:rPr>
-          <w:t>可2:10</w:t>
-        </w:r>
-      </w:hyperlink>
+      <w:r>
+        <w:rPr>
+          <w:lang w:val="zh_TW" w:bidi="zh_TW"/>
+        </w:rPr>
+        <w:t>可2:10</w:t>
+      </w:r>
       <w:r>
         <w:rPr>
           <w:lang w:val="zh_TW" w:bidi="zh_TW"/>
         </w:rPr>
         <w:t>；</w:t>
       </w:r>
-      <w:hyperlink r:id="rId108">
-        <w:r>
-          <w:rPr>
-            <w:lang w:val="zh_TW" w:bidi="zh_TW"/>
-          </w:rPr>
-          <w:rPr>
-            <w:color w:val="0000EE"/>
-            <w:u w:val="single"/>
-          </w:rPr>
-          <w:t>約1:51</w:t>
-        </w:r>
-      </w:hyperlink>
+      <w:r>
+        <w:rPr>
+          <w:lang w:val="zh_TW" w:bidi="zh_TW"/>
+        </w:rPr>
+        <w:t>約1:51</w:t>
+      </w:r>
       <w:r>
         <w:rPr>
           <w:lang w:val="zh_TW" w:bidi="zh_TW"/>
         </w:rPr>
         <w:t>，</w:t>
       </w:r>
-      <w:hyperlink r:id="rId109">
-        <w:r>
-          <w:rPr>
-            <w:lang w:val="zh_TW" w:bidi="zh_TW"/>
-          </w:rPr>
-          <w:rPr>
-            <w:color w:val="0000EE"/>
-            <w:u w:val="single"/>
-          </w:rPr>
-          <w:t>3:13–14</w:t>
-        </w:r>
-      </w:hyperlink>
+      <w:r>
+        <w:rPr>
+          <w:lang w:val="zh_TW" w:bidi="zh_TW"/>
+        </w:rPr>
+        <w:t>3:13–14</w:t>
+      </w:r>
       <w:r>
         <w:rPr>
           <w:lang w:val="zh_TW" w:bidi="zh_TW"/>
         </w:rPr>
         <w:t>，</w:t>
       </w:r>
-      <w:hyperlink r:id="rId110">
-        <w:r>
-          <w:rPr>
-            <w:lang w:val="zh_TW" w:bidi="zh_TW"/>
-          </w:rPr>
-          <w:rPr>
-            <w:color w:val="0000EE"/>
-            <w:u w:val="single"/>
-          </w:rPr>
-          <w:t>5:27</w:t>
-        </w:r>
-      </w:hyperlink>
+      <w:r>
+        <w:rPr>
+          <w:lang w:val="zh_TW" w:bidi="zh_TW"/>
+        </w:rPr>
+        <w:t>5:27</w:t>
+      </w:r>
       <w:r>
         <w:rPr>
           <w:lang w:val="zh_TW" w:bidi="zh_TW"/>
         </w:rPr>
         <w:t>，</w:t>
       </w:r>
-      <w:hyperlink r:id="rId111">
-        <w:r>
-          <w:rPr>
-            <w:lang w:val="zh_TW" w:bidi="zh_TW"/>
-          </w:rPr>
-          <w:rPr>
-            <w:color w:val="0000EE"/>
-            <w:u w:val="single"/>
-          </w:rPr>
-          <w:t>6:27</w:t>
-        </w:r>
-      </w:hyperlink>
+      <w:r>
+        <w:rPr>
+          <w:lang w:val="zh_TW" w:bidi="zh_TW"/>
+        </w:rPr>
+        <w:t>6:27</w:t>
+      </w:r>
       <w:r>
         <w:rPr>
           <w:lang w:val="zh_TW" w:bidi="zh_TW"/>
         </w:rPr>
         <w:t>、</w:t>
       </w:r>
-      <w:hyperlink r:id="rId112">
-        <w:r>
-          <w:rPr>
-            <w:lang w:val="zh_TW" w:bidi="zh_TW"/>
-          </w:rPr>
-          <w:rPr>
-            <w:color w:val="0000EE"/>
-            <w:u w:val="single"/>
-          </w:rPr>
-          <w:t>53</w:t>
-        </w:r>
-      </w:hyperlink>
+      <w:r>
+        <w:rPr>
+          <w:lang w:val="zh_TW" w:bidi="zh_TW"/>
+        </w:rPr>
+        <w:t>53</w:t>
+      </w:r>
       <w:r>
         <w:rPr>
           <w:lang w:val="zh_TW" w:bidi="zh_TW"/>
         </w:rPr>
         <w:t>、</w:t>
       </w:r>
-      <w:hyperlink r:id="rId113">
-        <w:r>
-          <w:rPr>
-            <w:lang w:val="zh_TW" w:bidi="zh_TW"/>
-          </w:rPr>
-          <w:rPr>
-            <w:color w:val="0000EE"/>
-            <w:u w:val="single"/>
-          </w:rPr>
-          <w:t>62</w:t>
-        </w:r>
-      </w:hyperlink>
+      <w:r>
+        <w:rPr>
+          <w:lang w:val="zh_TW" w:bidi="zh_TW"/>
+        </w:rPr>
+        <w:t>62</w:t>
+      </w:r>
       <w:r>
         <w:rPr>
           <w:lang w:val="zh_TW" w:bidi="zh_TW"/>
         </w:rPr>
         <w:t>，</w:t>
       </w:r>
-      <w:hyperlink r:id="rId114">
-        <w:r>
-          <w:rPr>
-            <w:lang w:val="zh_TW" w:bidi="zh_TW"/>
-          </w:rPr>
-          <w:rPr>
-            <w:color w:val="0000EE"/>
-            <w:u w:val="single"/>
-          </w:rPr>
-          <w:t>8:28</w:t>
-        </w:r>
-      </w:hyperlink>
+      <w:r>
+        <w:rPr>
+          <w:lang w:val="zh_TW" w:bidi="zh_TW"/>
+        </w:rPr>
+        <w:t>8:28</w:t>
+      </w:r>
       <w:r>
         <w:rPr>
           <w:lang w:val="zh_TW" w:bidi="zh_TW"/>
         </w:rPr>
         <w:t>，</w:t>
       </w:r>
-      <w:hyperlink r:id="rId115">
-        <w:r>
-          <w:rPr>
-            <w:lang w:val="zh_TW" w:bidi="zh_TW"/>
-          </w:rPr>
-          <w:rPr>
-            <w:color w:val="0000EE"/>
-            <w:u w:val="single"/>
-          </w:rPr>
-          <w:t>9:35</w:t>
-        </w:r>
-      </w:hyperlink>
+      <w:r>
+        <w:rPr>
+          <w:lang w:val="zh_TW" w:bidi="zh_TW"/>
+        </w:rPr>
+        <w:t>9:35</w:t>
+      </w:r>
       <w:r>
         <w:rPr>
           <w:lang w:val="zh_TW" w:bidi="zh_TW"/>
         </w:rPr>
         <w:t>，</w:t>
       </w:r>
-      <w:hyperlink r:id="rId116">
-        <w:r>
-          <w:rPr>
-            <w:lang w:val="zh_TW" w:bidi="zh_TW"/>
-          </w:rPr>
-          <w:rPr>
-            <w:color w:val="0000EE"/>
-            <w:u w:val="single"/>
-          </w:rPr>
-          <w:t>12:23</w:t>
-        </w:r>
-      </w:hyperlink>
+      <w:r>
+        <w:rPr>
+          <w:lang w:val="zh_TW" w:bidi="zh_TW"/>
+        </w:rPr>
+        <w:t>12:23</w:t>
+      </w:r>
       <w:r>
         <w:rPr>
           <w:lang w:val="zh_TW" w:bidi="zh_TW"/>
         </w:rPr>
         <w:t>、</w:t>
       </w:r>
-      <w:hyperlink r:id="rId117">
-        <w:r>
-          <w:rPr>
-            <w:lang w:val="zh_TW" w:bidi="zh_TW"/>
-          </w:rPr>
-          <w:rPr>
-            <w:color w:val="0000EE"/>
-            <w:u w:val="single"/>
-          </w:rPr>
-          <w:t>34</w:t>
-        </w:r>
-      </w:hyperlink>
+      <w:r>
+        <w:rPr>
+          <w:lang w:val="zh_TW" w:bidi="zh_TW"/>
+        </w:rPr>
+        <w:t>34</w:t>
+      </w:r>
       <w:r>
         <w:rPr>
           <w:lang w:val="zh_TW" w:bidi="zh_TW"/>
         </w:rPr>
         <w:t>，</w:t>
       </w:r>
-      <w:hyperlink r:id="rId118">
-        <w:r>
-          <w:rPr>
-            <w:lang w:val="zh_TW" w:bidi="zh_TW"/>
-          </w:rPr>
-          <w:rPr>
-            <w:color w:val="0000EE"/>
-            <w:u w:val="single"/>
-          </w:rPr>
-          <w:t>13:31</w:t>
-        </w:r>
-      </w:hyperlink>
+      <w:r>
+        <w:rPr>
+          <w:lang w:val="zh_TW" w:bidi="zh_TW"/>
+        </w:rPr>
+        <w:t>13:31</w:t>
+      </w:r>
       <w:r>
         <w:rPr>
           <w:lang w:val="zh_TW" w:bidi="zh_TW"/>
         </w:rPr>
         <w:t>；</w:t>
       </w:r>
-      <w:hyperlink r:id="rId119">
-        <w:r>
-          <w:rPr>
-            <w:lang w:val="zh_TW" w:bidi="zh_TW"/>
-          </w:rPr>
-          <w:rPr>
-            <w:color w:val="0000EE"/>
-            <w:u w:val="single"/>
-          </w:rPr>
-          <w:t>徒7:56</w:t>
-        </w:r>
-      </w:hyperlink>
+      <w:r>
+        <w:rPr>
+          <w:lang w:val="zh_TW" w:bidi="zh_TW"/>
+        </w:rPr>
+        <w:t>徒7:56</w:t>
+      </w:r>
       <w:r>
         <w:rPr>
           <w:lang w:val="zh_TW" w:bidi="zh_TW"/>
         </w:rPr>
         <w:t>；</w:t>
       </w:r>
-      <w:hyperlink r:id="rId120">
-        <w:r>
-          <w:rPr>
-            <w:lang w:val="zh_TW" w:bidi="zh_TW"/>
-          </w:rPr>
-          <w:rPr>
-            <w:color w:val="0000EE"/>
-            <w:u w:val="single"/>
-          </w:rPr>
-          <w:t>來2:6</w:t>
-        </w:r>
-      </w:hyperlink>
+      <w:r>
+        <w:rPr>
+          <w:lang w:val="zh_TW" w:bidi="zh_TW"/>
+        </w:rPr>
+        <w:t>來2:6</w:t>
+      </w:r>
       <w:r>
         <w:rPr>
           <w:lang w:val="zh_TW" w:bidi="zh_TW"/>
         </w:rPr>
         <w:t>；</w:t>
       </w:r>
-      <w:hyperlink r:id="rId121">
-        <w:r>
-          <w:rPr>
-            <w:lang w:val="zh_TW" w:bidi="zh_TW"/>
-          </w:rPr>
-          <w:rPr>
-            <w:color w:val="0000EE"/>
-            <w:u w:val="single"/>
-          </w:rPr>
-          <w:t>啟1:13</w:t>
-        </w:r>
-      </w:hyperlink>
+      <w:r>
+        <w:rPr>
+          <w:lang w:val="zh_TW" w:bidi="zh_TW"/>
+        </w:rPr>
+        <w:t>啟1:13</w:t>
+      </w:r>
       <w:r>
         <w:rPr>
           <w:lang w:val="zh_TW" w:bidi="zh_TW"/>
         </w:rPr>
         <w:t>，</w:t>
       </w:r>
-      <w:hyperlink r:id="rId122">
-        <w:r>
-          <w:rPr>
-            <w:lang w:val="zh_TW" w:bidi="zh_TW"/>
-          </w:rPr>
-          <w:rPr>
-            <w:color w:val="0000EE"/>
-            <w:u w:val="single"/>
-          </w:rPr>
-          <w:t>14:14</w:t>
-        </w:r>
-      </w:hyperlink>
+      <w:r>
+        <w:rPr>
+          <w:lang w:val="zh_TW" w:bidi="zh_TW"/>
+        </w:rPr>
+        <w:t>14:14</w:t>
+      </w:r>
       <w:r>
         <w:rPr>
           <w:lang w:val="zh_TW" w:bidi="zh_TW"/>
@@ -3142,144 +2272,96 @@
         </w:rPr>
         <w:t>當耶穌將要受苦並被釘十字架時，祂對門徒說，他們也將面對極大的困難（見</w:t>
       </w:r>
-      <w:hyperlink r:id="rId123">
-        <w:r>
-          <w:rPr>
-            <w:lang w:val="zh_TW" w:bidi="zh_TW"/>
-          </w:rPr>
-          <w:rPr>
-            <w:color w:val="0000EE"/>
-            <w:u w:val="single"/>
-          </w:rPr>
-          <w:t>太24:9</w:t>
-        </w:r>
-      </w:hyperlink>
+      <w:r>
+        <w:rPr>
+          <w:lang w:val="zh_TW" w:bidi="zh_TW"/>
+        </w:rPr>
+        <w:t>太24:9</w:t>
+      </w:r>
       <w:r>
         <w:rPr>
           <w:lang w:val="zh_TW" w:bidi="zh_TW"/>
         </w:rPr>
         <w:t>）。他強調忍耐的重要性：「惟有忍耐到底的，必然得救」（</w:t>
       </w:r>
-      <w:hyperlink r:id="rId124">
-        <w:r>
-          <w:rPr>
-            <w:lang w:val="zh_TW" w:bidi="zh_TW"/>
-          </w:rPr>
-          <w:rPr>
-            <w:color w:val="0000EE"/>
-            <w:u w:val="single"/>
-          </w:rPr>
-          <w:t>太24:13</w:t>
-        </w:r>
-      </w:hyperlink>
+      <w:r>
+        <w:rPr>
+          <w:lang w:val="zh_TW" w:bidi="zh_TW"/>
+        </w:rPr>
+        <w:t>太24:13</w:t>
+      </w:r>
       <w:r>
         <w:rPr>
           <w:lang w:val="zh_TW" w:bidi="zh_TW"/>
         </w:rPr>
         <w:t>）。新約中有許多書信是寫給那些因信靠基督而受苦的基督徒（例如，見</w:t>
       </w:r>
-      <w:hyperlink r:id="rId125">
-        <w:r>
-          <w:rPr>
-            <w:lang w:val="zh_TW" w:bidi="zh_TW"/>
-          </w:rPr>
-          <w:rPr>
-            <w:color w:val="0000EE"/>
-            <w:u w:val="single"/>
-          </w:rPr>
-          <w:t>帖後1:4</w:t>
-        </w:r>
-      </w:hyperlink>
+      <w:r>
+        <w:rPr>
+          <w:lang w:val="zh_TW" w:bidi="zh_TW"/>
+        </w:rPr>
+        <w:t>帖後1:4</w:t>
+      </w:r>
       <w:r>
         <w:rPr>
           <w:lang w:val="zh_TW" w:bidi="zh_TW"/>
         </w:rPr>
         <w:t>；</w:t>
       </w:r>
-      <w:hyperlink r:id="rId126">
-        <w:r>
-          <w:rPr>
-            <w:lang w:val="zh_TW" w:bidi="zh_TW"/>
-          </w:rPr>
-          <w:rPr>
-            <w:color w:val="0000EE"/>
-            <w:u w:val="single"/>
-          </w:rPr>
-          <w:t>彼前4:12–19</w:t>
-        </w:r>
-      </w:hyperlink>
+      <w:r>
+        <w:rPr>
+          <w:lang w:val="zh_TW" w:bidi="zh_TW"/>
+        </w:rPr>
+        <w:t>彼前4:12–19</w:t>
+      </w:r>
       <w:r>
         <w:rPr>
           <w:lang w:val="zh_TW" w:bidi="zh_TW"/>
         </w:rPr>
         <w:t>）。這些信徒需要鼓勵，好在困難中堅持信仰，並持續向人見證他們對基督的忠心（見</w:t>
       </w:r>
-      <w:hyperlink r:id="rId127">
-        <w:r>
-          <w:rPr>
-            <w:lang w:val="zh_TW" w:bidi="zh_TW"/>
-          </w:rPr>
-          <w:rPr>
-            <w:color w:val="0000EE"/>
-            <w:u w:val="single"/>
-          </w:rPr>
-          <w:t>提後4:5</w:t>
-        </w:r>
-      </w:hyperlink>
+      <w:r>
+        <w:rPr>
+          <w:lang w:val="zh_TW" w:bidi="zh_TW"/>
+        </w:rPr>
+        <w:t>提後4:5</w:t>
+      </w:r>
       <w:r>
         <w:rPr>
           <w:lang w:val="zh_TW" w:bidi="zh_TW"/>
         </w:rPr>
         <w:t>；</w:t>
       </w:r>
-      <w:hyperlink r:id="rId128">
-        <w:r>
-          <w:rPr>
-            <w:lang w:val="zh_TW" w:bidi="zh_TW"/>
-          </w:rPr>
-          <w:rPr>
-            <w:color w:val="0000EE"/>
-            <w:u w:val="single"/>
-          </w:rPr>
-          <w:t>彼前4:1</w:t>
-        </w:r>
-      </w:hyperlink>
+      <w:r>
+        <w:rPr>
+          <w:lang w:val="zh_TW" w:bidi="zh_TW"/>
+        </w:rPr>
+        <w:t>彼前4:1</w:t>
+      </w:r>
       <w:r>
         <w:rPr>
           <w:lang w:val="zh_TW" w:bidi="zh_TW"/>
         </w:rPr>
         <w:t>）。藉著忍耐，基督徒的品格得以塑造，靈命也漸漸成熟（</w:t>
       </w:r>
-      <w:hyperlink r:id="rId129">
-        <w:r>
-          <w:rPr>
-            <w:lang w:val="zh_TW" w:bidi="zh_TW"/>
-          </w:rPr>
-          <w:rPr>
-            <w:color w:val="0000EE"/>
-            <w:u w:val="single"/>
-          </w:rPr>
-          <w:t>羅5:3–4</w:t>
-        </w:r>
-      </w:hyperlink>
+      <w:r>
+        <w:rPr>
+          <w:lang w:val="zh_TW" w:bidi="zh_TW"/>
+        </w:rPr>
+        <w:t>羅5:3–4</w:t>
+      </w:r>
       <w:r>
         <w:rPr>
           <w:lang w:val="zh_TW" w:bidi="zh_TW"/>
         </w:rPr>
         <w:t>；</w:t>
       </w:r>
-      <w:hyperlink r:id="rId130">
-        <w:r>
-          <w:rPr>
-            <w:lang w:val="zh_TW" w:bidi="zh_TW"/>
-          </w:rPr>
-          <w:rPr>
-            <w:color w:val="0000EE"/>
-            <w:u w:val="single"/>
-          </w:rPr>
-          <w:t>雅1:2–4</w:t>
-        </w:r>
-      </w:hyperlink>
+      <w:r>
+        <w:rPr>
+          <w:lang w:val="zh_TW" w:bidi="zh_TW"/>
+        </w:rPr>
+        <w:t>雅1:2–4</w:t>
+      </w:r>
       <w:r>
         <w:rPr>
           <w:lang w:val="zh_TW" w:bidi="zh_TW"/>
@@ -3300,18 +2382,12 @@
         </w:rPr>
         <w:t>希伯來書是寫給面對諸多試煉的基督徒。有人逼迫他們，搶奪他們的財物，甚至將他們囚禁（</w:t>
       </w:r>
-      <w:hyperlink r:id="rId131">
-        <w:r>
-          <w:rPr>
-            <w:lang w:val="zh_TW" w:bidi="zh_TW"/>
-          </w:rPr>
-          <w:rPr>
-            <w:color w:val="0000EE"/>
-            <w:u w:val="single"/>
-          </w:rPr>
-          <w:t>來10:32–34</w:t>
-        </w:r>
-      </w:hyperlink>
+      <w:r>
+        <w:rPr>
+          <w:lang w:val="zh_TW" w:bidi="zh_TW"/>
+        </w:rPr>
+        <w:t>來10:32–34</w:t>
+      </w:r>
       <w:r>
         <w:rPr>
           <w:lang w:val="zh_TW" w:bidi="zh_TW"/>
@@ -3332,96 +2408,60 @@
         </w:rPr>
         <w:t>當書信寫成時，他們仍然面對類似的處境。他們需要「持定」自己的信仰而不動搖（</w:t>
       </w:r>
-      <w:hyperlink r:id="rId132">
-        <w:r>
-          <w:rPr>
-            <w:lang w:val="zh_TW" w:bidi="zh_TW"/>
-          </w:rPr>
-          <w:rPr>
-            <w:color w:val="0000EE"/>
-            <w:u w:val="single"/>
-          </w:rPr>
-          <w:t>4:14，</w:t>
-        </w:r>
-      </w:hyperlink>
-      <w:hyperlink r:id="rId133">
-        <w:r>
-          <w:rPr>
-            <w:lang w:val="zh_TW" w:bidi="zh_TW"/>
-          </w:rPr>
-          <w:rPr>
-            <w:color w:val="0000EE"/>
-            <w:u w:val="single"/>
-          </w:rPr>
-          <w:t>10:23</w:t>
-        </w:r>
-      </w:hyperlink>
+      <w:r>
+        <w:rPr>
+          <w:lang w:val="zh_TW" w:bidi="zh_TW"/>
+        </w:rPr>
+        <w:t>4:14，</w:t>
+      </w:r>
+      <w:r>
+        <w:rPr>
+          <w:lang w:val="zh_TW" w:bidi="zh_TW"/>
+        </w:rPr>
+        <w:t>10:23</w:t>
+      </w:r>
       <w:r>
         <w:rPr>
           <w:lang w:val="zh_TW" w:bidi="zh_TW"/>
         </w:rPr>
         <w:t>），並在等待神的應許實現之時持續忍耐（</w:t>
       </w:r>
-      <w:hyperlink r:id="rId134">
-        <w:r>
-          <w:rPr>
-            <w:lang w:val="zh_TW" w:bidi="zh_TW"/>
-          </w:rPr>
-          <w:rPr>
-            <w:color w:val="0000EE"/>
-            <w:u w:val="single"/>
-          </w:rPr>
-          <w:t>6:12，</w:t>
-        </w:r>
-      </w:hyperlink>
-      <w:hyperlink r:id="rId135">
-        <w:r>
-          <w:rPr>
-            <w:lang w:val="zh_TW" w:bidi="zh_TW"/>
-          </w:rPr>
-          <w:rPr>
-            <w:color w:val="0000EE"/>
-            <w:u w:val="single"/>
-          </w:rPr>
-          <w:t>10:36</w:t>
-        </w:r>
-      </w:hyperlink>
+      <w:r>
+        <w:rPr>
+          <w:lang w:val="zh_TW" w:bidi="zh_TW"/>
+        </w:rPr>
+        <w:t>6:12，</w:t>
+      </w:r>
+      <w:r>
+        <w:rPr>
+          <w:lang w:val="zh_TW" w:bidi="zh_TW"/>
+        </w:rPr>
+        <w:t>10:36</w:t>
+      </w:r>
       <w:r>
         <w:rPr>
           <w:lang w:val="zh_TW" w:bidi="zh_TW"/>
         </w:rPr>
         <w:t>）。像賽跑的選手一樣，他們需要「存心忍耐，奔那擺在……前頭的路程」（</w:t>
       </w:r>
-      <w:hyperlink r:id="rId136">
-        <w:r>
-          <w:rPr>
-            <w:lang w:val="zh_TW" w:bidi="zh_TW"/>
-          </w:rPr>
-          <w:rPr>
-            <w:color w:val="0000EE"/>
-            <w:u w:val="single"/>
-          </w:rPr>
-          <w:t>12:1</w:t>
-        </w:r>
-      </w:hyperlink>
+      <w:r>
+        <w:rPr>
+          <w:lang w:val="zh_TW" w:bidi="zh_TW"/>
+        </w:rPr>
+        <w:t>12:1</w:t>
+      </w:r>
       <w:r>
         <w:rPr>
           <w:lang w:val="zh_TW" w:bidi="zh_TW"/>
         </w:rPr>
         <w:t>）。作為慈愛天父的真兒女，他們應當甘心接受主的管教，使自己在聖潔上不斷長進（</w:t>
       </w:r>
-      <w:hyperlink r:id="rId137">
-        <w:r>
-          <w:rPr>
-            <w:lang w:val="zh_TW" w:bidi="zh_TW"/>
-          </w:rPr>
-          <w:rPr>
-            <w:color w:val="0000EE"/>
-            <w:u w:val="single"/>
-          </w:rPr>
-          <w:t>12:5–13</w:t>
-        </w:r>
-      </w:hyperlink>
+      <w:r>
+        <w:rPr>
+          <w:lang w:val="zh_TW" w:bidi="zh_TW"/>
+        </w:rPr>
+        <w:t>12:5–13</w:t>
+      </w:r>
       <w:r>
         <w:rPr>
           <w:lang w:val="zh_TW" w:bidi="zh_TW"/>
@@ -3442,54 +2482,36 @@
         </w:rPr>
         <w:t>聖經中有許多忍耐的榜樣，鼓勵所有信徒，例如約伯和眾先知（</w:t>
       </w:r>
-      <w:hyperlink r:id="rId138">
-        <w:r>
-          <w:rPr>
-            <w:lang w:val="zh_TW" w:bidi="zh_TW"/>
-          </w:rPr>
-          <w:rPr>
-            <w:color w:val="0000EE"/>
-            <w:u w:val="single"/>
-          </w:rPr>
-          <w:t>來11:35–40</w:t>
-        </w:r>
-      </w:hyperlink>
+      <w:r>
+        <w:rPr>
+          <w:lang w:val="zh_TW" w:bidi="zh_TW"/>
+        </w:rPr>
+        <w:t>來11:35–40</w:t>
+      </w:r>
       <w:r>
         <w:rPr>
           <w:lang w:val="zh_TW" w:bidi="zh_TW"/>
         </w:rPr>
         <w:t>；</w:t>
       </w:r>
-      <w:hyperlink r:id="rId139">
-        <w:r>
-          <w:rPr>
-            <w:lang w:val="zh_TW" w:bidi="zh_TW"/>
-          </w:rPr>
-          <w:rPr>
-            <w:color w:val="0000EE"/>
-            <w:u w:val="single"/>
-          </w:rPr>
-          <w:t>雅5:10–11</w:t>
-        </w:r>
-      </w:hyperlink>
+      <w:r>
+        <w:rPr>
+          <w:lang w:val="zh_TW" w:bidi="zh_TW"/>
+        </w:rPr>
+        <w:t>雅5:10–11</w:t>
+      </w:r>
       <w:r>
         <w:rPr>
           <w:lang w:val="zh_TW" w:bidi="zh_TW"/>
         </w:rPr>
         <w:t>）。我們忍耐的最主要榜樣，就是基督，祂因為「擺在前面的喜樂」，「忍受了十字架的苦難」（</w:t>
       </w:r>
-      <w:hyperlink r:id="rId140">
-        <w:r>
-          <w:rPr>
-            <w:lang w:val="zh_TW" w:bidi="zh_TW"/>
-          </w:rPr>
-          <w:rPr>
-            <w:color w:val="0000EE"/>
-            <w:u w:val="single"/>
-          </w:rPr>
-          <w:t>12:1–3</w:t>
-        </w:r>
-      </w:hyperlink>
+      <w:r>
+        <w:rPr>
+          <w:lang w:val="zh_TW" w:bidi="zh_TW"/>
+        </w:rPr>
+        <w:t>12:1–3</w:t>
+      </w:r>
       <w:r>
         <w:rPr>
           <w:lang w:val="zh_TW" w:bidi="zh_TW"/>
@@ -3519,144 +2541,96 @@
           <w:lang w:val="zh_TW" w:bidi="zh_TW"/>
         </w:rPr>
       </w:r>
-      <w:hyperlink r:id="rId129">
-        <w:r>
-          <w:rPr>
-            <w:lang w:val="zh_TW" w:bidi="zh_TW"/>
-          </w:rPr>
-          <w:rPr>
-            <w:color w:val="0000EE"/>
-            <w:u w:val="single"/>
-          </w:rPr>
-          <w:t>羅5:3–4</w:t>
-        </w:r>
-      </w:hyperlink>
+      <w:r>
+        <w:rPr>
+          <w:lang w:val="zh_TW" w:bidi="zh_TW"/>
+        </w:rPr>
+        <w:t>羅5:3–4</w:t>
+      </w:r>
       <w:r>
         <w:rPr>
           <w:lang w:val="zh_TW" w:bidi="zh_TW"/>
         </w:rPr>
         <w:t>；</w:t>
       </w:r>
-      <w:hyperlink r:id="rId141">
-        <w:r>
-          <w:rPr>
-            <w:lang w:val="zh_TW" w:bidi="zh_TW"/>
-          </w:rPr>
-          <w:rPr>
-            <w:color w:val="0000EE"/>
-            <w:u w:val="single"/>
-          </w:rPr>
-          <w:t>林前4:12</w:t>
-        </w:r>
-      </w:hyperlink>
+      <w:r>
+        <w:rPr>
+          <w:lang w:val="zh_TW" w:bidi="zh_TW"/>
+        </w:rPr>
+        <w:t>林前4:12</w:t>
+      </w:r>
       <w:r>
         <w:rPr>
           <w:lang w:val="zh_TW" w:bidi="zh_TW"/>
         </w:rPr>
         <w:t>；</w:t>
       </w:r>
-      <w:hyperlink r:id="rId125">
-        <w:r>
-          <w:rPr>
-            <w:lang w:val="zh_TW" w:bidi="zh_TW"/>
-          </w:rPr>
-          <w:rPr>
-            <w:color w:val="0000EE"/>
-            <w:u w:val="single"/>
-          </w:rPr>
-          <w:t>帖後1:4</w:t>
-        </w:r>
-      </w:hyperlink>
+      <w:r>
+        <w:rPr>
+          <w:lang w:val="zh_TW" w:bidi="zh_TW"/>
+        </w:rPr>
+        <w:t>帖後1:4</w:t>
+      </w:r>
       <w:r>
         <w:rPr>
           <w:lang w:val="zh_TW" w:bidi="zh_TW"/>
         </w:rPr>
         <w:t>；</w:t>
       </w:r>
-      <w:hyperlink r:id="rId134">
-        <w:r>
-          <w:rPr>
-            <w:lang w:val="zh_TW" w:bidi="zh_TW"/>
-          </w:rPr>
-          <w:rPr>
-            <w:color w:val="0000EE"/>
-            <w:u w:val="single"/>
-          </w:rPr>
-          <w:t>來6:12</w:t>
-        </w:r>
-      </w:hyperlink>
+      <w:r>
+        <w:rPr>
+          <w:lang w:val="zh_TW" w:bidi="zh_TW"/>
+        </w:rPr>
+        <w:t>來6:12</w:t>
+      </w:r>
       <w:r>
         <w:rPr>
           <w:lang w:val="zh_TW" w:bidi="zh_TW"/>
         </w:rPr>
         <w:t>；</w:t>
       </w:r>
-      <w:hyperlink r:id="rId142">
-        <w:r>
-          <w:rPr>
-            <w:lang w:val="zh_TW" w:bidi="zh_TW"/>
-          </w:rPr>
-          <w:rPr>
-            <w:color w:val="0000EE"/>
-            <w:u w:val="single"/>
-          </w:rPr>
-          <w:t>來12:1–10</w:t>
-        </w:r>
-      </w:hyperlink>
+      <w:r>
+        <w:rPr>
+          <w:lang w:val="zh_TW" w:bidi="zh_TW"/>
+        </w:rPr>
+        <w:t>來12:1–10</w:t>
+      </w:r>
       <w:r>
         <w:rPr>
           <w:lang w:val="zh_TW" w:bidi="zh_TW"/>
         </w:rPr>
         <w:t>；</w:t>
       </w:r>
-      <w:hyperlink r:id="rId130">
-        <w:r>
-          <w:rPr>
-            <w:lang w:val="zh_TW" w:bidi="zh_TW"/>
-          </w:rPr>
-          <w:rPr>
-            <w:color w:val="0000EE"/>
-            <w:u w:val="single"/>
-          </w:rPr>
-          <w:t>雅1:2–4</w:t>
-        </w:r>
-      </w:hyperlink>
+      <w:r>
+        <w:rPr>
+          <w:lang w:val="zh_TW" w:bidi="zh_TW"/>
+        </w:rPr>
+        <w:t>雅1:2–4</w:t>
+      </w:r>
       <w:r>
         <w:rPr>
           <w:lang w:val="zh_TW" w:bidi="zh_TW"/>
         </w:rPr>
         <w:t>；</w:t>
       </w:r>
-      <w:hyperlink r:id="rId143">
-        <w:r>
-          <w:rPr>
-            <w:lang w:val="zh_TW" w:bidi="zh_TW"/>
-          </w:rPr>
-          <w:rPr>
-            <w:color w:val="0000EE"/>
-            <w:u w:val="single"/>
-          </w:rPr>
-          <w:t>雅5:11</w:t>
-        </w:r>
-      </w:hyperlink>
+      <w:r>
+        <w:rPr>
+          <w:lang w:val="zh_TW" w:bidi="zh_TW"/>
+        </w:rPr>
+        <w:t>雅5:11</w:t>
+      </w:r>
       <w:r>
         <w:rPr>
           <w:lang w:val="zh_TW" w:bidi="zh_TW"/>
         </w:rPr>
         <w:t>；</w:t>
       </w:r>
-      <w:hyperlink r:id="rId144">
-        <w:r>
-          <w:rPr>
-            <w:lang w:val="zh_TW" w:bidi="zh_TW"/>
-          </w:rPr>
-          <w:rPr>
-            <w:color w:val="0000EE"/>
-            <w:u w:val="single"/>
-          </w:rPr>
-          <w:t>彼前2:20</w:t>
-        </w:r>
-      </w:hyperlink>
+      <w:r>
+        <w:rPr>
+          <w:lang w:val="zh_TW" w:bidi="zh_TW"/>
+        </w:rPr>
+        <w:t>彼前2:20</w:t>
+      </w:r>
       <w:r>
         <w:rPr>
           <w:lang w:val="zh_TW" w:bidi="zh_TW"/>
@@ -3719,30 +2693,18 @@
         </w:rPr>
         <w:t>認識神，意味著與祂建立親密的關係。這包括學習以神的眼光看事物，並努力模仿祂的樣式。真正認識神，會徹底改變我們的思想、行為、價值觀、人生優先次序以及與他人的關係。認識神，比獻祭、宗教儀式或任何宗教活動更為重要（見</w:t>
       </w:r>
-      <w:hyperlink r:id="rId145">
-        <w:r>
-          <w:rPr>
-            <w:lang w:val="zh_TW" w:bidi="zh_TW"/>
-          </w:rPr>
-          <w:rPr>
-            <w:color w:val="0000EE"/>
-            <w:u w:val="single"/>
-          </w:rPr>
-          <w:t>耶9:23–24</w:t>
-        </w:r>
-      </w:hyperlink>
-      <w:hyperlink r:id="rId146">
-        <w:r>
-          <w:rPr>
-            <w:lang w:val="zh_TW" w:bidi="zh_TW"/>
-          </w:rPr>
-          <w:rPr>
-            <w:color w:val="0000EE"/>
-            <w:u w:val="single"/>
-          </w:rPr>
-          <w:t>31:34</w:t>
-        </w:r>
-      </w:hyperlink>
+      <w:r>
+        <w:rPr>
+          <w:lang w:val="zh_TW" w:bidi="zh_TW"/>
+        </w:rPr>
+        <w:t>耶9:23–24</w:t>
+      </w:r>
+      <w:r>
+        <w:rPr>
+          <w:lang w:val="zh_TW" w:bidi="zh_TW"/>
+        </w:rPr>
+        <w:t>31:34</w:t>
+      </w:r>
       <w:r>
         <w:rPr>
           <w:lang w:val="zh_TW" w:bidi="zh_TW"/>
@@ -3763,30 +2725,18 @@
         </w:rPr>
         <w:t>先知何西阿強調認識神的重要性。他指出，神要毀滅以色列，是因為他們不認識神（</w:t>
       </w:r>
-      <w:hyperlink r:id="rId147">
-        <w:r>
-          <w:rPr>
-            <w:lang w:val="zh_TW" w:bidi="zh_TW"/>
-          </w:rPr>
-          <w:rPr>
-            <w:color w:val="0000EE"/>
-            <w:u w:val="single"/>
-          </w:rPr>
-          <w:t>何4:1、</w:t>
-        </w:r>
-      </w:hyperlink>
-      <w:hyperlink r:id="rId148">
-        <w:r>
-          <w:rPr>
-            <w:lang w:val="zh_TW" w:bidi="zh_TW"/>
-          </w:rPr>
-          <w:rPr>
-            <w:color w:val="0000EE"/>
-            <w:u w:val="single"/>
-          </w:rPr>
-          <w:t>6</w:t>
-        </w:r>
-      </w:hyperlink>
+      <w:r>
+        <w:rPr>
+          <w:lang w:val="zh_TW" w:bidi="zh_TW"/>
+        </w:rPr>
+        <w:t>何4:1、</w:t>
+      </w:r>
+      <w:r>
+        <w:rPr>
+          <w:lang w:val="zh_TW" w:bidi="zh_TW"/>
+        </w:rPr>
+        <w:t>6</w:t>
+      </w:r>
       <w:r>
         <w:rPr>
           <w:lang w:val="zh_TW" w:bidi="zh_TW"/>
@@ -3807,72 +2757,42 @@
         </w:rPr>
         <w:t>這個主題在新約聖經的約翰福音中也很常見。耶穌多次強調認識神的必要性。祂指出，人可以參與宗教活動，卻仍然與神沒有真正的關係（見</w:t>
       </w:r>
-      <w:hyperlink r:id="rId149">
-        <w:r>
-          <w:rPr>
-            <w:lang w:val="zh_TW" w:bidi="zh_TW"/>
-          </w:rPr>
-          <w:rPr>
-            <w:color w:val="0000EE"/>
-            <w:u w:val="single"/>
-          </w:rPr>
-          <w:t>約7:25–29，</w:t>
-        </w:r>
-      </w:hyperlink>
-      <w:hyperlink r:id="rId150">
-        <w:r>
-          <w:rPr>
-            <w:lang w:val="zh_TW" w:bidi="zh_TW"/>
-          </w:rPr>
-          <w:rPr>
-            <w:color w:val="0000EE"/>
-            <w:u w:val="single"/>
-          </w:rPr>
-          <w:t>8:14–19</w:t>
-        </w:r>
-      </w:hyperlink>
+      <w:r>
+        <w:rPr>
+          <w:lang w:val="zh_TW" w:bidi="zh_TW"/>
+        </w:rPr>
+        <w:t>約7:25–29，</w:t>
+      </w:r>
+      <w:r>
+        <w:rPr>
+          <w:lang w:val="zh_TW" w:bidi="zh_TW"/>
+        </w:rPr>
+        <w:t>8:14–19</w:t>
+      </w:r>
       <w:r>
         <w:rPr>
           <w:lang w:val="zh_TW" w:bidi="zh_TW"/>
         </w:rPr>
         <w:t>、</w:t>
       </w:r>
-      <w:hyperlink r:id="rId151">
-        <w:r>
-          <w:rPr>
-            <w:lang w:val="zh_TW" w:bidi="zh_TW"/>
-          </w:rPr>
-          <w:rPr>
-            <w:color w:val="0000EE"/>
-            <w:u w:val="single"/>
-          </w:rPr>
-          <w:t>54–55，</w:t>
-        </w:r>
-      </w:hyperlink>
-      <w:hyperlink r:id="rId152">
-        <w:r>
-          <w:rPr>
-            <w:lang w:val="zh_TW" w:bidi="zh_TW"/>
-          </w:rPr>
-          <w:rPr>
-            <w:color w:val="0000EE"/>
-            <w:u w:val="single"/>
-          </w:rPr>
-          <w:t>14:6–11，</w:t>
-        </w:r>
-      </w:hyperlink>
-      <w:hyperlink r:id="rId153">
-        <w:r>
-          <w:rPr>
-            <w:lang w:val="zh_TW" w:bidi="zh_TW"/>
-          </w:rPr>
-          <w:rPr>
-            <w:color w:val="0000EE"/>
-            <w:u w:val="single"/>
-          </w:rPr>
-          <w:t>17:1–3</w:t>
-        </w:r>
-      </w:hyperlink>
+      <w:r>
+        <w:rPr>
+          <w:lang w:val="zh_TW" w:bidi="zh_TW"/>
+        </w:rPr>
+        <w:t>54–55，</w:t>
+      </w:r>
+      <w:r>
+        <w:rPr>
+          <w:lang w:val="zh_TW" w:bidi="zh_TW"/>
+        </w:rPr>
+        <w:t>14:6–11，</w:t>
+      </w:r>
+      <w:r>
+        <w:rPr>
+          <w:lang w:val="zh_TW" w:bidi="zh_TW"/>
+        </w:rPr>
+        <w:t>17:1–3</w:t>
+      </w:r>
       <w:r>
         <w:rPr>
           <w:lang w:val="zh_TW" w:bidi="zh_TW"/>
@@ -3902,288 +2822,186 @@
           <w:lang w:val="zh_TW" w:bidi="zh_TW"/>
         </w:rPr>
       </w:r>
-      <w:hyperlink r:id="rId154">
-        <w:r>
-          <w:rPr>
-            <w:lang w:val="zh_TW" w:bidi="zh_TW"/>
-          </w:rPr>
-          <w:rPr>
-            <w:color w:val="0000EE"/>
-            <w:u w:val="single"/>
-          </w:rPr>
-          <w:t>出33:8</w:t>
-        </w:r>
-      </w:hyperlink>
+      <w:r>
+        <w:rPr>
+          <w:lang w:val="zh_TW" w:bidi="zh_TW"/>
+        </w:rPr>
+        <w:t>出33:8</w:t>
+      </w:r>
       <w:r>
         <w:rPr>
           <w:lang w:val="zh_TW" w:bidi="zh_TW"/>
         </w:rPr>
         <w:t>、</w:t>
       </w:r>
-      <w:hyperlink r:id="rId155">
-        <w:r>
-          <w:rPr>
-            <w:lang w:val="zh_TW" w:bidi="zh_TW"/>
-          </w:rPr>
-          <w:rPr>
-            <w:color w:val="0000EE"/>
-            <w:u w:val="single"/>
-          </w:rPr>
-          <w:t>11</w:t>
-        </w:r>
-      </w:hyperlink>
+      <w:r>
+        <w:rPr>
+          <w:lang w:val="zh_TW" w:bidi="zh_TW"/>
+        </w:rPr>
+        <w:t>11</w:t>
+      </w:r>
       <w:r>
         <w:rPr>
           <w:lang w:val="zh_TW" w:bidi="zh_TW"/>
         </w:rPr>
         <w:t>；</w:t>
       </w:r>
-      <w:hyperlink r:id="rId156">
-        <w:r>
-          <w:rPr>
-            <w:lang w:val="zh_TW" w:bidi="zh_TW"/>
-          </w:rPr>
-          <w:rPr>
-            <w:color w:val="0000EE"/>
-            <w:u w:val="single"/>
-          </w:rPr>
-          <w:t>民12:6–8</w:t>
-        </w:r>
-      </w:hyperlink>
+      <w:r>
+        <w:rPr>
+          <w:lang w:val="zh_TW" w:bidi="zh_TW"/>
+        </w:rPr>
+        <w:t>民12:6–8</w:t>
+      </w:r>
       <w:r>
         <w:rPr>
           <w:lang w:val="zh_TW" w:bidi="zh_TW"/>
         </w:rPr>
         <w:t>；</w:t>
       </w:r>
-      <w:hyperlink r:id="rId157">
-        <w:r>
-          <w:rPr>
-            <w:lang w:val="zh_TW" w:bidi="zh_TW"/>
-          </w:rPr>
-          <w:rPr>
-            <w:color w:val="0000EE"/>
-            <w:u w:val="single"/>
-          </w:rPr>
-          <w:t>賽11:9，</w:t>
-        </w:r>
-      </w:hyperlink>
-      <w:hyperlink r:id="rId158">
-        <w:r>
-          <w:rPr>
-            <w:lang w:val="zh_TW" w:bidi="zh_TW"/>
-          </w:rPr>
-          <w:rPr>
-            <w:color w:val="0000EE"/>
-            <w:u w:val="single"/>
-          </w:rPr>
-          <w:t>43:10</w:t>
-        </w:r>
-      </w:hyperlink>
+      <w:r>
+        <w:rPr>
+          <w:lang w:val="zh_TW" w:bidi="zh_TW"/>
+        </w:rPr>
+        <w:t>賽11:9，</w:t>
+      </w:r>
+      <w:r>
+        <w:rPr>
+          <w:lang w:val="zh_TW" w:bidi="zh_TW"/>
+        </w:rPr>
+        <w:t>43:10</w:t>
+      </w:r>
       <w:r>
         <w:rPr>
           <w:lang w:val="zh_TW" w:bidi="zh_TW"/>
         </w:rPr>
         <w:t>；</w:t>
       </w:r>
-      <w:hyperlink r:id="rId159">
-        <w:r>
-          <w:rPr>
-            <w:lang w:val="zh_TW" w:bidi="zh_TW"/>
-          </w:rPr>
-          <w:rPr>
-            <w:color w:val="0000EE"/>
-            <w:u w:val="single"/>
-          </w:rPr>
-          <w:t>耶9:24，</w:t>
-        </w:r>
-      </w:hyperlink>
-      <w:hyperlink r:id="rId160">
-        <w:r>
-          <w:rPr>
-            <w:lang w:val="zh_TW" w:bidi="zh_TW"/>
-          </w:rPr>
-          <w:rPr>
-            <w:color w:val="0000EE"/>
-            <w:u w:val="single"/>
-          </w:rPr>
-          <w:t>31:33–34</w:t>
-        </w:r>
-      </w:hyperlink>
+      <w:r>
+        <w:rPr>
+          <w:lang w:val="zh_TW" w:bidi="zh_TW"/>
+        </w:rPr>
+        <w:t>耶9:24，</w:t>
+      </w:r>
+      <w:r>
+        <w:rPr>
+          <w:lang w:val="zh_TW" w:bidi="zh_TW"/>
+        </w:rPr>
+        <w:t>31:33–34</w:t>
+      </w:r>
       <w:r>
         <w:rPr>
           <w:lang w:val="zh_TW" w:bidi="zh_TW"/>
         </w:rPr>
         <w:t>；</w:t>
       </w:r>
-      <w:hyperlink r:id="rId161">
-        <w:r>
-          <w:rPr>
-            <w:lang w:val="zh_TW" w:bidi="zh_TW"/>
-          </w:rPr>
-          <w:rPr>
-            <w:color w:val="0000EE"/>
-            <w:u w:val="single"/>
-          </w:rPr>
-          <w:t>何6:3</w:t>
-        </w:r>
-      </w:hyperlink>
+      <w:r>
+        <w:rPr>
+          <w:lang w:val="zh_TW" w:bidi="zh_TW"/>
+        </w:rPr>
+        <w:t>何6:3</w:t>
+      </w:r>
       <w:r>
         <w:rPr>
           <w:lang w:val="zh_TW" w:bidi="zh_TW"/>
         </w:rPr>
         <w:t>、</w:t>
       </w:r>
-      <w:hyperlink r:id="rId162">
-        <w:r>
-          <w:rPr>
-            <w:lang w:val="zh_TW" w:bidi="zh_TW"/>
-          </w:rPr>
-          <w:rPr>
-            <w:color w:val="0000EE"/>
-            <w:u w:val="single"/>
-          </w:rPr>
-          <w:t>6</w:t>
-        </w:r>
-      </w:hyperlink>
+      <w:r>
+        <w:rPr>
+          <w:lang w:val="zh_TW" w:bidi="zh_TW"/>
+        </w:rPr>
+        <w:t>6</w:t>
+      </w:r>
       <w:r>
         <w:rPr>
           <w:lang w:val="zh_TW" w:bidi="zh_TW"/>
         </w:rPr>
         <w:t>；</w:t>
       </w:r>
-      <w:hyperlink r:id="rId163">
-        <w:r>
-          <w:rPr>
-            <w:lang w:val="zh_TW" w:bidi="zh_TW"/>
-          </w:rPr>
-          <w:rPr>
-            <w:color w:val="0000EE"/>
-            <w:u w:val="single"/>
-          </w:rPr>
-          <w:t>約17:3</w:t>
-        </w:r>
-      </w:hyperlink>
+      <w:r>
+        <w:rPr>
+          <w:lang w:val="zh_TW" w:bidi="zh_TW"/>
+        </w:rPr>
+        <w:t>約17:3</w:t>
+      </w:r>
       <w:r>
         <w:rPr>
           <w:lang w:val="zh_TW" w:bidi="zh_TW"/>
         </w:rPr>
         <w:t>；</w:t>
       </w:r>
-      <w:hyperlink r:id="rId164">
-        <w:r>
-          <w:rPr>
-            <w:lang w:val="zh_TW" w:bidi="zh_TW"/>
-          </w:rPr>
-          <w:rPr>
-            <w:color w:val="0000EE"/>
-            <w:u w:val="single"/>
-          </w:rPr>
-          <w:t>腓3:10</w:t>
-        </w:r>
-      </w:hyperlink>
+      <w:r>
+        <w:rPr>
+          <w:lang w:val="zh_TW" w:bidi="zh_TW"/>
+        </w:rPr>
+        <w:t>腓3:10</w:t>
+      </w:r>
       <w:r>
         <w:rPr>
           <w:lang w:val="zh_TW" w:bidi="zh_TW"/>
         </w:rPr>
         <w:t>；</w:t>
       </w:r>
-      <w:hyperlink r:id="rId165">
-        <w:r>
-          <w:rPr>
-            <w:lang w:val="zh_TW" w:bidi="zh_TW"/>
-          </w:rPr>
-          <w:rPr>
-            <w:color w:val="0000EE"/>
-            <w:u w:val="single"/>
-          </w:rPr>
-          <w:t>多1:16</w:t>
-        </w:r>
-      </w:hyperlink>
+      <w:r>
+        <w:rPr>
+          <w:lang w:val="zh_TW" w:bidi="zh_TW"/>
+        </w:rPr>
+        <w:t>多1:16</w:t>
+      </w:r>
       <w:r>
         <w:rPr>
           <w:lang w:val="zh_TW" w:bidi="zh_TW"/>
         </w:rPr>
         <w:t>；</w:t>
       </w:r>
-      <w:hyperlink r:id="rId166">
-        <w:r>
-          <w:rPr>
-            <w:lang w:val="zh_TW" w:bidi="zh_TW"/>
-          </w:rPr>
-          <w:rPr>
-            <w:color w:val="0000EE"/>
-            <w:u w:val="single"/>
-          </w:rPr>
-          <w:t>來8:10–13</w:t>
-        </w:r>
-      </w:hyperlink>
+      <w:r>
+        <w:rPr>
+          <w:lang w:val="zh_TW" w:bidi="zh_TW"/>
+        </w:rPr>
+        <w:t>來8:10–13</w:t>
+      </w:r>
       <w:r>
         <w:rPr>
           <w:lang w:val="zh_TW" w:bidi="zh_TW"/>
         </w:rPr>
         <w:t>；</w:t>
       </w:r>
-      <w:hyperlink r:id="rId167">
-        <w:r>
-          <w:rPr>
-            <w:lang w:val="zh_TW" w:bidi="zh_TW"/>
-          </w:rPr>
-          <w:rPr>
-            <w:color w:val="0000EE"/>
-            <w:u w:val="single"/>
-          </w:rPr>
-          <w:t>約一2:4，</w:t>
-        </w:r>
-      </w:hyperlink>
-      <w:hyperlink r:id="rId168">
-        <w:r>
-          <w:rPr>
-            <w:lang w:val="zh_TW" w:bidi="zh_TW"/>
-          </w:rPr>
-          <w:rPr>
-            <w:color w:val="0000EE"/>
-            <w:u w:val="single"/>
-          </w:rPr>
-          <w:t>4:6</w:t>
-        </w:r>
-      </w:hyperlink>
+      <w:r>
+        <w:rPr>
+          <w:lang w:val="zh_TW" w:bidi="zh_TW"/>
+        </w:rPr>
+        <w:t>約一2:4，</w:t>
+      </w:r>
+      <w:r>
+        <w:rPr>
+          <w:lang w:val="zh_TW" w:bidi="zh_TW"/>
+        </w:rPr>
+        <w:t>4:6</w:t>
+      </w:r>
       <w:r>
         <w:rPr>
           <w:lang w:val="zh_TW" w:bidi="zh_TW"/>
         </w:rPr>
         <w:t>、</w:t>
       </w:r>
-      <w:hyperlink r:id="rId169">
-        <w:r>
-          <w:rPr>
-            <w:lang w:val="zh_TW" w:bidi="zh_TW"/>
-          </w:rPr>
-          <w:rPr>
-            <w:color w:val="0000EE"/>
-            <w:u w:val="single"/>
-          </w:rPr>
-          <w:t>8</w:t>
-        </w:r>
-      </w:hyperlink>
+      <w:r>
+        <w:rPr>
+          <w:lang w:val="zh_TW" w:bidi="zh_TW"/>
+        </w:rPr>
+        <w:t>8</w:t>
+      </w:r>
       <w:r>
         <w:rPr>
           <w:lang w:val="zh_TW" w:bidi="zh_TW"/>
         </w:rPr>
         <w:t>；</w:t>
       </w:r>
-      <w:hyperlink r:id="rId170">
-        <w:r>
-          <w:rPr>
-            <w:lang w:val="zh_TW" w:bidi="zh_TW"/>
-          </w:rPr>
-          <w:rPr>
-            <w:color w:val="0000EE"/>
-            <w:u w:val="single"/>
-          </w:rPr>
-          <w:t>約三1:11</w:t>
-        </w:r>
-      </w:hyperlink>
+      <w:r>
+        <w:rPr>
+          <w:lang w:val="zh_TW" w:bidi="zh_TW"/>
+        </w:rPr>
+        <w:t>約三1:11</w:t>
+      </w:r>
       <w:r>
         <w:rPr>
           <w:lang w:val="zh_TW" w:bidi="zh_TW"/>
